--- a/docs/参与者实验系统使用手册.docx
+++ b/docs/参与者实验系统使用手册.docx
@@ -1,6 +1,6 @@
 
 <file path=word/document.xml><?xml version="1.0" encoding="utf-8"?>
-<w:document xmlns:wpc="http://schemas.microsoft.com/office/word/2010/wordprocessingCanvas" xmlns:cx="http://schemas.microsoft.com/office/drawing/2014/chartex" xmlns:cx1="http://schemas.microsoft.com/office/drawing/2015/9/8/chartex" xmlns:cx2="http://schemas.microsoft.com/office/drawing/2015/10/21/chartex" xmlns:cx3="http://schemas.microsoft.com/office/drawing/2016/5/9/chartex" xmlns:cx4="http://schemas.microsoft.com/office/drawing/2016/5/10/chartex" xmlns:cx5="http://schemas.microsoft.com/office/drawing/2016/5/11/chartex" xmlns:cx6="http://schemas.microsoft.com/office/drawing/2016/5/12/chartex" xmlns:cx7="http://schemas.microsoft.com/office/drawing/2016/5/13/chartex" xmlns:cx8="http://schemas.microsoft.com/office/drawing/2016/5/14/chartex" xmlns:mc="http://schemas.openxmlformats.org/markup-compatibility/2006" xmlns:aink="http://schemas.microsoft.com/office/drawing/2016/ink" xmlns:am3d="http://schemas.microsoft.com/office/drawing/2017/model3d" xmlns:o="urn:schemas-microsoft-com:office:office" xmlns:oel="http://schemas.microsoft.com/office/2019/extlst" xmlns:r="http://schemas.openxmlformats.org/officeDocument/2006/relationships" xmlns:m="http://schemas.openxmlformats.org/officeDocument/2006/math" xmlns:v="urn:schemas-microsoft-com:vml" xmlns:wp14="http://schemas.microsoft.com/office/word/2010/wordprocessingDrawing" xmlns:wp="http://schemas.openxmlformats.org/drawingml/2006/wordprocessingDrawing" xmlns:w10="urn:schemas-microsoft-com:office:word" xmlns:w="http://schemas.openxmlformats.org/wordprocessingml/2006/main" xmlns:w14="http://schemas.microsoft.com/office/word/2010/wordml" xmlns:w15="http://schemas.microsoft.com/office/word/2012/wordml" xmlns:w16cex="http://schemas.microsoft.com/office/word/2018/wordml/cex" xmlns:w16cid="http://schemas.microsoft.com/office/word/2016/wordml/cid" xmlns:w16="http://schemas.microsoft.com/office/word/2018/wordml" xmlns:w16du="http://schemas.microsoft.com/office/word/2023/wordml/word16du" xmlns:w16sdtdh="http://schemas.microsoft.com/office/word/2020/wordml/sdtdatahash" xmlns:w16sdtfl="http://schemas.microsoft.com/office/word/2024/wordml/sdtformatlock" xmlns:w16se="http://schemas.microsoft.com/office/word/2015/wordml/symex" xmlns:wpg="http://schemas.microsoft.com/office/word/2010/wordprocessingGroup" xmlns:wpi="http://schemas.microsoft.com/office/word/2010/wordprocessingInk" xmlns:wne="http://schemas.microsoft.com/office/word/2006/wordml" xmlns:wps="http://schemas.microsoft.com/office/word/2010/wordprocessingShape" mc:Ignorable="w14 w15 w16se w16cid w16 w16cex w16sdtdh w16sdtfl w16du wp14">
+<w:document xmlns:wpc="http://schemas.microsoft.com/office/word/2010/wordprocessingCanvas" xmlns:cx="http://schemas.microsoft.com/office/drawing/2014/chartex" xmlns:cx1="http://schemas.microsoft.com/office/drawing/2015/9/8/chartex" xmlns:cx2="http://schemas.microsoft.com/office/drawing/2015/10/21/chartex" xmlns:cx3="http://schemas.microsoft.com/office/drawing/2016/5/9/chartex" xmlns:cx4="http://schemas.microsoft.com/office/drawing/2016/5/10/chartex" xmlns:cx5="http://schemas.microsoft.com/office/drawing/2016/5/11/chartex" xmlns:cx6="http://schemas.microsoft.com/office/drawing/2016/5/12/chartex" xmlns:cx7="http://schemas.microsoft.com/office/drawing/2016/5/13/chartex" xmlns:cx8="http://schemas.microsoft.com/office/drawing/2016/5/14/chartex" xmlns:mc="http://schemas.openxmlformats.org/markup-compatibility/2006" xmlns:aink="http://schemas.microsoft.com/office/drawing/2016/ink" xmlns:am3d="http://schemas.microsoft.com/office/drawing/2017/model3d" xmlns:o="urn:schemas-microsoft-com:office:office" xmlns:r="http://schemas.openxmlformats.org/officeDocument/2006/relationships" xmlns:m="http://schemas.openxmlformats.org/officeDocument/2006/math" xmlns:v="urn:schemas-microsoft-com:vml" xmlns:wp14="http://schemas.microsoft.com/office/word/2010/wordprocessingDrawing" xmlns:wp="http://schemas.openxmlformats.org/drawingml/2006/wordprocessingDrawing" xmlns:w10="urn:schemas-microsoft-com:office:word" xmlns:w="http://schemas.openxmlformats.org/wordprocessingml/2006/main" xmlns:w14="http://schemas.microsoft.com/office/word/2010/wordml" xmlns:w15="http://schemas.microsoft.com/office/word/2012/wordml" xmlns:w16cex="http://schemas.microsoft.com/office/word/2018/wordml/cex" xmlns:w16cid="http://schemas.microsoft.com/office/word/2016/wordml/cid" xmlns:w16="http://schemas.microsoft.com/office/word/2018/wordml" xmlns:w16sdtdh="http://schemas.microsoft.com/office/word/2020/wordml/sdtdatahash" xmlns:w16se="http://schemas.microsoft.com/office/word/2015/wordml/symex" xmlns:wpg="http://schemas.microsoft.com/office/word/2010/wordprocessingGroup" xmlns:wpi="http://schemas.microsoft.com/office/word/2010/wordprocessingInk" xmlns:wne="http://schemas.microsoft.com/office/word/2006/wordml" xmlns:wps="http://schemas.microsoft.com/office/word/2010/wordprocessingShape" mc:Ignorable="w14 w15 w16se w16cid w16 w16cex w16sdtdh wp14">
   <w:body>
     <w:p>
       <w:pPr>
@@ -8,7 +8,7 @@
         <w:spacing w:before="500" w:after="160"/>
         <w:jc w:val="center"/>
         <w:rPr>
-          <w:rFonts w:ascii="宋体" w:eastAsia="宋体" w:hAnsi="宋体" w:hint="eastAsia"/>
+          <w:rFonts w:ascii="宋体" w:eastAsia="宋体" w:hAnsi="宋体"/>
           <w:lang w:eastAsia="zh-CN"/>
         </w:rPr>
       </w:pPr>
@@ -41,21 +41,72 @@
     <w:p>
       <w:pPr>
         <w:rPr>
+          <w:rFonts w:ascii="宋体" w:eastAsia="宋体" w:hAnsi="宋体"/>
+          <w:lang w:eastAsia="zh-CN"/>
+        </w:rPr>
+      </w:pPr>
+      <w:r>
+        <w:rPr>
+          <w:rFonts w:ascii="宋体" w:eastAsia="宋体" w:hAnsi="宋体"/>
+          <w:sz w:val="21"/>
+          <w:lang w:eastAsia="zh-CN"/>
+        </w:rPr>
+        <w:t>本地部署</w:t>
+      </w:r>
+      <w:proofErr w:type="gramStart"/>
+      <w:r>
+        <w:rPr>
+          <w:rFonts w:ascii="宋体" w:eastAsia="宋体" w:hAnsi="宋体"/>
+          <w:sz w:val="21"/>
+          <w:lang w:eastAsia="zh-CN"/>
+        </w:rPr>
+        <w:t>版当前</w:t>
+      </w:r>
+      <w:proofErr w:type="gramEnd"/>
+      <w:r>
+        <w:rPr>
+          <w:rFonts w:ascii="宋体" w:eastAsia="宋体" w:hAnsi="宋体"/>
+          <w:sz w:val="21"/>
+          <w:lang w:eastAsia="zh-CN"/>
+        </w:rPr>
+        <w:t>流程为：填写姓名和手机号</w:t>
+      </w:r>
+      <w:r>
+        <w:rPr>
+          <w:rFonts w:ascii="宋体" w:eastAsia="宋体" w:hAnsi="宋体"/>
+          <w:sz w:val="21"/>
+          <w:lang w:eastAsia="zh-CN"/>
+        </w:rPr>
+        <w:t xml:space="preserve"> → </w:t>
+      </w:r>
+      <w:r>
+        <w:rPr>
+          <w:rFonts w:ascii="宋体" w:eastAsia="宋体" w:hAnsi="宋体"/>
+          <w:sz w:val="21"/>
+          <w:lang w:eastAsia="zh-CN"/>
+        </w:rPr>
+        <w:t>选择实验模式</w:t>
+      </w:r>
+      <w:r>
+        <w:rPr>
+          <w:rFonts w:ascii="宋体" w:eastAsia="宋体" w:hAnsi="宋体"/>
+          <w:sz w:val="21"/>
+          <w:lang w:eastAsia="zh-CN"/>
+        </w:rPr>
+        <w:t xml:space="preserve"> → </w:t>
+      </w:r>
+      <w:r>
+        <w:rPr>
+          <w:rFonts w:ascii="宋体" w:eastAsia="宋体" w:hAnsi="宋体"/>
+          <w:sz w:val="21"/>
+          <w:lang w:eastAsia="zh-CN"/>
+        </w:rPr>
+        <w:t>完成五轮学习（每轮学习后完成一次</w:t>
+      </w:r>
+      <w:proofErr w:type="gramStart"/>
+      <w:r>
+        <w:rPr>
           <w:rFonts w:ascii="宋体" w:eastAsia="宋体" w:hAnsi="宋体" w:hint="eastAsia"/>
-          <w:lang w:eastAsia="zh-CN"/>
-        </w:rPr>
-      </w:pPr>
-      <w:r>
-        <w:rPr>
-          <w:rFonts w:ascii="宋体" w:eastAsia="宋体" w:hAnsi="宋体"/>
-          <w:sz w:val="21"/>
-          <w:lang w:eastAsia="zh-CN"/>
-        </w:rPr>
-        <w:t>本地部署版当前流程为：填写姓名和手机号 → 选择实验模式 → 完成五轮学习（每轮学习后完成一次</w:t>
-      </w:r>
-      <w:r>
-        <w:rPr>
-          <w:rFonts w:ascii="宋体" w:eastAsia="宋体" w:hAnsi="宋体" w:hint="eastAsia"/>
           <w:sz w:val="21"/>
           <w:lang w:eastAsia="zh-CN"/>
         </w:rPr>
@@ -67,27 +118,100 @@
           <w:sz w:val="21"/>
           <w:lang w:eastAsia="zh-CN"/>
         </w:rPr>
-        <w:t>小后测）→ 完成后测 → 查看完成凭证与历史记录 → 导出 Excel 数据。</w:t>
+        <w:t>小后</w:t>
+      </w:r>
+      <w:proofErr w:type="gramEnd"/>
+      <w:r>
+        <w:rPr>
+          <w:rFonts w:ascii="宋体" w:eastAsia="宋体" w:hAnsi="宋体"/>
+          <w:sz w:val="21"/>
+          <w:lang w:eastAsia="zh-CN"/>
+        </w:rPr>
+        <w:t>测）</w:t>
+      </w:r>
+      <w:r>
+        <w:rPr>
+          <w:rFonts w:ascii="宋体" w:eastAsia="宋体" w:hAnsi="宋体"/>
+          <w:sz w:val="21"/>
+          <w:lang w:eastAsia="zh-CN"/>
+        </w:rPr>
+        <w:t xml:space="preserve">→ </w:t>
+      </w:r>
+      <w:r>
+        <w:rPr>
+          <w:rFonts w:ascii="宋体" w:eastAsia="宋体" w:hAnsi="宋体"/>
+          <w:sz w:val="21"/>
+          <w:lang w:eastAsia="zh-CN"/>
+        </w:rPr>
+        <w:t>完成后测</w:t>
+      </w:r>
+      <w:r>
+        <w:rPr>
+          <w:rFonts w:ascii="宋体" w:eastAsia="宋体" w:hAnsi="宋体"/>
+          <w:sz w:val="21"/>
+          <w:lang w:eastAsia="zh-CN"/>
+        </w:rPr>
+        <w:t xml:space="preserve"> → </w:t>
+      </w:r>
+      <w:r>
+        <w:rPr>
+          <w:rFonts w:ascii="宋体" w:eastAsia="宋体" w:hAnsi="宋体"/>
+          <w:sz w:val="21"/>
+          <w:lang w:eastAsia="zh-CN"/>
+        </w:rPr>
+        <w:t>查看完成凭证与历史记录</w:t>
+      </w:r>
+      <w:r>
+        <w:rPr>
+          <w:rFonts w:ascii="宋体" w:eastAsia="宋体" w:hAnsi="宋体"/>
+          <w:sz w:val="21"/>
+          <w:lang w:eastAsia="zh-CN"/>
+        </w:rPr>
+        <w:t xml:space="preserve"> → </w:t>
+      </w:r>
+      <w:r>
+        <w:rPr>
+          <w:rFonts w:ascii="宋体" w:eastAsia="宋体" w:hAnsi="宋体"/>
+          <w:sz w:val="21"/>
+          <w:lang w:eastAsia="zh-CN"/>
+        </w:rPr>
+        <w:t>导出</w:t>
+      </w:r>
+      <w:r>
+        <w:rPr>
+          <w:rFonts w:ascii="宋体" w:eastAsia="宋体" w:hAnsi="宋体"/>
+          <w:sz w:val="21"/>
+          <w:lang w:eastAsia="zh-CN"/>
+        </w:rPr>
+        <w:t xml:space="preserve"> Excel </w:t>
+      </w:r>
+      <w:r>
+        <w:rPr>
+          <w:rFonts w:ascii="宋体" w:eastAsia="宋体" w:hAnsi="宋体"/>
+          <w:sz w:val="21"/>
+          <w:lang w:eastAsia="zh-CN"/>
+        </w:rPr>
+        <w:t>数据。</w:t>
       </w:r>
     </w:p>
     <w:p>
       <w:pPr>
         <w:rPr>
+          <w:rFonts w:ascii="宋体" w:eastAsia="宋体" w:hAnsi="宋体"/>
+          <w:lang w:eastAsia="zh-CN"/>
+        </w:rPr>
+      </w:pPr>
+      <w:r>
+        <w:rPr>
+          <w:rFonts w:ascii="宋体" w:eastAsia="宋体" w:hAnsi="宋体"/>
+          <w:sz w:val="21"/>
+          <w:lang w:eastAsia="zh-CN"/>
+        </w:rPr>
+        <w:t>请根据实验组织者提供的分组信息选择模式。模式确认后，本次实验不能更换模式</w:t>
+      </w:r>
+      <w:r>
+        <w:rPr>
           <w:rFonts w:ascii="宋体" w:eastAsia="宋体" w:hAnsi="宋体" w:hint="eastAsia"/>
-          <w:lang w:eastAsia="zh-CN"/>
-        </w:rPr>
-      </w:pPr>
-      <w:r>
-        <w:rPr>
-          <w:rFonts w:ascii="宋体" w:eastAsia="宋体" w:hAnsi="宋体"/>
-          <w:sz w:val="21"/>
-          <w:lang w:eastAsia="zh-CN"/>
-        </w:rPr>
-        <w:t>请根据实验组织者提供的分组信息选择模式。模式确认后，本次实验不能更换模式</w:t>
-      </w:r>
-      <w:r>
-        <w:rPr>
-          <w:rFonts w:ascii="宋体" w:eastAsia="宋体" w:hAnsi="宋体" w:hint="eastAsia"/>
           <w:sz w:val="21"/>
           <w:lang w:eastAsia="zh-CN"/>
         </w:rPr>
@@ -99,14 +223,95 @@
           <w:sz w:val="21"/>
           <w:lang w:eastAsia="zh-CN"/>
         </w:rPr>
-        <w:t>。Basic Tutor 和 Full Tutor 每轮还需要选择一种辅导方式：逐步讲解或启发研讨；Direct LLM 和无 AI 对照按各自页面操作。</w:t>
-      </w:r>
-      <w:r>
-        <w:rPr>
-          <w:rFonts w:ascii="宋体" w:eastAsia="宋体" w:hAnsi="宋体"/>
-          <w:lang w:eastAsia="zh-CN"/>
-        </w:rPr>
-        <w:t xml:space="preserve"> 本手册配图使用虚构参与者和示例学习内容，仅用于界面说明。</w:t>
+        <w:t>。</w:t>
+      </w:r>
+      <w:r>
+        <w:rPr>
+          <w:rFonts w:ascii="宋体" w:eastAsia="宋体" w:hAnsi="宋体"/>
+          <w:sz w:val="21"/>
+          <w:lang w:eastAsia="zh-CN"/>
+        </w:rPr>
+        <w:t xml:space="preserve">Basic Tutor </w:t>
+      </w:r>
+      <w:r>
+        <w:rPr>
+          <w:rFonts w:ascii="宋体" w:eastAsia="宋体" w:hAnsi="宋体"/>
+          <w:sz w:val="21"/>
+          <w:lang w:eastAsia="zh-CN"/>
+        </w:rPr>
+        <w:t>和</w:t>
+      </w:r>
+      <w:r>
+        <w:rPr>
+          <w:rFonts w:ascii="宋体" w:eastAsia="宋体" w:hAnsi="宋体"/>
+          <w:sz w:val="21"/>
+          <w:lang w:eastAsia="zh-CN"/>
+        </w:rPr>
+        <w:t xml:space="preserve"> Full Tutor </w:t>
+      </w:r>
+      <w:r>
+        <w:rPr>
+          <w:rFonts w:ascii="宋体" w:eastAsia="宋体" w:hAnsi="宋体"/>
+          <w:sz w:val="21"/>
+          <w:lang w:eastAsia="zh-CN"/>
+        </w:rPr>
+        <w:t>每轮还需要选择一种辅导方式：逐步讲解或启发研讨；</w:t>
+      </w:r>
+      <w:r>
+        <w:rPr>
+          <w:rFonts w:ascii="宋体" w:eastAsia="宋体" w:hAnsi="宋体"/>
+          <w:sz w:val="21"/>
+          <w:lang w:eastAsia="zh-CN"/>
+        </w:rPr>
+        <w:t xml:space="preserve">Direct LLM </w:t>
+      </w:r>
+      <w:r>
+        <w:rPr>
+          <w:rFonts w:ascii="宋体" w:eastAsia="宋体" w:hAnsi="宋体"/>
+          <w:sz w:val="21"/>
+          <w:lang w:eastAsia="zh-CN"/>
+        </w:rPr>
+        <w:t>和无</w:t>
+      </w:r>
+      <w:r>
+        <w:rPr>
+          <w:rFonts w:ascii="宋体" w:eastAsia="宋体" w:hAnsi="宋体"/>
+          <w:sz w:val="21"/>
+          <w:lang w:eastAsia="zh-CN"/>
+        </w:rPr>
+        <w:t xml:space="preserve"> AI </w:t>
+      </w:r>
+      <w:proofErr w:type="gramStart"/>
+      <w:r>
+        <w:rPr>
+          <w:rFonts w:ascii="宋体" w:eastAsia="宋体" w:hAnsi="宋体"/>
+          <w:sz w:val="21"/>
+          <w:lang w:eastAsia="zh-CN"/>
+        </w:rPr>
+        <w:t>对照按</w:t>
+      </w:r>
+      <w:proofErr w:type="gramEnd"/>
+      <w:r>
+        <w:rPr>
+          <w:rFonts w:ascii="宋体" w:eastAsia="宋体" w:hAnsi="宋体"/>
+          <w:sz w:val="21"/>
+          <w:lang w:eastAsia="zh-CN"/>
+        </w:rPr>
+        <w:t>各自页面操作。</w:t>
+      </w:r>
+      <w:r>
+        <w:rPr>
+          <w:rFonts w:ascii="宋体" w:eastAsia="宋体" w:hAnsi="宋体"/>
+          <w:lang w:eastAsia="zh-CN"/>
+        </w:rPr>
+        <w:t xml:space="preserve"> </w:t>
+      </w:r>
+      <w:r>
+        <w:rPr>
+          <w:rFonts w:ascii="宋体" w:eastAsia="宋体" w:hAnsi="宋体"/>
+          <w:lang w:eastAsia="zh-CN"/>
+        </w:rPr>
+        <w:t>本手册配图使用虚构参与者和示例学习内容，仅用于界面说明。</w:t>
       </w:r>
     </w:p>
     <w:p>
@@ -115,16 +320,30 @@
         <w:keepLines/>
         <w:spacing w:before="140" w:after="220"/>
         <w:rPr>
-          <w:rFonts w:ascii="宋体" w:eastAsia="宋体" w:hAnsi="宋体" w:hint="eastAsia"/>
-          <w:lang w:eastAsia="zh-CN"/>
-        </w:rPr>
-      </w:pPr>
-      <w:r>
-        <w:rPr>
-          <w:rFonts w:ascii="宋体" w:eastAsia="宋体" w:hAnsi="宋体"/>
-          <w:lang w:eastAsia="zh-CN"/>
-        </w:rPr>
-        <w:t>图 1　实验完整流程</w:t>
+          <w:rFonts w:ascii="宋体" w:eastAsia="宋体" w:hAnsi="宋体"/>
+          <w:lang w:eastAsia="zh-CN"/>
+        </w:rPr>
+      </w:pPr>
+      <w:r>
+        <w:rPr>
+          <w:rFonts w:ascii="宋体" w:eastAsia="宋体" w:hAnsi="宋体"/>
+          <w:lang w:eastAsia="zh-CN"/>
+        </w:rPr>
+        <w:t>图</w:t>
+      </w:r>
+      <w:r>
+        <w:rPr>
+          <w:rFonts w:ascii="宋体" w:eastAsia="宋体" w:hAnsi="宋体"/>
+          <w:lang w:eastAsia="zh-CN"/>
+        </w:rPr>
+        <w:t xml:space="preserve"> 1</w:t>
+      </w:r>
+      <w:r>
+        <w:rPr>
+          <w:rFonts w:ascii="宋体" w:eastAsia="宋体" w:hAnsi="宋体"/>
+          <w:lang w:eastAsia="zh-CN"/>
+        </w:rPr>
+        <w:t xml:space="preserve">　实验完整流程</w:t>
       </w:r>
     </w:p>
     <w:p>
@@ -134,7 +353,7 @@
         <w:ind w:left="259"/>
         <w:jc w:val="center"/>
         <w:rPr>
-          <w:rFonts w:ascii="宋体" w:eastAsia="宋体" w:hAnsi="宋体" w:hint="eastAsia"/>
+          <w:rFonts w:ascii="宋体" w:eastAsia="宋体" w:hAnsi="宋体"/>
           <w:lang w:eastAsia="zh-CN"/>
         </w:rPr>
       </w:pPr>
@@ -201,17 +420,57 @@
         <w:spacing w:after="80"/>
         <w:ind w:left="389" w:hanging="317"/>
         <w:rPr>
-          <w:rFonts w:ascii="宋体" w:eastAsia="宋体" w:hAnsi="宋体" w:hint="eastAsia"/>
-          <w:lang w:eastAsia="zh-CN"/>
-        </w:rPr>
-      </w:pPr>
-      <w:r>
-        <w:rPr>
-          <w:rFonts w:ascii="宋体" w:eastAsia="宋体" w:hAnsi="宋体"/>
-          <w:sz w:val="21"/>
-          <w:lang w:eastAsia="zh-CN"/>
-        </w:rPr>
-        <w:t>1. 打开实验组织者提供的系统地址，进入“开始实验”页面。</w:t>
+          <w:rFonts w:ascii="宋体" w:eastAsia="宋体" w:hAnsi="宋体"/>
+          <w:lang w:eastAsia="zh-CN"/>
+        </w:rPr>
+      </w:pPr>
+      <w:r>
+        <w:rPr>
+          <w:rFonts w:ascii="宋体" w:eastAsia="宋体" w:hAnsi="宋体"/>
+          <w:sz w:val="21"/>
+          <w:lang w:eastAsia="zh-CN"/>
+        </w:rPr>
+        <w:t xml:space="preserve">1. </w:t>
+      </w:r>
+      <w:r>
+        <w:rPr>
+          <w:rFonts w:ascii="宋体" w:eastAsia="宋体" w:hAnsi="宋体"/>
+          <w:sz w:val="21"/>
+          <w:lang w:eastAsia="zh-CN"/>
+        </w:rPr>
+        <w:t>打开实验组织者提供的系统地址，进入</w:t>
+      </w:r>
+      <w:r>
+        <w:rPr>
+          <w:rFonts w:ascii="宋体" w:eastAsia="宋体" w:hAnsi="宋体"/>
+          <w:sz w:val="21"/>
+          <w:lang w:eastAsia="zh-CN"/>
+        </w:rPr>
+        <w:t>“</w:t>
+      </w:r>
+      <w:r>
+        <w:rPr>
+          <w:rFonts w:ascii="宋体" w:eastAsia="宋体" w:hAnsi="宋体"/>
+          <w:sz w:val="21"/>
+          <w:lang w:eastAsia="zh-CN"/>
+        </w:rPr>
+        <w:t>开始实验</w:t>
+      </w:r>
+      <w:r>
+        <w:rPr>
+          <w:rFonts w:ascii="宋体" w:eastAsia="宋体" w:hAnsi="宋体"/>
+          <w:sz w:val="21"/>
+          <w:lang w:eastAsia="zh-CN"/>
+        </w:rPr>
+        <w:t>”</w:t>
+      </w:r>
+      <w:r>
+        <w:rPr>
+          <w:rFonts w:ascii="宋体" w:eastAsia="宋体" w:hAnsi="宋体"/>
+          <w:sz w:val="21"/>
+          <w:lang w:eastAsia="zh-CN"/>
+        </w:rPr>
+        <w:t>页面。</w:t>
       </w:r>
     </w:p>
     <w:p>
@@ -219,17 +478,43 @@
         <w:spacing w:after="80"/>
         <w:ind w:left="389" w:hanging="317"/>
         <w:rPr>
-          <w:rFonts w:ascii="宋体" w:eastAsia="宋体" w:hAnsi="宋体" w:hint="eastAsia"/>
-          <w:lang w:eastAsia="zh-CN"/>
-        </w:rPr>
-      </w:pPr>
-      <w:r>
-        <w:rPr>
-          <w:rFonts w:ascii="宋体" w:eastAsia="宋体" w:hAnsi="宋体"/>
-          <w:sz w:val="21"/>
-          <w:lang w:eastAsia="zh-CN"/>
-        </w:rPr>
-        <w:t>2. 输入姓名和手机号。手机号需填写有效的中国大陆手机号。</w:t>
+          <w:rFonts w:ascii="宋体" w:eastAsia="宋体" w:hAnsi="宋体"/>
+          <w:lang w:eastAsia="zh-CN"/>
+        </w:rPr>
+      </w:pPr>
+      <w:r>
+        <w:rPr>
+          <w:rFonts w:ascii="宋体" w:eastAsia="宋体" w:hAnsi="宋体"/>
+          <w:sz w:val="21"/>
+          <w:lang w:eastAsia="zh-CN"/>
+        </w:rPr>
+        <w:t xml:space="preserve">2. </w:t>
+      </w:r>
+      <w:r>
+        <w:rPr>
+          <w:rFonts w:ascii="宋体" w:eastAsia="宋体" w:hAnsi="宋体"/>
+          <w:sz w:val="21"/>
+          <w:lang w:eastAsia="zh-CN"/>
+        </w:rPr>
+        <w:t>输入姓名和手机号。</w:t>
+      </w:r>
+      <w:proofErr w:type="gramStart"/>
+      <w:r>
+        <w:rPr>
+          <w:rFonts w:ascii="宋体" w:eastAsia="宋体" w:hAnsi="宋体"/>
+          <w:sz w:val="21"/>
+          <w:lang w:eastAsia="zh-CN"/>
+        </w:rPr>
+        <w:t>手机号需填写</w:t>
+      </w:r>
+      <w:proofErr w:type="gramEnd"/>
+      <w:r>
+        <w:rPr>
+          <w:rFonts w:ascii="宋体" w:eastAsia="宋体" w:hAnsi="宋体"/>
+          <w:sz w:val="21"/>
+          <w:lang w:eastAsia="zh-CN"/>
+        </w:rPr>
+        <w:t>有效的中国大陆手机号。</w:t>
       </w:r>
     </w:p>
     <w:p>
@@ -237,17 +522,89 @@
         <w:spacing w:after="80"/>
         <w:ind w:left="389" w:hanging="317"/>
         <w:rPr>
-          <w:rFonts w:ascii="宋体" w:eastAsia="宋体" w:hAnsi="宋体" w:hint="eastAsia"/>
-          <w:lang w:eastAsia="zh-CN"/>
-        </w:rPr>
-      </w:pPr>
-      <w:r>
-        <w:rPr>
-          <w:rFonts w:ascii="宋体" w:eastAsia="宋体" w:hAnsi="宋体"/>
-          <w:sz w:val="21"/>
-          <w:lang w:eastAsia="zh-CN"/>
-        </w:rPr>
-        <w:t>3. 点击“开始或继续实验”进入实验；如果要查看此前完成的记录，点击“查看历史记录”。</w:t>
+          <w:rFonts w:ascii="宋体" w:eastAsia="宋体" w:hAnsi="宋体"/>
+          <w:lang w:eastAsia="zh-CN"/>
+        </w:rPr>
+      </w:pPr>
+      <w:r>
+        <w:rPr>
+          <w:rFonts w:ascii="宋体" w:eastAsia="宋体" w:hAnsi="宋体"/>
+          <w:sz w:val="21"/>
+          <w:lang w:eastAsia="zh-CN"/>
+        </w:rPr>
+        <w:t xml:space="preserve">3. </w:t>
+      </w:r>
+      <w:r>
+        <w:rPr>
+          <w:rFonts w:ascii="宋体" w:eastAsia="宋体" w:hAnsi="宋体"/>
+          <w:sz w:val="21"/>
+          <w:lang w:eastAsia="zh-CN"/>
+        </w:rPr>
+        <w:t>点击</w:t>
+      </w:r>
+      <w:r>
+        <w:rPr>
+          <w:rFonts w:ascii="宋体" w:eastAsia="宋体" w:hAnsi="宋体"/>
+          <w:sz w:val="21"/>
+          <w:lang w:eastAsia="zh-CN"/>
+        </w:rPr>
+        <w:t>“</w:t>
+      </w:r>
+      <w:r>
+        <w:rPr>
+          <w:rFonts w:ascii="宋体" w:eastAsia="宋体" w:hAnsi="宋体"/>
+          <w:sz w:val="21"/>
+          <w:lang w:eastAsia="zh-CN"/>
+        </w:rPr>
+        <w:t>开始或继续实验</w:t>
+      </w:r>
+      <w:r>
+        <w:rPr>
+          <w:rFonts w:ascii="宋体" w:eastAsia="宋体" w:hAnsi="宋体"/>
+          <w:sz w:val="21"/>
+          <w:lang w:eastAsia="zh-CN"/>
+        </w:rPr>
+        <w:t>”</w:t>
+      </w:r>
+      <w:r>
+        <w:rPr>
+          <w:rFonts w:ascii="宋体" w:eastAsia="宋体" w:hAnsi="宋体"/>
+          <w:sz w:val="21"/>
+          <w:lang w:eastAsia="zh-CN"/>
+        </w:rPr>
+        <w:t>进入实验；如果要查看此前完成的记录，点击</w:t>
+      </w:r>
+      <w:r>
+        <w:rPr>
+          <w:rFonts w:ascii="宋体" w:eastAsia="宋体" w:hAnsi="宋体"/>
+          <w:sz w:val="21"/>
+          <w:lang w:eastAsia="zh-CN"/>
+        </w:rPr>
+        <w:t>“</w:t>
+      </w:r>
+      <w:r>
+        <w:rPr>
+          <w:rFonts w:ascii="宋体" w:eastAsia="宋体" w:hAnsi="宋体"/>
+          <w:sz w:val="21"/>
+          <w:lang w:eastAsia="zh-CN"/>
+        </w:rPr>
+        <w:t>查看历史记录</w:t>
+      </w:r>
+      <w:r>
+        <w:rPr>
+          <w:rFonts w:ascii="宋体" w:eastAsia="宋体" w:hAnsi="宋体"/>
+          <w:sz w:val="21"/>
+          <w:lang w:eastAsia="zh-CN"/>
+        </w:rPr>
+        <w:t>”</w:t>
+      </w:r>
+      <w:r>
+        <w:rPr>
+          <w:rFonts w:ascii="宋体" w:eastAsia="宋体" w:hAnsi="宋体"/>
+          <w:sz w:val="21"/>
+          <w:lang w:eastAsia="zh-CN"/>
+        </w:rPr>
+        <w:t>。</w:t>
       </w:r>
     </w:p>
     <w:p>
@@ -255,33 +612,59 @@
         <w:spacing w:after="80"/>
         <w:ind w:left="389" w:hanging="317"/>
         <w:rPr>
-          <w:rFonts w:ascii="宋体" w:eastAsia="宋体" w:hAnsi="宋体" w:hint="eastAsia"/>
-          <w:lang w:eastAsia="zh-CN"/>
-        </w:rPr>
-      </w:pPr>
-      <w:r>
-        <w:rPr>
-          <w:rFonts w:ascii="宋体" w:eastAsia="宋体" w:hAnsi="宋体"/>
-          <w:sz w:val="21"/>
-          <w:lang w:eastAsia="zh-CN"/>
-        </w:rPr>
-        <w:t>4. 再次进入系统或查看历史记录时，请使用同一姓名和手机号，以便系统找到对应的参与者记录。</w:t>
+          <w:rFonts w:ascii="宋体" w:eastAsia="宋体" w:hAnsi="宋体"/>
+          <w:lang w:eastAsia="zh-CN"/>
+        </w:rPr>
+      </w:pPr>
+      <w:r>
+        <w:rPr>
+          <w:rFonts w:ascii="宋体" w:eastAsia="宋体" w:hAnsi="宋体"/>
+          <w:sz w:val="21"/>
+          <w:lang w:eastAsia="zh-CN"/>
+        </w:rPr>
+        <w:t xml:space="preserve">4. </w:t>
+      </w:r>
+      <w:r>
+        <w:rPr>
+          <w:rFonts w:ascii="宋体" w:eastAsia="宋体" w:hAnsi="宋体"/>
+          <w:sz w:val="21"/>
+          <w:lang w:eastAsia="zh-CN"/>
+        </w:rPr>
+        <w:t>再次进入系统或查看历史记录时，请使用同一姓名和手机号，以便系统找到对应的参与者记录。</w:t>
       </w:r>
     </w:p>
     <w:p>
       <w:pPr>
         <w:rPr>
-          <w:rFonts w:ascii="宋体" w:eastAsia="宋体" w:hAnsi="宋体" w:hint="eastAsia"/>
-          <w:lang w:eastAsia="zh-CN"/>
-        </w:rPr>
-      </w:pPr>
-      <w:r>
-        <w:rPr>
-          <w:rFonts w:ascii="宋体" w:eastAsia="宋体" w:hAnsi="宋体"/>
-          <w:sz w:val="21"/>
-          <w:lang w:eastAsia="zh-CN"/>
-        </w:rPr>
-        <w:t>姓名和手机号用于区分实验记录，请按实验组织者的要求填写。页面不要求创建账号或设置密码。</w:t>
+          <w:rFonts w:ascii="宋体" w:eastAsia="宋体" w:hAnsi="宋体"/>
+          <w:lang w:eastAsia="zh-CN"/>
+        </w:rPr>
+      </w:pPr>
+      <w:r>
+        <w:rPr>
+          <w:rFonts w:ascii="宋体" w:eastAsia="宋体" w:hAnsi="宋体"/>
+          <w:sz w:val="21"/>
+          <w:lang w:eastAsia="zh-CN"/>
+        </w:rPr>
+        <w:t>姓名和手机</w:t>
+      </w:r>
+      <w:proofErr w:type="gramStart"/>
+      <w:r>
+        <w:rPr>
+          <w:rFonts w:ascii="宋体" w:eastAsia="宋体" w:hAnsi="宋体"/>
+          <w:sz w:val="21"/>
+          <w:lang w:eastAsia="zh-CN"/>
+        </w:rPr>
+        <w:t>号用于</w:t>
+      </w:r>
+      <w:proofErr w:type="gramEnd"/>
+      <w:r>
+        <w:rPr>
+          <w:rFonts w:ascii="宋体" w:eastAsia="宋体" w:hAnsi="宋体"/>
+          <w:sz w:val="21"/>
+          <w:lang w:eastAsia="zh-CN"/>
+        </w:rPr>
+        <w:t>区分实验记录，请按实验组织者的要求填写。页面不要求创建账号或设置密码。</w:t>
       </w:r>
     </w:p>
     <w:p>
@@ -290,16 +673,37 @@
         <w:keepLines/>
         <w:spacing w:before="140" w:after="220"/>
         <w:rPr>
-          <w:rFonts w:ascii="宋体" w:eastAsia="宋体" w:hAnsi="宋体" w:hint="eastAsia"/>
-          <w:lang w:eastAsia="zh-CN"/>
-        </w:rPr>
-      </w:pPr>
-      <w:r>
-        <w:rPr>
-          <w:rFonts w:ascii="宋体" w:eastAsia="宋体" w:hAnsi="宋体"/>
-          <w:lang w:eastAsia="zh-CN"/>
-        </w:rPr>
-        <w:t>图 2　输入姓名和手机号</w:t>
+          <w:rFonts w:ascii="宋体" w:eastAsia="宋体" w:hAnsi="宋体"/>
+          <w:lang w:eastAsia="zh-CN"/>
+        </w:rPr>
+      </w:pPr>
+      <w:r>
+        <w:rPr>
+          <w:rFonts w:ascii="宋体" w:eastAsia="宋体" w:hAnsi="宋体"/>
+          <w:lang w:eastAsia="zh-CN"/>
+        </w:rPr>
+        <w:t>图</w:t>
+      </w:r>
+      <w:r>
+        <w:rPr>
+          <w:rFonts w:ascii="宋体" w:eastAsia="宋体" w:hAnsi="宋体"/>
+          <w:lang w:eastAsia="zh-CN"/>
+        </w:rPr>
+        <w:t xml:space="preserve"> 2</w:t>
+      </w:r>
+      <w:r>
+        <w:rPr>
+          <w:rFonts w:ascii="宋体" w:eastAsia="宋体" w:hAnsi="宋体"/>
+          <w:lang w:eastAsia="zh-CN"/>
+        </w:rPr>
+        <w:t xml:space="preserve">　</w:t>
+      </w:r>
+      <w:r>
+        <w:rPr>
+          <w:rFonts w:ascii="宋体" w:eastAsia="宋体" w:hAnsi="宋体"/>
+          <w:lang w:eastAsia="zh-CN"/>
+        </w:rPr>
+        <w:t>输入姓名和手机号</w:t>
       </w:r>
     </w:p>
     <w:p>
@@ -308,7 +712,7 @@
         <w:spacing w:after="180"/>
         <w:ind w:left="259"/>
         <w:rPr>
-          <w:rFonts w:ascii="宋体" w:eastAsia="宋体" w:hAnsi="宋体" w:hint="eastAsia"/>
+          <w:rFonts w:ascii="宋体" w:eastAsia="宋体" w:hAnsi="宋体"/>
           <w:lang w:eastAsia="zh-CN"/>
         </w:rPr>
       </w:pPr>
@@ -374,7 +778,7 @@
     <w:p>
       <w:pPr>
         <w:rPr>
-          <w:rFonts w:ascii="宋体" w:eastAsia="宋体" w:hAnsi="宋体" w:hint="eastAsia"/>
+          <w:rFonts w:ascii="宋体" w:eastAsia="宋体" w:hAnsi="宋体"/>
           <w:lang w:eastAsia="zh-CN"/>
         </w:rPr>
       </w:pPr>
@@ -426,7 +830,7 @@
             <w:pPr>
               <w:spacing w:after="20"/>
               <w:rPr>
-                <w:rFonts w:ascii="宋体" w:eastAsia="宋体" w:hAnsi="宋体" w:hint="eastAsia"/>
+                <w:rFonts w:ascii="宋体" w:eastAsia="宋体" w:hAnsi="宋体"/>
               </w:rPr>
             </w:pPr>
             <w:proofErr w:type="spellStart"/>
@@ -458,7 +862,7 @@
             <w:pPr>
               <w:spacing w:after="20"/>
               <w:rPr>
-                <w:rFonts w:ascii="宋体" w:eastAsia="宋体" w:hAnsi="宋体" w:hint="eastAsia"/>
+                <w:rFonts w:ascii="宋体" w:eastAsia="宋体" w:hAnsi="宋体"/>
               </w:rPr>
             </w:pPr>
             <w:proofErr w:type="spellStart"/>
@@ -495,7 +899,7 @@
             <w:pPr>
               <w:spacing w:after="20"/>
               <w:rPr>
-                <w:rFonts w:ascii="宋体" w:eastAsia="宋体" w:hAnsi="宋体" w:hint="eastAsia"/>
+                <w:rFonts w:ascii="宋体" w:eastAsia="宋体" w:hAnsi="宋体"/>
               </w:rPr>
             </w:pPr>
             <w:r>
@@ -523,7 +927,7 @@
             <w:pPr>
               <w:spacing w:after="20"/>
               <w:rPr>
-                <w:rFonts w:ascii="宋体" w:eastAsia="宋体" w:hAnsi="宋体" w:hint="eastAsia"/>
+                <w:rFonts w:ascii="宋体" w:eastAsia="宋体" w:hAnsi="宋体"/>
                 <w:lang w:eastAsia="zh-CN"/>
               </w:rPr>
             </w:pPr>
@@ -558,7 +962,7 @@
             <w:pPr>
               <w:spacing w:after="20"/>
               <w:rPr>
-                <w:rFonts w:ascii="宋体" w:eastAsia="宋体" w:hAnsi="宋体" w:hint="eastAsia"/>
+                <w:rFonts w:ascii="宋体" w:eastAsia="宋体" w:hAnsi="宋体"/>
               </w:rPr>
             </w:pPr>
             <w:r>
@@ -586,7 +990,7 @@
             <w:pPr>
               <w:spacing w:after="20"/>
               <w:rPr>
-                <w:rFonts w:ascii="宋体" w:eastAsia="宋体" w:hAnsi="宋体" w:hint="eastAsia"/>
+                <w:rFonts w:ascii="宋体" w:eastAsia="宋体" w:hAnsi="宋体"/>
                 <w:lang w:eastAsia="zh-CN"/>
               </w:rPr>
             </w:pPr>
@@ -596,7 +1000,15 @@
                 <w:sz w:val="20"/>
                 <w:lang w:eastAsia="zh-CN"/>
               </w:rPr>
-              <w:t>Tutor 根据本轮学习过程调整讲解细致程度。</w:t>
+              <w:t xml:space="preserve">Tutor </w:t>
+            </w:r>
+            <w:r>
+              <w:rPr>
+                <w:rFonts w:ascii="宋体" w:eastAsia="宋体" w:hAnsi="宋体"/>
+                <w:sz w:val="20"/>
+                <w:lang w:eastAsia="zh-CN"/>
+              </w:rPr>
+              <w:t>根据本轮学习过程调整讲解细致程度。</w:t>
             </w:r>
           </w:p>
         </w:tc>
@@ -621,7 +1033,7 @@
             <w:pPr>
               <w:spacing w:after="20"/>
               <w:rPr>
-                <w:rFonts w:ascii="宋体" w:eastAsia="宋体" w:hAnsi="宋体" w:hint="eastAsia"/>
+                <w:rFonts w:ascii="宋体" w:eastAsia="宋体" w:hAnsi="宋体"/>
               </w:rPr>
             </w:pPr>
             <w:r>
@@ -649,7 +1061,7 @@
             <w:pPr>
               <w:spacing w:after="20"/>
               <w:rPr>
-                <w:rFonts w:ascii="宋体" w:eastAsia="宋体" w:hAnsi="宋体" w:hint="eastAsia"/>
+                <w:rFonts w:ascii="宋体" w:eastAsia="宋体" w:hAnsi="宋体"/>
                 <w:lang w:eastAsia="zh-CN"/>
               </w:rPr>
             </w:pPr>
@@ -659,7 +1071,15 @@
                 <w:sz w:val="20"/>
                 <w:lang w:eastAsia="zh-CN"/>
               </w:rPr>
-              <w:t>Tutor 从第二轮起还会结合此前轮次的结构化学习状态。</w:t>
+              <w:t xml:space="preserve">Tutor </w:t>
+            </w:r>
+            <w:r>
+              <w:rPr>
+                <w:rFonts w:ascii="宋体" w:eastAsia="宋体" w:hAnsi="宋体"/>
+                <w:sz w:val="20"/>
+                <w:lang w:eastAsia="zh-CN"/>
+              </w:rPr>
+              <w:t>从第二轮起还会结合此前轮次的结构化学习状态。</w:t>
             </w:r>
           </w:p>
         </w:tc>
@@ -684,7 +1104,7 @@
             <w:pPr>
               <w:spacing w:after="20"/>
               <w:rPr>
-                <w:rFonts w:ascii="宋体" w:eastAsia="宋体" w:hAnsi="宋体" w:hint="eastAsia"/>
+                <w:rFonts w:ascii="宋体" w:eastAsia="宋体" w:hAnsi="宋体"/>
               </w:rPr>
             </w:pPr>
             <w:r>
@@ -692,7 +1112,14 @@
                 <w:rFonts w:ascii="宋体" w:eastAsia="宋体" w:hAnsi="宋体"/>
                 <w:sz w:val="20"/>
               </w:rPr>
-              <w:t xml:space="preserve">无 AI </w:t>
+              <w:t>无</w:t>
+            </w:r>
+            <w:r>
+              <w:rPr>
+                <w:rFonts w:ascii="宋体" w:eastAsia="宋体" w:hAnsi="宋体"/>
+                <w:sz w:val="20"/>
+              </w:rPr>
+              <w:t xml:space="preserve"> AI </w:t>
             </w:r>
             <w:proofErr w:type="spellStart"/>
             <w:r>
@@ -721,7 +1148,7 @@
             <w:pPr>
               <w:spacing w:after="20"/>
               <w:rPr>
-                <w:rFonts w:ascii="宋体" w:eastAsia="宋体" w:hAnsi="宋体" w:hint="eastAsia"/>
+                <w:rFonts w:ascii="宋体" w:eastAsia="宋体" w:hAnsi="宋体"/>
                 <w:lang w:eastAsia="zh-CN"/>
               </w:rPr>
             </w:pPr>
@@ -741,7 +1168,7 @@
       <w:pPr>
         <w:spacing w:after="20"/>
         <w:rPr>
-          <w:rFonts w:ascii="宋体" w:eastAsia="宋体" w:hAnsi="宋体" w:hint="eastAsia"/>
+          <w:rFonts w:ascii="宋体" w:eastAsia="宋体" w:hAnsi="宋体"/>
           <w:lang w:eastAsia="zh-CN"/>
         </w:rPr>
       </w:pPr>
@@ -749,7 +1176,7 @@
     <w:p>
       <w:pPr>
         <w:rPr>
-          <w:rFonts w:ascii="宋体" w:eastAsia="宋体" w:hAnsi="宋体" w:hint="eastAsia"/>
+          <w:rFonts w:ascii="宋体" w:eastAsia="宋体" w:hAnsi="宋体"/>
           <w:lang w:eastAsia="zh-CN"/>
         </w:rPr>
       </w:pPr>
@@ -784,16 +1211,30 @@
         <w:keepLines/>
         <w:spacing w:before="140" w:after="220"/>
         <w:rPr>
-          <w:rFonts w:ascii="宋体" w:eastAsia="宋体" w:hAnsi="宋体" w:hint="eastAsia"/>
-          <w:lang w:eastAsia="zh-CN"/>
-        </w:rPr>
-      </w:pPr>
-      <w:r>
-        <w:rPr>
-          <w:rFonts w:ascii="宋体" w:eastAsia="宋体" w:hAnsi="宋体"/>
-          <w:lang w:eastAsia="zh-CN"/>
-        </w:rPr>
-        <w:t>图 3　选择实验模式</w:t>
+          <w:rFonts w:ascii="宋体" w:eastAsia="宋体" w:hAnsi="宋体"/>
+          <w:lang w:eastAsia="zh-CN"/>
+        </w:rPr>
+      </w:pPr>
+      <w:r>
+        <w:rPr>
+          <w:rFonts w:ascii="宋体" w:eastAsia="宋体" w:hAnsi="宋体"/>
+          <w:lang w:eastAsia="zh-CN"/>
+        </w:rPr>
+        <w:t>图</w:t>
+      </w:r>
+      <w:r>
+        <w:rPr>
+          <w:rFonts w:ascii="宋体" w:eastAsia="宋体" w:hAnsi="宋体"/>
+          <w:lang w:eastAsia="zh-CN"/>
+        </w:rPr>
+        <w:t xml:space="preserve"> 3</w:t>
+      </w:r>
+      <w:r>
+        <w:rPr>
+          <w:rFonts w:ascii="宋体" w:eastAsia="宋体" w:hAnsi="宋体"/>
+          <w:lang w:eastAsia="zh-CN"/>
+        </w:rPr>
+        <w:t xml:space="preserve">　选择实验模式</w:t>
       </w:r>
     </w:p>
     <w:p>
@@ -802,7 +1243,7 @@
         <w:spacing w:after="180"/>
         <w:ind w:left="259"/>
         <w:rPr>
-          <w:rFonts w:ascii="宋体" w:eastAsia="宋体" w:hAnsi="宋体" w:hint="eastAsia"/>
+          <w:rFonts w:ascii="宋体" w:eastAsia="宋体" w:hAnsi="宋体"/>
           <w:lang w:eastAsia="zh-CN"/>
         </w:rPr>
       </w:pPr>
@@ -868,17 +1309,27 @@
     <w:p>
       <w:pPr>
         <w:rPr>
-          <w:rFonts w:ascii="宋体" w:eastAsia="宋体" w:hAnsi="宋体" w:hint="eastAsia"/>
-          <w:lang w:eastAsia="zh-CN"/>
-        </w:rPr>
-      </w:pPr>
-      <w:r>
-        <w:rPr>
-          <w:rFonts w:ascii="宋体" w:eastAsia="宋体" w:hAnsi="宋体"/>
-          <w:sz w:val="21"/>
-          <w:lang w:eastAsia="zh-CN"/>
-        </w:rPr>
-        <w:t>实验共五轮。每轮完成对应学习活动后，系统会进入本轮</w:t>
+          <w:rFonts w:ascii="宋体" w:eastAsia="宋体" w:hAnsi="宋体"/>
+          <w:lang w:eastAsia="zh-CN"/>
+        </w:rPr>
+      </w:pPr>
+      <w:proofErr w:type="gramStart"/>
+      <w:r>
+        <w:rPr>
+          <w:rFonts w:ascii="宋体" w:eastAsia="宋体" w:hAnsi="宋体"/>
+          <w:sz w:val="21"/>
+          <w:lang w:eastAsia="zh-CN"/>
+        </w:rPr>
+        <w:t>实验共</w:t>
+      </w:r>
+      <w:proofErr w:type="gramEnd"/>
+      <w:r>
+        <w:rPr>
+          <w:rFonts w:ascii="宋体" w:eastAsia="宋体" w:hAnsi="宋体"/>
+          <w:sz w:val="21"/>
+          <w:lang w:eastAsia="zh-CN"/>
+        </w:rPr>
+        <w:t>五轮。每轮完成对应学习活动后，系统会进入本轮</w:t>
       </w:r>
       <w:r>
         <w:rPr>
@@ -918,17 +1369,25 @@
         <w:spacing w:after="80"/>
         <w:ind w:left="389" w:hanging="317"/>
         <w:rPr>
-          <w:rFonts w:ascii="宋体" w:eastAsia="宋体" w:hAnsi="宋体" w:hint="eastAsia"/>
-          <w:lang w:eastAsia="zh-CN"/>
-        </w:rPr>
-      </w:pPr>
-      <w:r>
-        <w:rPr>
-          <w:rFonts w:ascii="宋体" w:eastAsia="宋体" w:hAnsi="宋体"/>
-          <w:sz w:val="21"/>
-          <w:lang w:eastAsia="zh-CN"/>
-        </w:rPr>
-        <w:t>1. 等待系统载入本轮指定主题和讲解。</w:t>
+          <w:rFonts w:ascii="宋体" w:eastAsia="宋体" w:hAnsi="宋体"/>
+          <w:lang w:eastAsia="zh-CN"/>
+        </w:rPr>
+      </w:pPr>
+      <w:r>
+        <w:rPr>
+          <w:rFonts w:ascii="宋体" w:eastAsia="宋体" w:hAnsi="宋体"/>
+          <w:sz w:val="21"/>
+          <w:lang w:eastAsia="zh-CN"/>
+        </w:rPr>
+        <w:t xml:space="preserve">1. </w:t>
+      </w:r>
+      <w:r>
+        <w:rPr>
+          <w:rFonts w:ascii="宋体" w:eastAsia="宋体" w:hAnsi="宋体"/>
+          <w:sz w:val="21"/>
+          <w:lang w:eastAsia="zh-CN"/>
+        </w:rPr>
+        <w:t>等待系统载入本轮指定主题和讲解。</w:t>
       </w:r>
     </w:p>
     <w:p>
@@ -936,17 +1395,25 @@
         <w:spacing w:after="80"/>
         <w:ind w:left="389" w:hanging="317"/>
         <w:rPr>
-          <w:rFonts w:ascii="宋体" w:eastAsia="宋体" w:hAnsi="宋体" w:hint="eastAsia"/>
-          <w:lang w:eastAsia="zh-CN"/>
-        </w:rPr>
-      </w:pPr>
-      <w:r>
-        <w:rPr>
-          <w:rFonts w:ascii="宋体" w:eastAsia="宋体" w:hAnsi="宋体"/>
-          <w:sz w:val="21"/>
-          <w:lang w:eastAsia="zh-CN"/>
-        </w:rPr>
-        <w:t>2. 阅读模型生成的完整讲解。</w:t>
+          <w:rFonts w:ascii="宋体" w:eastAsia="宋体" w:hAnsi="宋体"/>
+          <w:lang w:eastAsia="zh-CN"/>
+        </w:rPr>
+      </w:pPr>
+      <w:r>
+        <w:rPr>
+          <w:rFonts w:ascii="宋体" w:eastAsia="宋体" w:hAnsi="宋体"/>
+          <w:sz w:val="21"/>
+          <w:lang w:eastAsia="zh-CN"/>
+        </w:rPr>
+        <w:t xml:space="preserve">2. </w:t>
+      </w:r>
+      <w:r>
+        <w:rPr>
+          <w:rFonts w:ascii="宋体" w:eastAsia="宋体" w:hAnsi="宋体"/>
+          <w:sz w:val="21"/>
+          <w:lang w:eastAsia="zh-CN"/>
+        </w:rPr>
+        <w:t>阅读模型生成的完整讲解。</w:t>
       </w:r>
     </w:p>
     <w:p>
@@ -954,17 +1421,57 @@
         <w:spacing w:after="80"/>
         <w:ind w:left="389" w:hanging="317"/>
         <w:rPr>
-          <w:rFonts w:ascii="宋体" w:eastAsia="宋体" w:hAnsi="宋体" w:hint="eastAsia"/>
-          <w:lang w:eastAsia="zh-CN"/>
-        </w:rPr>
-      </w:pPr>
-      <w:r>
-        <w:rPr>
-          <w:rFonts w:ascii="宋体" w:eastAsia="宋体" w:hAnsi="宋体"/>
-          <w:sz w:val="21"/>
-          <w:lang w:eastAsia="zh-CN"/>
-        </w:rPr>
-        <w:t>3. 如有疑问，可在下方输入框输入与当前主题相关的问题，点击“发送追问”。每轮最多追问三次。</w:t>
+          <w:rFonts w:ascii="宋体" w:eastAsia="宋体" w:hAnsi="宋体"/>
+          <w:lang w:eastAsia="zh-CN"/>
+        </w:rPr>
+      </w:pPr>
+      <w:r>
+        <w:rPr>
+          <w:rFonts w:ascii="宋体" w:eastAsia="宋体" w:hAnsi="宋体"/>
+          <w:sz w:val="21"/>
+          <w:lang w:eastAsia="zh-CN"/>
+        </w:rPr>
+        <w:t xml:space="preserve">3. </w:t>
+      </w:r>
+      <w:r>
+        <w:rPr>
+          <w:rFonts w:ascii="宋体" w:eastAsia="宋体" w:hAnsi="宋体"/>
+          <w:sz w:val="21"/>
+          <w:lang w:eastAsia="zh-CN"/>
+        </w:rPr>
+        <w:t>如有疑问，可在下方输入框输入与当前主题相关的问题，点击</w:t>
+      </w:r>
+      <w:r>
+        <w:rPr>
+          <w:rFonts w:ascii="宋体" w:eastAsia="宋体" w:hAnsi="宋体"/>
+          <w:sz w:val="21"/>
+          <w:lang w:eastAsia="zh-CN"/>
+        </w:rPr>
+        <w:t>“</w:t>
+      </w:r>
+      <w:r>
+        <w:rPr>
+          <w:rFonts w:ascii="宋体" w:eastAsia="宋体" w:hAnsi="宋体"/>
+          <w:sz w:val="21"/>
+          <w:lang w:eastAsia="zh-CN"/>
+        </w:rPr>
+        <w:t>发送追问</w:t>
+      </w:r>
+      <w:r>
+        <w:rPr>
+          <w:rFonts w:ascii="宋体" w:eastAsia="宋体" w:hAnsi="宋体"/>
+          <w:sz w:val="21"/>
+          <w:lang w:eastAsia="zh-CN"/>
+        </w:rPr>
+        <w:t>”</w:t>
+      </w:r>
+      <w:r>
+        <w:rPr>
+          <w:rFonts w:ascii="宋体" w:eastAsia="宋体" w:hAnsi="宋体"/>
+          <w:sz w:val="21"/>
+          <w:lang w:eastAsia="zh-CN"/>
+        </w:rPr>
+        <w:t>。每轮最多追问三次。</w:t>
       </w:r>
     </w:p>
     <w:p>
@@ -972,17 +1479,65 @@
         <w:spacing w:after="80"/>
         <w:ind w:left="389" w:hanging="317"/>
         <w:rPr>
-          <w:rFonts w:ascii="宋体" w:eastAsia="宋体" w:hAnsi="宋体" w:hint="eastAsia"/>
-          <w:lang w:eastAsia="zh-CN"/>
-        </w:rPr>
-      </w:pPr>
-      <w:r>
-        <w:rPr>
-          <w:rFonts w:ascii="宋体" w:eastAsia="宋体" w:hAnsi="宋体"/>
-          <w:sz w:val="21"/>
-          <w:lang w:eastAsia="zh-CN"/>
-        </w:rPr>
-        <w:t>4. 阅读模型回复后，可以继续追问；也可以点击“完成本轮学习”进入小后测。达到追问次数上限后，系统会自动进入小后测。</w:t>
+          <w:rFonts w:ascii="宋体" w:eastAsia="宋体" w:hAnsi="宋体"/>
+          <w:lang w:eastAsia="zh-CN"/>
+        </w:rPr>
+      </w:pPr>
+      <w:r>
+        <w:rPr>
+          <w:rFonts w:ascii="宋体" w:eastAsia="宋体" w:hAnsi="宋体"/>
+          <w:sz w:val="21"/>
+          <w:lang w:eastAsia="zh-CN"/>
+        </w:rPr>
+        <w:t xml:space="preserve">4. </w:t>
+      </w:r>
+      <w:r>
+        <w:rPr>
+          <w:rFonts w:ascii="宋体" w:eastAsia="宋体" w:hAnsi="宋体"/>
+          <w:sz w:val="21"/>
+          <w:lang w:eastAsia="zh-CN"/>
+        </w:rPr>
+        <w:t>阅读模型回复后，可以继续追问；也可以点击</w:t>
+      </w:r>
+      <w:r>
+        <w:rPr>
+          <w:rFonts w:ascii="宋体" w:eastAsia="宋体" w:hAnsi="宋体"/>
+          <w:sz w:val="21"/>
+          <w:lang w:eastAsia="zh-CN"/>
+        </w:rPr>
+        <w:t>“</w:t>
+      </w:r>
+      <w:r>
+        <w:rPr>
+          <w:rFonts w:ascii="宋体" w:eastAsia="宋体" w:hAnsi="宋体"/>
+          <w:sz w:val="21"/>
+          <w:lang w:eastAsia="zh-CN"/>
+        </w:rPr>
+        <w:t>完成本轮学习</w:t>
+      </w:r>
+      <w:r>
+        <w:rPr>
+          <w:rFonts w:ascii="宋体" w:eastAsia="宋体" w:hAnsi="宋体"/>
+          <w:sz w:val="21"/>
+          <w:lang w:eastAsia="zh-CN"/>
+        </w:rPr>
+        <w:t>”</w:t>
+      </w:r>
+      <w:r>
+        <w:rPr>
+          <w:rFonts w:ascii="宋体" w:eastAsia="宋体" w:hAnsi="宋体"/>
+          <w:sz w:val="21"/>
+          <w:lang w:eastAsia="zh-CN"/>
+        </w:rPr>
+        <w:t>进入小</w:t>
+      </w:r>
+      <w:r>
+        <w:rPr>
+          <w:rFonts w:ascii="宋体" w:eastAsia="宋体" w:hAnsi="宋体"/>
+          <w:sz w:val="21"/>
+          <w:lang w:eastAsia="zh-CN"/>
+        </w:rPr>
+        <w:t>后测。达到追问次数上限后，系统会自动进入小后测。</w:t>
       </w:r>
     </w:p>
     <w:p>
@@ -990,17 +1545,25 @@
         <w:spacing w:after="80"/>
         <w:ind w:left="389" w:hanging="317"/>
         <w:rPr>
-          <w:rFonts w:ascii="宋体" w:eastAsia="宋体" w:hAnsi="宋体" w:hint="eastAsia"/>
-          <w:lang w:eastAsia="zh-CN"/>
-        </w:rPr>
-      </w:pPr>
-      <w:r>
-        <w:rPr>
-          <w:rFonts w:ascii="宋体" w:eastAsia="宋体" w:hAnsi="宋体"/>
-          <w:sz w:val="21"/>
-          <w:lang w:eastAsia="zh-CN"/>
-        </w:rPr>
-        <w:t>5. 完成本轮小后测后，等待系统进入下一轮。</w:t>
+          <w:rFonts w:ascii="宋体" w:eastAsia="宋体" w:hAnsi="宋体"/>
+          <w:lang w:eastAsia="zh-CN"/>
+        </w:rPr>
+      </w:pPr>
+      <w:r>
+        <w:rPr>
+          <w:rFonts w:ascii="宋体" w:eastAsia="宋体" w:hAnsi="宋体"/>
+          <w:sz w:val="21"/>
+          <w:lang w:eastAsia="zh-CN"/>
+        </w:rPr>
+        <w:t xml:space="preserve">5. </w:t>
+      </w:r>
+      <w:r>
+        <w:rPr>
+          <w:rFonts w:ascii="宋体" w:eastAsia="宋体" w:hAnsi="宋体"/>
+          <w:sz w:val="21"/>
+          <w:lang w:eastAsia="zh-CN"/>
+        </w:rPr>
+        <w:t>完成本轮小后测后，等待系统进入下一轮。</w:t>
       </w:r>
     </w:p>
     <w:p>
@@ -1009,15 +1572,33 @@
         <w:keepLines/>
         <w:spacing w:before="140" w:after="220"/>
         <w:rPr>
-          <w:rFonts w:ascii="宋体" w:eastAsia="宋体" w:hAnsi="宋体" w:hint="eastAsia"/>
-          <w:lang w:eastAsia="zh-CN"/>
-        </w:rPr>
-      </w:pPr>
-      <w:r>
-        <w:rPr>
-          <w:rFonts w:ascii="宋体" w:eastAsia="宋体" w:hAnsi="宋体"/>
-        </w:rPr>
-        <w:t xml:space="preserve">图 4　Direct LLM </w:t>
+          <w:rFonts w:ascii="宋体" w:eastAsia="宋体" w:hAnsi="宋体"/>
+          <w:lang w:eastAsia="zh-CN"/>
+        </w:rPr>
+      </w:pPr>
+      <w:r>
+        <w:rPr>
+          <w:rFonts w:ascii="宋体" w:eastAsia="宋体" w:hAnsi="宋体"/>
+        </w:rPr>
+        <w:t>图</w:t>
+      </w:r>
+      <w:r>
+        <w:rPr>
+          <w:rFonts w:ascii="宋体" w:eastAsia="宋体" w:hAnsi="宋体"/>
+        </w:rPr>
+        <w:t xml:space="preserve"> 4</w:t>
+      </w:r>
+      <w:r>
+        <w:rPr>
+          <w:rFonts w:ascii="宋体" w:eastAsia="宋体" w:hAnsi="宋体"/>
+        </w:rPr>
+        <w:t xml:space="preserve">　</w:t>
+      </w:r>
+      <w:r>
+        <w:rPr>
+          <w:rFonts w:ascii="宋体" w:eastAsia="宋体" w:hAnsi="宋体"/>
+        </w:rPr>
+        <w:t xml:space="preserve">Direct LLM </w:t>
       </w:r>
       <w:proofErr w:type="spellStart"/>
       <w:r>
@@ -1034,7 +1615,7 @@
         <w:spacing w:after="180"/>
         <w:ind w:left="259"/>
         <w:rPr>
-          <w:rFonts w:ascii="宋体" w:eastAsia="宋体" w:hAnsi="宋体" w:hint="eastAsia"/>
+          <w:rFonts w:ascii="宋体" w:eastAsia="宋体" w:hAnsi="宋体"/>
           <w:lang w:eastAsia="zh-CN"/>
         </w:rPr>
       </w:pPr>
@@ -1094,23 +1675,159 @@
           <w:rFonts w:ascii="宋体" w:eastAsia="宋体" w:hAnsi="宋体"/>
           <w:lang w:eastAsia="zh-CN"/>
         </w:rPr>
-        <w:t>4.2 Basic Tutor 与 Full Tutor</w:t>
+        <w:t xml:space="preserve">4.2 Basic Tutor </w:t>
+      </w:r>
+      <w:r>
+        <w:rPr>
+          <w:rFonts w:ascii="宋体" w:eastAsia="宋体" w:hAnsi="宋体"/>
+          <w:lang w:eastAsia="zh-CN"/>
+        </w:rPr>
+        <w:t>与</w:t>
+      </w:r>
+      <w:r>
+        <w:rPr>
+          <w:rFonts w:ascii="宋体" w:eastAsia="宋体" w:hAnsi="宋体"/>
+          <w:lang w:eastAsia="zh-CN"/>
+        </w:rPr>
+        <w:t xml:space="preserve"> Full Tutor</w:t>
       </w:r>
     </w:p>
     <w:p>
       <w:pPr>
-        <w:rPr>
-          <w:rFonts w:ascii="宋体" w:eastAsia="宋体" w:hAnsi="宋体" w:hint="eastAsia"/>
-          <w:lang w:eastAsia="zh-CN"/>
-        </w:rPr>
-      </w:pPr>
-      <w:r>
-        <w:rPr>
-          <w:rFonts w:ascii="宋体" w:eastAsia="宋体" w:hAnsi="宋体"/>
-          <w:sz w:val="21"/>
-          <w:lang w:eastAsia="zh-CN"/>
-        </w:rPr>
-        <w:t>每轮进入 Tutor 后，先选择本轮的辅导方式。根据实验安排选择“逐步讲解”或“启发研讨”，并在选定方式后完成该轮学习。</w:t>
+        <w:pStyle w:val="aff9"/>
+        <w:rPr>
+          <w:sz w:val="21"/>
+        </w:rPr>
+      </w:pPr>
+      <w:r>
+        <w:rPr>
+          <w:sz w:val="21"/>
+        </w:rPr>
+        <w:t>每轮进入</w:t>
+      </w:r>
+      <w:r>
+        <w:rPr>
+          <w:sz w:val="21"/>
+        </w:rPr>
+        <w:t xml:space="preserve"> Tutor </w:t>
+      </w:r>
+      <w:r>
+        <w:rPr>
+          <w:sz w:val="21"/>
+        </w:rPr>
+        <w:t>后，先选择本轮的辅导方式。根据实验安排选择</w:t>
+      </w:r>
+      <w:r>
+        <w:rPr>
+          <w:sz w:val="21"/>
+        </w:rPr>
+        <w:t>“</w:t>
+      </w:r>
+      <w:r>
+        <w:rPr>
+          <w:sz w:val="21"/>
+        </w:rPr>
+        <w:t>逐步讲解</w:t>
+      </w:r>
+      <w:r>
+        <w:rPr>
+          <w:sz w:val="21"/>
+        </w:rPr>
+        <w:t>”</w:t>
+      </w:r>
+      <w:r>
+        <w:rPr>
+          <w:sz w:val="21"/>
+        </w:rPr>
+        <w:t>或</w:t>
+      </w:r>
+      <w:r>
+        <w:rPr>
+          <w:sz w:val="21"/>
+        </w:rPr>
+        <w:t>“</w:t>
+      </w:r>
+      <w:r>
+        <w:rPr>
+          <w:sz w:val="21"/>
+        </w:rPr>
+        <w:t>启发研讨</w:t>
+      </w:r>
+      <w:r>
+        <w:rPr>
+          <w:sz w:val="21"/>
+        </w:rPr>
+        <w:t>”</w:t>
+      </w:r>
+      <w:r>
+        <w:rPr>
+          <w:sz w:val="21"/>
+        </w:rPr>
+        <w:t>，并在选定方式后完成该轮学习。</w:t>
+      </w:r>
+      <w:r>
+        <w:rPr>
+          <w:rFonts w:hint="eastAsia"/>
+          <w:sz w:val="21"/>
+        </w:rPr>
+        <w:t>如图5所示，每轮学习中用户都可以自行选择合适的学习模式。</w:t>
+      </w:r>
+    </w:p>
+    <w:p>
+      <w:pPr>
+        <w:pStyle w:val="aff9"/>
+      </w:pPr>
+      <w:r>
+        <w:rPr>
+          <w:rStyle w:val="af8"/>
+        </w:rPr>
+        <w:t>逐步讲解</w:t>
+      </w:r>
+      <w:r>
+        <w:t>：适合对当前议题缺乏了解、基础薄弱的用户。系统将由浅入深、循序渐进地</w:t>
+      </w:r>
+      <w:r>
+        <w:rPr>
+          <w:rFonts w:hint="eastAsia"/>
+        </w:rPr>
+        <w:t>带你</w:t>
+      </w:r>
+      <w:r>
+        <w:t>拆解知识点，</w:t>
+      </w:r>
+      <w:r>
+        <w:rPr>
+          <w:rFonts w:hint="eastAsia"/>
+        </w:rPr>
+        <w:t>逐步</w:t>
+      </w:r>
+      <w:r>
+        <w:t>帮你从</w:t>
+      </w:r>
+      <w:proofErr w:type="gramStart"/>
+      <w:r>
+        <w:t>零建立</w:t>
+      </w:r>
+      <w:proofErr w:type="gramEnd"/>
+      <w:r>
+        <w:t>认知。</w:t>
+      </w:r>
+    </w:p>
+    <w:p>
+      <w:pPr>
+        <w:pStyle w:val="aff9"/>
+        <w:rPr>
+          <w:rFonts w:hint="eastAsia"/>
+        </w:rPr>
+      </w:pPr>
+      <w:r>
+        <w:rPr>
+          <w:rStyle w:val="af8"/>
+        </w:rPr>
+        <w:t>启发研讨</w:t>
+      </w:r>
+      <w:r>
+        <w:t>：适合对当前议题已有部分认知，但尚未完全掌握，或是希望围绕议题的特定问题切入学习的用户。系统以问题为线索展开探讨，引导你深入辨析。</w:t>
       </w:r>
     </w:p>
     <w:p>
@@ -1128,7 +1845,35 @@
           <w:rFonts w:ascii="宋体" w:eastAsia="宋体" w:hAnsi="宋体"/>
           <w:lang w:eastAsia="zh-CN"/>
         </w:rPr>
-        <w:t>图 5　选择 Tutor 辅导方式</w:t>
+        <w:t>图</w:t>
+      </w:r>
+      <w:r>
+        <w:rPr>
+          <w:rFonts w:ascii="宋体" w:eastAsia="宋体" w:hAnsi="宋体"/>
+          <w:lang w:eastAsia="zh-CN"/>
+        </w:rPr>
+        <w:t xml:space="preserve"> 5</w:t>
+      </w:r>
+      <w:r>
+        <w:rPr>
+          <w:rFonts w:ascii="宋体" w:eastAsia="宋体" w:hAnsi="宋体"/>
+          <w:lang w:eastAsia="zh-CN"/>
+        </w:rPr>
+        <w:t xml:space="preserve">　选择</w:t>
+      </w:r>
+      <w:r>
+        <w:rPr>
+          <w:rFonts w:ascii="宋体" w:eastAsia="宋体" w:hAnsi="宋体"/>
+          <w:lang w:eastAsia="zh-CN"/>
+        </w:rPr>
+        <w:t xml:space="preserve"> Tutor </w:t>
+      </w:r>
+      <w:r>
+        <w:rPr>
+          <w:rFonts w:ascii="宋体" w:eastAsia="宋体" w:hAnsi="宋体"/>
+          <w:lang w:eastAsia="zh-CN"/>
+        </w:rPr>
+        <w:t>辅导方式</w:t>
       </w:r>
     </w:p>
     <w:p>
@@ -1136,8 +1881,9 @@
         <w:keepLines/>
         <w:spacing w:after="180"/>
         <w:ind w:left="259"/>
-        <w:rPr>
-          <w:rFonts w:ascii="宋体" w:eastAsia="宋体" w:hAnsi="宋体" w:hint="eastAsia"/>
+        <w:jc w:val="center"/>
+        <w:rPr>
+          <w:rFonts w:ascii="宋体" w:eastAsia="宋体" w:hAnsi="宋体"/>
           <w:lang w:eastAsia="zh-CN"/>
         </w:rPr>
       </w:pPr>
@@ -1147,9 +1893,9 @@
           <w:noProof/>
         </w:rPr>
         <w:drawing>
-          <wp:inline distT="0" distB="0" distL="0" distR="0" wp14:anchorId="021BF5BA" wp14:editId="05AEA25C">
-            <wp:extent cx="5760720" cy="3600450"/>
-            <wp:effectExtent l="0" t="0" r="0" b="0"/>
+          <wp:inline distT="0" distB="0" distL="0" distR="0" wp14:anchorId="021BF5BA" wp14:editId="0F721B01">
+            <wp:extent cx="3939540" cy="2462213"/>
+            <wp:effectExtent l="0" t="0" r="3810" b="0"/>
             <wp:docPr id="5" name="Picture 5"/>
             <wp:cNvGraphicFramePr>
               <a:graphicFrameLocks xmlns:a="http://schemas.openxmlformats.org/drawingml/2006/main" noChangeAspect="1"/>
@@ -1170,7 +1916,7 @@
                   <pic:spPr>
                     <a:xfrm>
                       <a:off x="0" y="0"/>
-                      <a:ext cx="5760720" cy="3600450"/>
+                      <a:ext cx="3941715" cy="2463572"/>
                     </a:xfrm>
                     <a:prstGeom prst="rect">
                       <a:avLst/>
@@ -1205,17 +1951,25 @@
         <w:spacing w:after="80"/>
         <w:ind w:left="389" w:hanging="317"/>
         <w:rPr>
-          <w:rFonts w:ascii="宋体" w:eastAsia="宋体" w:hAnsi="宋体" w:hint="eastAsia"/>
-          <w:lang w:eastAsia="zh-CN"/>
-        </w:rPr>
-      </w:pPr>
-      <w:r>
-        <w:rPr>
-          <w:rFonts w:ascii="宋体" w:eastAsia="宋体" w:hAnsi="宋体"/>
-          <w:sz w:val="21"/>
-          <w:lang w:eastAsia="zh-CN"/>
-        </w:rPr>
-        <w:t>1. 阅读当前步骤的知识讲解和掌握检验题。</w:t>
+          <w:rFonts w:ascii="宋体" w:eastAsia="宋体" w:hAnsi="宋体"/>
+          <w:lang w:eastAsia="zh-CN"/>
+        </w:rPr>
+      </w:pPr>
+      <w:r>
+        <w:rPr>
+          <w:rFonts w:ascii="宋体" w:eastAsia="宋体" w:hAnsi="宋体"/>
+          <w:sz w:val="21"/>
+          <w:lang w:eastAsia="zh-CN"/>
+        </w:rPr>
+        <w:t xml:space="preserve">1. </w:t>
+      </w:r>
+      <w:r>
+        <w:rPr>
+          <w:rFonts w:ascii="宋体" w:eastAsia="宋体" w:hAnsi="宋体"/>
+          <w:sz w:val="21"/>
+          <w:lang w:eastAsia="zh-CN"/>
+        </w:rPr>
+        <w:t>阅读当前步骤的知识讲解和掌握检验题。</w:t>
       </w:r>
     </w:p>
     <w:p>
@@ -1223,17 +1977,57 @@
         <w:spacing w:after="80"/>
         <w:ind w:left="389" w:hanging="317"/>
         <w:rPr>
-          <w:rFonts w:ascii="宋体" w:eastAsia="宋体" w:hAnsi="宋体" w:hint="eastAsia"/>
-          <w:lang w:eastAsia="zh-CN"/>
-        </w:rPr>
-      </w:pPr>
-      <w:r>
-        <w:rPr>
-          <w:rFonts w:ascii="宋体" w:eastAsia="宋体" w:hAnsi="宋体"/>
-          <w:sz w:val="21"/>
-          <w:lang w:eastAsia="zh-CN"/>
-        </w:rPr>
-        <w:t>2. 选择最符合题意的选项，点击“提交检验”。</w:t>
+          <w:rFonts w:ascii="宋体" w:eastAsia="宋体" w:hAnsi="宋体"/>
+          <w:lang w:eastAsia="zh-CN"/>
+        </w:rPr>
+      </w:pPr>
+      <w:r>
+        <w:rPr>
+          <w:rFonts w:ascii="宋体" w:eastAsia="宋体" w:hAnsi="宋体"/>
+          <w:sz w:val="21"/>
+          <w:lang w:eastAsia="zh-CN"/>
+        </w:rPr>
+        <w:t xml:space="preserve">2. </w:t>
+      </w:r>
+      <w:r>
+        <w:rPr>
+          <w:rFonts w:ascii="宋体" w:eastAsia="宋体" w:hAnsi="宋体"/>
+          <w:sz w:val="21"/>
+          <w:lang w:eastAsia="zh-CN"/>
+        </w:rPr>
+        <w:t>选择最符合题意的选项，点击</w:t>
+      </w:r>
+      <w:r>
+        <w:rPr>
+          <w:rFonts w:ascii="宋体" w:eastAsia="宋体" w:hAnsi="宋体"/>
+          <w:sz w:val="21"/>
+          <w:lang w:eastAsia="zh-CN"/>
+        </w:rPr>
+        <w:t>“</w:t>
+      </w:r>
+      <w:r>
+        <w:rPr>
+          <w:rFonts w:ascii="宋体" w:eastAsia="宋体" w:hAnsi="宋体"/>
+          <w:sz w:val="21"/>
+          <w:lang w:eastAsia="zh-CN"/>
+        </w:rPr>
+        <w:t>提交检验</w:t>
+      </w:r>
+      <w:r>
+        <w:rPr>
+          <w:rFonts w:ascii="宋体" w:eastAsia="宋体" w:hAnsi="宋体"/>
+          <w:sz w:val="21"/>
+          <w:lang w:eastAsia="zh-CN"/>
+        </w:rPr>
+        <w:t>”</w:t>
+      </w:r>
+      <w:r>
+        <w:rPr>
+          <w:rFonts w:ascii="宋体" w:eastAsia="宋体" w:hAnsi="宋体"/>
+          <w:sz w:val="21"/>
+          <w:lang w:eastAsia="zh-CN"/>
+        </w:rPr>
+        <w:t>。</w:t>
       </w:r>
     </w:p>
     <w:p>
@@ -1241,17 +2035,57 @@
         <w:spacing w:after="80"/>
         <w:ind w:left="389" w:hanging="317"/>
         <w:rPr>
-          <w:rFonts w:ascii="宋体" w:eastAsia="宋体" w:hAnsi="宋体" w:hint="eastAsia"/>
-          <w:lang w:eastAsia="zh-CN"/>
-        </w:rPr>
-      </w:pPr>
-      <w:r>
-        <w:rPr>
-          <w:rFonts w:ascii="宋体" w:eastAsia="宋体" w:hAnsi="宋体"/>
-          <w:sz w:val="21"/>
-          <w:lang w:eastAsia="zh-CN"/>
-        </w:rPr>
-        <w:t>3. 查看系统反馈、正确答案和解析，然后点击“进入下一步”。</w:t>
+          <w:rFonts w:ascii="宋体" w:eastAsia="宋体" w:hAnsi="宋体"/>
+          <w:lang w:eastAsia="zh-CN"/>
+        </w:rPr>
+      </w:pPr>
+      <w:r>
+        <w:rPr>
+          <w:rFonts w:ascii="宋体" w:eastAsia="宋体" w:hAnsi="宋体"/>
+          <w:sz w:val="21"/>
+          <w:lang w:eastAsia="zh-CN"/>
+        </w:rPr>
+        <w:t xml:space="preserve">3. </w:t>
+      </w:r>
+      <w:r>
+        <w:rPr>
+          <w:rFonts w:ascii="宋体" w:eastAsia="宋体" w:hAnsi="宋体"/>
+          <w:sz w:val="21"/>
+          <w:lang w:eastAsia="zh-CN"/>
+        </w:rPr>
+        <w:t>查看系统反馈、正确答案和解析，然后点击</w:t>
+      </w:r>
+      <w:r>
+        <w:rPr>
+          <w:rFonts w:ascii="宋体" w:eastAsia="宋体" w:hAnsi="宋体"/>
+          <w:sz w:val="21"/>
+          <w:lang w:eastAsia="zh-CN"/>
+        </w:rPr>
+        <w:t>“</w:t>
+      </w:r>
+      <w:r>
+        <w:rPr>
+          <w:rFonts w:ascii="宋体" w:eastAsia="宋体" w:hAnsi="宋体"/>
+          <w:sz w:val="21"/>
+          <w:lang w:eastAsia="zh-CN"/>
+        </w:rPr>
+        <w:t>进入下一步</w:t>
+      </w:r>
+      <w:r>
+        <w:rPr>
+          <w:rFonts w:ascii="宋体" w:eastAsia="宋体" w:hAnsi="宋体"/>
+          <w:sz w:val="21"/>
+          <w:lang w:eastAsia="zh-CN"/>
+        </w:rPr>
+        <w:t>”</w:t>
+      </w:r>
+      <w:r>
+        <w:rPr>
+          <w:rFonts w:ascii="宋体" w:eastAsia="宋体" w:hAnsi="宋体"/>
+          <w:sz w:val="21"/>
+          <w:lang w:eastAsia="zh-CN"/>
+        </w:rPr>
+        <w:t>。</w:t>
       </w:r>
     </w:p>
     <w:p>
@@ -1259,17 +2093,25 @@
         <w:spacing w:after="80"/>
         <w:ind w:left="389" w:hanging="317"/>
         <w:rPr>
-          <w:rFonts w:ascii="宋体" w:eastAsia="宋体" w:hAnsi="宋体" w:hint="eastAsia"/>
-          <w:lang w:eastAsia="zh-CN"/>
-        </w:rPr>
-      </w:pPr>
-      <w:r>
-        <w:rPr>
-          <w:rFonts w:ascii="宋体" w:eastAsia="宋体" w:hAnsi="宋体"/>
-          <w:sz w:val="21"/>
-          <w:lang w:eastAsia="zh-CN"/>
-        </w:rPr>
-        <w:t>4. 按相同方式完成后续步骤。页面左侧的步骤列表可用于查看当前进度；已完成步骤可以回看。</w:t>
+          <w:rFonts w:ascii="宋体" w:eastAsia="宋体" w:hAnsi="宋体"/>
+          <w:lang w:eastAsia="zh-CN"/>
+        </w:rPr>
+      </w:pPr>
+      <w:r>
+        <w:rPr>
+          <w:rFonts w:ascii="宋体" w:eastAsia="宋体" w:hAnsi="宋体"/>
+          <w:sz w:val="21"/>
+          <w:lang w:eastAsia="zh-CN"/>
+        </w:rPr>
+        <w:t xml:space="preserve">4. </w:t>
+      </w:r>
+      <w:r>
+        <w:rPr>
+          <w:rFonts w:ascii="宋体" w:eastAsia="宋体" w:hAnsi="宋体"/>
+          <w:sz w:val="21"/>
+          <w:lang w:eastAsia="zh-CN"/>
+        </w:rPr>
+        <w:t>按相同方式完成后续步骤。页面左侧的步骤列表可用于查看当前进度；已完成步骤可以回看。</w:t>
       </w:r>
     </w:p>
     <w:p>
@@ -1277,7 +2119,7 @@
         <w:spacing w:after="80"/>
         <w:ind w:left="389" w:hanging="317"/>
         <w:rPr>
-          <w:rFonts w:ascii="宋体" w:eastAsia="宋体" w:hAnsi="宋体" w:hint="eastAsia"/>
+          <w:rFonts w:ascii="宋体" w:eastAsia="宋体" w:hAnsi="宋体"/>
           <w:lang w:eastAsia="zh-CN"/>
         </w:rPr>
       </w:pPr>
@@ -1312,16 +2154,30 @@
         <w:keepLines/>
         <w:spacing w:before="140" w:after="220"/>
         <w:rPr>
-          <w:rFonts w:ascii="宋体" w:eastAsia="宋体" w:hAnsi="宋体" w:hint="eastAsia"/>
-          <w:lang w:eastAsia="zh-CN"/>
-        </w:rPr>
-      </w:pPr>
-      <w:r>
-        <w:rPr>
-          <w:rFonts w:ascii="宋体" w:eastAsia="宋体" w:hAnsi="宋体"/>
-          <w:lang w:eastAsia="zh-CN"/>
-        </w:rPr>
-        <w:t>图 6　逐步讲解与步骤练习</w:t>
+          <w:rFonts w:ascii="宋体" w:eastAsia="宋体" w:hAnsi="宋体"/>
+          <w:lang w:eastAsia="zh-CN"/>
+        </w:rPr>
+      </w:pPr>
+      <w:r>
+        <w:rPr>
+          <w:rFonts w:ascii="宋体" w:eastAsia="宋体" w:hAnsi="宋体"/>
+          <w:lang w:eastAsia="zh-CN"/>
+        </w:rPr>
+        <w:t>图</w:t>
+      </w:r>
+      <w:r>
+        <w:rPr>
+          <w:rFonts w:ascii="宋体" w:eastAsia="宋体" w:hAnsi="宋体"/>
+          <w:lang w:eastAsia="zh-CN"/>
+        </w:rPr>
+        <w:t xml:space="preserve"> 6</w:t>
+      </w:r>
+      <w:r>
+        <w:rPr>
+          <w:rFonts w:ascii="宋体" w:eastAsia="宋体" w:hAnsi="宋体"/>
+          <w:lang w:eastAsia="zh-CN"/>
+        </w:rPr>
+        <w:t xml:space="preserve">　逐步讲解与步骤练习</w:t>
       </w:r>
     </w:p>
     <w:p>
@@ -1330,7 +2186,7 @@
         <w:spacing w:after="180"/>
         <w:ind w:left="259"/>
         <w:rPr>
-          <w:rFonts w:ascii="宋体" w:eastAsia="宋体" w:hAnsi="宋体" w:hint="eastAsia"/>
+          <w:rFonts w:ascii="宋体" w:eastAsia="宋体" w:hAnsi="宋体"/>
           <w:lang w:eastAsia="zh-CN"/>
         </w:rPr>
       </w:pPr>
@@ -1382,16 +2238,30 @@
         <w:keepLines/>
         <w:spacing w:before="140" w:after="220"/>
         <w:rPr>
-          <w:rFonts w:ascii="宋体" w:eastAsia="宋体" w:hAnsi="宋体" w:hint="eastAsia"/>
-          <w:lang w:eastAsia="zh-CN"/>
-        </w:rPr>
-      </w:pPr>
-      <w:r>
-        <w:rPr>
-          <w:rFonts w:ascii="宋体" w:eastAsia="宋体" w:hAnsi="宋体"/>
-          <w:lang w:eastAsia="zh-CN"/>
-        </w:rPr>
-        <w:t>图 7　逐步讲解作答反馈</w:t>
+          <w:rFonts w:ascii="宋体" w:eastAsia="宋体" w:hAnsi="宋体"/>
+          <w:lang w:eastAsia="zh-CN"/>
+        </w:rPr>
+      </w:pPr>
+      <w:r>
+        <w:rPr>
+          <w:rFonts w:ascii="宋体" w:eastAsia="宋体" w:hAnsi="宋体"/>
+          <w:lang w:eastAsia="zh-CN"/>
+        </w:rPr>
+        <w:t>图</w:t>
+      </w:r>
+      <w:r>
+        <w:rPr>
+          <w:rFonts w:ascii="宋体" w:eastAsia="宋体" w:hAnsi="宋体"/>
+          <w:lang w:eastAsia="zh-CN"/>
+        </w:rPr>
+        <w:t xml:space="preserve"> 7</w:t>
+      </w:r>
+      <w:r>
+        <w:rPr>
+          <w:rFonts w:ascii="宋体" w:eastAsia="宋体" w:hAnsi="宋体"/>
+          <w:lang w:eastAsia="zh-CN"/>
+        </w:rPr>
+        <w:t xml:space="preserve">　逐步讲解作答反馈</w:t>
       </w:r>
     </w:p>
     <w:p>
@@ -1400,7 +2270,7 @@
         <w:spacing w:after="180"/>
         <w:ind w:left="259"/>
         <w:rPr>
-          <w:rFonts w:ascii="宋体" w:eastAsia="宋体" w:hAnsi="宋体" w:hint="eastAsia"/>
+          <w:rFonts w:ascii="宋体" w:eastAsia="宋体" w:hAnsi="宋体"/>
           <w:lang w:eastAsia="zh-CN"/>
         </w:rPr>
       </w:pPr>
@@ -1468,17 +2338,25 @@
         <w:spacing w:after="80"/>
         <w:ind w:left="389" w:hanging="317"/>
         <w:rPr>
-          <w:rFonts w:ascii="宋体" w:eastAsia="宋体" w:hAnsi="宋体" w:hint="eastAsia"/>
-          <w:lang w:eastAsia="zh-CN"/>
-        </w:rPr>
-      </w:pPr>
-      <w:r>
-        <w:rPr>
-          <w:rFonts w:ascii="宋体" w:eastAsia="宋体" w:hAnsi="宋体"/>
-          <w:sz w:val="21"/>
-          <w:lang w:eastAsia="zh-CN"/>
-        </w:rPr>
-        <w:t>1. 阅读页面左侧的知识点解析、学习指引和思考路径。</w:t>
+          <w:rFonts w:ascii="宋体" w:eastAsia="宋体" w:hAnsi="宋体"/>
+          <w:lang w:eastAsia="zh-CN"/>
+        </w:rPr>
+      </w:pPr>
+      <w:r>
+        <w:rPr>
+          <w:rFonts w:ascii="宋体" w:eastAsia="宋体" w:hAnsi="宋体"/>
+          <w:sz w:val="21"/>
+          <w:lang w:eastAsia="zh-CN"/>
+        </w:rPr>
+        <w:t xml:space="preserve">1. </w:t>
+      </w:r>
+      <w:r>
+        <w:rPr>
+          <w:rFonts w:ascii="宋体" w:eastAsia="宋体" w:hAnsi="宋体"/>
+          <w:sz w:val="21"/>
+          <w:lang w:eastAsia="zh-CN"/>
+        </w:rPr>
+        <w:t>阅读页面左侧的知识点解析、学习指引和思考路径。</w:t>
       </w:r>
     </w:p>
     <w:p>
@@ -1486,17 +2364,73 @@
         <w:spacing w:after="80"/>
         <w:ind w:left="389" w:hanging="317"/>
         <w:rPr>
-          <w:rFonts w:ascii="宋体" w:eastAsia="宋体" w:hAnsi="宋体" w:hint="eastAsia"/>
-          <w:lang w:eastAsia="zh-CN"/>
-        </w:rPr>
-      </w:pPr>
-      <w:r>
-        <w:rPr>
-          <w:rFonts w:ascii="宋体" w:eastAsia="宋体" w:hAnsi="宋体"/>
-          <w:sz w:val="21"/>
-          <w:lang w:eastAsia="zh-CN"/>
-        </w:rPr>
-        <w:t>2. 阅读右侧 Tutor 对话，根据当前问题选择选项，或在输入框中写下自己的问题或不理解之处，再点击“发送”。</w:t>
+          <w:rFonts w:ascii="宋体" w:eastAsia="宋体" w:hAnsi="宋体"/>
+          <w:lang w:eastAsia="zh-CN"/>
+        </w:rPr>
+      </w:pPr>
+      <w:r>
+        <w:rPr>
+          <w:rFonts w:ascii="宋体" w:eastAsia="宋体" w:hAnsi="宋体"/>
+          <w:sz w:val="21"/>
+          <w:lang w:eastAsia="zh-CN"/>
+        </w:rPr>
+        <w:t xml:space="preserve">2. </w:t>
+      </w:r>
+      <w:r>
+        <w:rPr>
+          <w:rFonts w:ascii="宋体" w:eastAsia="宋体" w:hAnsi="宋体"/>
+          <w:sz w:val="21"/>
+          <w:lang w:eastAsia="zh-CN"/>
+        </w:rPr>
+        <w:t>阅读右侧</w:t>
+      </w:r>
+      <w:r>
+        <w:rPr>
+          <w:rFonts w:ascii="宋体" w:eastAsia="宋体" w:hAnsi="宋体"/>
+          <w:sz w:val="21"/>
+          <w:lang w:eastAsia="zh-CN"/>
+        </w:rPr>
+        <w:t xml:space="preserve"> Tutor </w:t>
+      </w:r>
+      <w:r>
+        <w:rPr>
+          <w:rFonts w:ascii="宋体" w:eastAsia="宋体" w:hAnsi="宋体"/>
+          <w:sz w:val="21"/>
+          <w:lang w:eastAsia="zh-CN"/>
+        </w:rPr>
+        <w:t>对话，根据当前问题选择选项，或在输入框中写下自己的问题或不理解之处，再点击</w:t>
+      </w:r>
+      <w:r>
+        <w:rPr>
+          <w:rFonts w:ascii="宋体" w:eastAsia="宋体" w:hAnsi="宋体"/>
+          <w:sz w:val="21"/>
+          <w:lang w:eastAsia="zh-CN"/>
+        </w:rPr>
+        <w:t>“</w:t>
+      </w:r>
+      <w:r>
+        <w:rPr>
+          <w:rFonts w:ascii="宋体" w:eastAsia="宋体" w:hAnsi="宋体"/>
+          <w:sz w:val="21"/>
+          <w:lang w:eastAsia="zh-CN"/>
+        </w:rPr>
+        <w:t>发送</w:t>
+      </w:r>
+      <w:r>
+        <w:rPr>
+          <w:rFonts w:ascii="宋体" w:eastAsia="宋体" w:hAnsi="宋体"/>
+          <w:sz w:val="21"/>
+          <w:lang w:eastAsia="zh-CN"/>
+        </w:rPr>
+        <w:t>”</w:t>
+      </w:r>
+      <w:r>
+        <w:rPr>
+          <w:rFonts w:ascii="宋体" w:eastAsia="宋体" w:hAnsi="宋体"/>
+          <w:sz w:val="21"/>
+          <w:lang w:eastAsia="zh-CN"/>
+        </w:rPr>
+        <w:t>。</w:t>
       </w:r>
     </w:p>
     <w:p>
@@ -1504,17 +2438,41 @@
         <w:spacing w:after="80"/>
         <w:ind w:left="389" w:hanging="317"/>
         <w:rPr>
-          <w:rFonts w:ascii="宋体" w:eastAsia="宋体" w:hAnsi="宋体" w:hint="eastAsia"/>
-          <w:lang w:eastAsia="zh-CN"/>
-        </w:rPr>
-      </w:pPr>
-      <w:r>
-        <w:rPr>
-          <w:rFonts w:ascii="宋体" w:eastAsia="宋体" w:hAnsi="宋体"/>
-          <w:sz w:val="21"/>
-          <w:lang w:eastAsia="zh-CN"/>
-        </w:rPr>
-        <w:t>3. 根据 Tutor 的反馈继续交流，直到页面显示研讨完成。</w:t>
+          <w:rFonts w:ascii="宋体" w:eastAsia="宋体" w:hAnsi="宋体"/>
+          <w:lang w:eastAsia="zh-CN"/>
+        </w:rPr>
+      </w:pPr>
+      <w:r>
+        <w:rPr>
+          <w:rFonts w:ascii="宋体" w:eastAsia="宋体" w:hAnsi="宋体"/>
+          <w:sz w:val="21"/>
+          <w:lang w:eastAsia="zh-CN"/>
+        </w:rPr>
+        <w:t xml:space="preserve">3. </w:t>
+      </w:r>
+      <w:r>
+        <w:rPr>
+          <w:rFonts w:ascii="宋体" w:eastAsia="宋体" w:hAnsi="宋体"/>
+          <w:sz w:val="21"/>
+          <w:lang w:eastAsia="zh-CN"/>
+        </w:rPr>
+        <w:t>根据</w:t>
+      </w:r>
+      <w:r>
+        <w:rPr>
+          <w:rFonts w:ascii="宋体" w:eastAsia="宋体" w:hAnsi="宋体"/>
+          <w:sz w:val="21"/>
+          <w:lang w:eastAsia="zh-CN"/>
+        </w:rPr>
+        <w:t xml:space="preserve"> Tutor </w:t>
+      </w:r>
+      <w:r>
+        <w:rPr>
+          <w:rFonts w:ascii="宋体" w:eastAsia="宋体" w:hAnsi="宋体"/>
+          <w:sz w:val="21"/>
+          <w:lang w:eastAsia="zh-CN"/>
+        </w:rPr>
+        <w:t>的反馈继续交流，直到页面显示研讨完成。</w:t>
       </w:r>
     </w:p>
     <w:p>
@@ -1522,17 +2480,57 @@
         <w:spacing w:after="80"/>
         <w:ind w:left="389" w:hanging="317"/>
         <w:rPr>
-          <w:rFonts w:ascii="宋体" w:eastAsia="宋体" w:hAnsi="宋体" w:hint="eastAsia"/>
-          <w:lang w:eastAsia="zh-CN"/>
-        </w:rPr>
-      </w:pPr>
-      <w:r>
-        <w:rPr>
-          <w:rFonts w:ascii="宋体" w:eastAsia="宋体" w:hAnsi="宋体"/>
-          <w:sz w:val="21"/>
-          <w:lang w:eastAsia="zh-CN"/>
-        </w:rPr>
-        <w:t>4. 查看研讨总结，点击“完成辅导”进入本轮小后测。</w:t>
+          <w:rFonts w:ascii="宋体" w:eastAsia="宋体" w:hAnsi="宋体"/>
+          <w:lang w:eastAsia="zh-CN"/>
+        </w:rPr>
+      </w:pPr>
+      <w:r>
+        <w:rPr>
+          <w:rFonts w:ascii="宋体" w:eastAsia="宋体" w:hAnsi="宋体"/>
+          <w:sz w:val="21"/>
+          <w:lang w:eastAsia="zh-CN"/>
+        </w:rPr>
+        <w:t xml:space="preserve">4. </w:t>
+      </w:r>
+      <w:r>
+        <w:rPr>
+          <w:rFonts w:ascii="宋体" w:eastAsia="宋体" w:hAnsi="宋体"/>
+          <w:sz w:val="21"/>
+          <w:lang w:eastAsia="zh-CN"/>
+        </w:rPr>
+        <w:t>查看研讨总结，点击</w:t>
+      </w:r>
+      <w:r>
+        <w:rPr>
+          <w:rFonts w:ascii="宋体" w:eastAsia="宋体" w:hAnsi="宋体"/>
+          <w:sz w:val="21"/>
+          <w:lang w:eastAsia="zh-CN"/>
+        </w:rPr>
+        <w:t>“</w:t>
+      </w:r>
+      <w:r>
+        <w:rPr>
+          <w:rFonts w:ascii="宋体" w:eastAsia="宋体" w:hAnsi="宋体"/>
+          <w:sz w:val="21"/>
+          <w:lang w:eastAsia="zh-CN"/>
+        </w:rPr>
+        <w:t>完成辅导</w:t>
+      </w:r>
+      <w:r>
+        <w:rPr>
+          <w:rFonts w:ascii="宋体" w:eastAsia="宋体" w:hAnsi="宋体"/>
+          <w:sz w:val="21"/>
+          <w:lang w:eastAsia="zh-CN"/>
+        </w:rPr>
+        <w:t>”</w:t>
+      </w:r>
+      <w:r>
+        <w:rPr>
+          <w:rFonts w:ascii="宋体" w:eastAsia="宋体" w:hAnsi="宋体"/>
+          <w:sz w:val="21"/>
+          <w:lang w:eastAsia="zh-CN"/>
+        </w:rPr>
+        <w:t>进入本轮小后测。</w:t>
       </w:r>
     </w:p>
     <w:p>
@@ -1541,16 +2539,30 @@
         <w:keepLines/>
         <w:spacing w:before="140" w:after="220"/>
         <w:rPr>
-          <w:rFonts w:ascii="宋体" w:eastAsia="宋体" w:hAnsi="宋体" w:hint="eastAsia"/>
-          <w:lang w:eastAsia="zh-CN"/>
-        </w:rPr>
-      </w:pPr>
-      <w:r>
-        <w:rPr>
-          <w:rFonts w:ascii="宋体" w:eastAsia="宋体" w:hAnsi="宋体"/>
-          <w:lang w:eastAsia="zh-CN"/>
-        </w:rPr>
-        <w:t>图 8　自由研讨对话</w:t>
+          <w:rFonts w:ascii="宋体" w:eastAsia="宋体" w:hAnsi="宋体"/>
+          <w:lang w:eastAsia="zh-CN"/>
+        </w:rPr>
+      </w:pPr>
+      <w:r>
+        <w:rPr>
+          <w:rFonts w:ascii="宋体" w:eastAsia="宋体" w:hAnsi="宋体"/>
+          <w:lang w:eastAsia="zh-CN"/>
+        </w:rPr>
+        <w:t>图</w:t>
+      </w:r>
+      <w:r>
+        <w:rPr>
+          <w:rFonts w:ascii="宋体" w:eastAsia="宋体" w:hAnsi="宋体"/>
+          <w:lang w:eastAsia="zh-CN"/>
+        </w:rPr>
+        <w:t xml:space="preserve"> 8</w:t>
+      </w:r>
+      <w:r>
+        <w:rPr>
+          <w:rFonts w:ascii="宋体" w:eastAsia="宋体" w:hAnsi="宋体"/>
+          <w:lang w:eastAsia="zh-CN"/>
+        </w:rPr>
+        <w:t xml:space="preserve">　自由研讨对话</w:t>
       </w:r>
     </w:p>
     <w:p>
@@ -1559,7 +2571,7 @@
         <w:spacing w:after="180"/>
         <w:ind w:left="259"/>
         <w:rPr>
-          <w:rFonts w:ascii="宋体" w:eastAsia="宋体" w:hAnsi="宋体" w:hint="eastAsia"/>
+          <w:rFonts w:ascii="宋体" w:eastAsia="宋体" w:hAnsi="宋体"/>
           <w:lang w:eastAsia="zh-CN"/>
         </w:rPr>
       </w:pPr>
@@ -1619,7 +2631,28 @@
           <w:rFonts w:ascii="宋体" w:eastAsia="宋体" w:hAnsi="宋体"/>
           <w:lang w:eastAsia="zh-CN"/>
         </w:rPr>
-        <w:t>4.3 无 AI 对照</w:t>
+        <w:t xml:space="preserve">4.3 </w:t>
+      </w:r>
+      <w:r>
+        <w:rPr>
+          <w:rFonts w:ascii="宋体" w:eastAsia="宋体" w:hAnsi="宋体"/>
+          <w:lang w:eastAsia="zh-CN"/>
+        </w:rPr>
+        <w:t>无</w:t>
+      </w:r>
+      <w:r>
+        <w:rPr>
+          <w:rFonts w:ascii="宋体" w:eastAsia="宋体" w:hAnsi="宋体"/>
+          <w:lang w:eastAsia="zh-CN"/>
+        </w:rPr>
+        <w:t xml:space="preserve"> AI </w:t>
+      </w:r>
+      <w:r>
+        <w:rPr>
+          <w:rFonts w:ascii="宋体" w:eastAsia="宋体" w:hAnsi="宋体"/>
+          <w:lang w:eastAsia="zh-CN"/>
+        </w:rPr>
+        <w:t>对照</w:t>
       </w:r>
     </w:p>
     <w:p>
@@ -1627,17 +2660,25 @@
         <w:spacing w:after="80"/>
         <w:ind w:left="389" w:hanging="317"/>
         <w:rPr>
-          <w:rFonts w:ascii="宋体" w:eastAsia="宋体" w:hAnsi="宋体" w:hint="eastAsia"/>
-          <w:lang w:eastAsia="zh-CN"/>
-        </w:rPr>
-      </w:pPr>
-      <w:r>
-        <w:rPr>
-          <w:rFonts w:ascii="宋体" w:eastAsia="宋体" w:hAnsi="宋体"/>
-          <w:sz w:val="21"/>
-          <w:lang w:eastAsia="zh-CN"/>
-        </w:rPr>
-        <w:t>1. 阅读页面中的固定学习讲义。</w:t>
+          <w:rFonts w:ascii="宋体" w:eastAsia="宋体" w:hAnsi="宋体"/>
+          <w:lang w:eastAsia="zh-CN"/>
+        </w:rPr>
+      </w:pPr>
+      <w:r>
+        <w:rPr>
+          <w:rFonts w:ascii="宋体" w:eastAsia="宋体" w:hAnsi="宋体"/>
+          <w:sz w:val="21"/>
+          <w:lang w:eastAsia="zh-CN"/>
+        </w:rPr>
+        <w:t xml:space="preserve">1. </w:t>
+      </w:r>
+      <w:r>
+        <w:rPr>
+          <w:rFonts w:ascii="宋体" w:eastAsia="宋体" w:hAnsi="宋体"/>
+          <w:sz w:val="21"/>
+          <w:lang w:eastAsia="zh-CN"/>
+        </w:rPr>
+        <w:t>阅读页面中的固定学习讲义。</w:t>
       </w:r>
     </w:p>
     <w:p>
@@ -1645,17 +2686,57 @@
         <w:spacing w:after="80"/>
         <w:ind w:left="389" w:hanging="317"/>
         <w:rPr>
-          <w:rFonts w:ascii="宋体" w:eastAsia="宋体" w:hAnsi="宋体" w:hint="eastAsia"/>
-          <w:lang w:eastAsia="zh-CN"/>
-        </w:rPr>
-      </w:pPr>
-      <w:r>
-        <w:rPr>
-          <w:rFonts w:ascii="宋体" w:eastAsia="宋体" w:hAnsi="宋体"/>
-          <w:sz w:val="21"/>
-          <w:lang w:eastAsia="zh-CN"/>
-        </w:rPr>
-        <w:t>2. 向下滚动至讲义底部。页面提示已记录完整阅读后，“完成学习并进入小后测”按钮才可使用。</w:t>
+          <w:rFonts w:ascii="宋体" w:eastAsia="宋体" w:hAnsi="宋体"/>
+          <w:lang w:eastAsia="zh-CN"/>
+        </w:rPr>
+      </w:pPr>
+      <w:r>
+        <w:rPr>
+          <w:rFonts w:ascii="宋体" w:eastAsia="宋体" w:hAnsi="宋体"/>
+          <w:sz w:val="21"/>
+          <w:lang w:eastAsia="zh-CN"/>
+        </w:rPr>
+        <w:t xml:space="preserve">2. </w:t>
+      </w:r>
+      <w:r>
+        <w:rPr>
+          <w:rFonts w:ascii="宋体" w:eastAsia="宋体" w:hAnsi="宋体"/>
+          <w:sz w:val="21"/>
+          <w:lang w:eastAsia="zh-CN"/>
+        </w:rPr>
+        <w:t>向下滚动至讲义底部。页面提示已记录完整阅读后，</w:t>
+      </w:r>
+      <w:r>
+        <w:rPr>
+          <w:rFonts w:ascii="宋体" w:eastAsia="宋体" w:hAnsi="宋体"/>
+          <w:sz w:val="21"/>
+          <w:lang w:eastAsia="zh-CN"/>
+        </w:rPr>
+        <w:t>“</w:t>
+      </w:r>
+      <w:r>
+        <w:rPr>
+          <w:rFonts w:ascii="宋体" w:eastAsia="宋体" w:hAnsi="宋体"/>
+          <w:sz w:val="21"/>
+          <w:lang w:eastAsia="zh-CN"/>
+        </w:rPr>
+        <w:t>完成学习并进入小后测</w:t>
+      </w:r>
+      <w:r>
+        <w:rPr>
+          <w:rFonts w:ascii="宋体" w:eastAsia="宋体" w:hAnsi="宋体"/>
+          <w:sz w:val="21"/>
+          <w:lang w:eastAsia="zh-CN"/>
+        </w:rPr>
+        <w:t>”</w:t>
+      </w:r>
+      <w:r>
+        <w:rPr>
+          <w:rFonts w:ascii="宋体" w:eastAsia="宋体" w:hAnsi="宋体"/>
+          <w:sz w:val="21"/>
+          <w:lang w:eastAsia="zh-CN"/>
+        </w:rPr>
+        <w:t>按钮才可使用。</w:t>
       </w:r>
     </w:p>
     <w:p>
@@ -1663,17 +2744,25 @@
         <w:spacing w:after="80"/>
         <w:ind w:left="389" w:hanging="317"/>
         <w:rPr>
-          <w:rFonts w:ascii="宋体" w:eastAsia="宋体" w:hAnsi="宋体" w:hint="eastAsia"/>
-          <w:lang w:eastAsia="zh-CN"/>
-        </w:rPr>
-      </w:pPr>
-      <w:r>
-        <w:rPr>
-          <w:rFonts w:ascii="宋体" w:eastAsia="宋体" w:hAnsi="宋体"/>
-          <w:sz w:val="21"/>
-          <w:lang w:eastAsia="zh-CN"/>
-        </w:rPr>
-        <w:t>3. 点击该按钮进入本轮小后测。</w:t>
+          <w:rFonts w:ascii="宋体" w:eastAsia="宋体" w:hAnsi="宋体"/>
+          <w:lang w:eastAsia="zh-CN"/>
+        </w:rPr>
+      </w:pPr>
+      <w:r>
+        <w:rPr>
+          <w:rFonts w:ascii="宋体" w:eastAsia="宋体" w:hAnsi="宋体"/>
+          <w:sz w:val="21"/>
+          <w:lang w:eastAsia="zh-CN"/>
+        </w:rPr>
+        <w:t xml:space="preserve">3. </w:t>
+      </w:r>
+      <w:r>
+        <w:rPr>
+          <w:rFonts w:ascii="宋体" w:eastAsia="宋体" w:hAnsi="宋体"/>
+          <w:sz w:val="21"/>
+          <w:lang w:eastAsia="zh-CN"/>
+        </w:rPr>
+        <w:t>点击该按钮进入本轮小后测。</w:t>
       </w:r>
     </w:p>
     <w:p>
@@ -1682,16 +2771,44 @@
         <w:keepLines/>
         <w:spacing w:before="140" w:after="220"/>
         <w:rPr>
-          <w:rFonts w:ascii="宋体" w:eastAsia="宋体" w:hAnsi="宋体" w:hint="eastAsia"/>
-          <w:lang w:eastAsia="zh-CN"/>
-        </w:rPr>
-      </w:pPr>
-      <w:r>
-        <w:rPr>
-          <w:rFonts w:ascii="宋体" w:eastAsia="宋体" w:hAnsi="宋体"/>
-          <w:lang w:eastAsia="zh-CN"/>
-        </w:rPr>
-        <w:t>图 9　无 AI 讲义阅读</w:t>
+          <w:rFonts w:ascii="宋体" w:eastAsia="宋体" w:hAnsi="宋体"/>
+          <w:lang w:eastAsia="zh-CN"/>
+        </w:rPr>
+      </w:pPr>
+      <w:r>
+        <w:rPr>
+          <w:rFonts w:ascii="宋体" w:eastAsia="宋体" w:hAnsi="宋体"/>
+          <w:lang w:eastAsia="zh-CN"/>
+        </w:rPr>
+        <w:t>图</w:t>
+      </w:r>
+      <w:r>
+        <w:rPr>
+          <w:rFonts w:ascii="宋体" w:eastAsia="宋体" w:hAnsi="宋体"/>
+          <w:lang w:eastAsia="zh-CN"/>
+        </w:rPr>
+        <w:t xml:space="preserve"> 9</w:t>
+      </w:r>
+      <w:r>
+        <w:rPr>
+          <w:rFonts w:ascii="宋体" w:eastAsia="宋体" w:hAnsi="宋体"/>
+          <w:lang w:eastAsia="zh-CN"/>
+        </w:rPr>
+        <w:t xml:space="preserve">　无</w:t>
+      </w:r>
+      <w:r>
+        <w:rPr>
+          <w:rFonts w:ascii="宋体" w:eastAsia="宋体" w:hAnsi="宋体"/>
+          <w:lang w:eastAsia="zh-CN"/>
+        </w:rPr>
+        <w:t xml:space="preserve"> AI </w:t>
+      </w:r>
+      <w:r>
+        <w:rPr>
+          <w:rFonts w:ascii="宋体" w:eastAsia="宋体" w:hAnsi="宋体"/>
+          <w:lang w:eastAsia="zh-CN"/>
+        </w:rPr>
+        <w:t>讲义阅读</w:t>
       </w:r>
     </w:p>
     <w:p>
@@ -1700,7 +2817,7 @@
         <w:spacing w:after="180"/>
         <w:ind w:left="259"/>
         <w:rPr>
-          <w:rFonts w:ascii="宋体" w:eastAsia="宋体" w:hAnsi="宋体" w:hint="eastAsia"/>
+          <w:rFonts w:ascii="宋体" w:eastAsia="宋体" w:hAnsi="宋体"/>
           <w:lang w:eastAsia="zh-CN"/>
         </w:rPr>
       </w:pPr>
@@ -1760,7 +2877,14 @@
           <w:rFonts w:ascii="宋体" w:eastAsia="宋体" w:hAnsi="宋体"/>
           <w:lang w:eastAsia="zh-CN"/>
         </w:rPr>
-        <w:t>4.4 完成本轮小后测</w:t>
+        <w:t xml:space="preserve">4.4 </w:t>
+      </w:r>
+      <w:r>
+        <w:rPr>
+          <w:rFonts w:ascii="宋体" w:eastAsia="宋体" w:hAnsi="宋体"/>
+          <w:lang w:eastAsia="zh-CN"/>
+        </w:rPr>
+        <w:t>完成本轮小后测</w:t>
       </w:r>
     </w:p>
     <w:p>
@@ -1768,17 +2892,43 @@
         <w:spacing w:after="80"/>
         <w:ind w:left="389" w:hanging="317"/>
         <w:rPr>
-          <w:rFonts w:ascii="宋体" w:eastAsia="宋体" w:hAnsi="宋体" w:hint="eastAsia"/>
-          <w:lang w:eastAsia="zh-CN"/>
-        </w:rPr>
-      </w:pPr>
-      <w:r>
-        <w:rPr>
-          <w:rFonts w:ascii="宋体" w:eastAsia="宋体" w:hAnsi="宋体"/>
-          <w:sz w:val="21"/>
-          <w:lang w:eastAsia="zh-CN"/>
-        </w:rPr>
-        <w:t>1. 阅读题目并选择答案。答案选择后会自动保存，页面会显示当前题号和已作答状态。</w:t>
+          <w:rFonts w:ascii="宋体" w:eastAsia="宋体" w:hAnsi="宋体"/>
+          <w:lang w:eastAsia="zh-CN"/>
+        </w:rPr>
+      </w:pPr>
+      <w:r>
+        <w:rPr>
+          <w:rFonts w:ascii="宋体" w:eastAsia="宋体" w:hAnsi="宋体"/>
+          <w:sz w:val="21"/>
+          <w:lang w:eastAsia="zh-CN"/>
+        </w:rPr>
+        <w:t xml:space="preserve">1. </w:t>
+      </w:r>
+      <w:r>
+        <w:rPr>
+          <w:rFonts w:ascii="宋体" w:eastAsia="宋体" w:hAnsi="宋体"/>
+          <w:sz w:val="21"/>
+          <w:lang w:eastAsia="zh-CN"/>
+        </w:rPr>
+        <w:t>阅读题目并选择答案。答案选择后会自动保存，页面会显示当</w:t>
+      </w:r>
+      <w:proofErr w:type="gramStart"/>
+      <w:r>
+        <w:rPr>
+          <w:rFonts w:ascii="宋体" w:eastAsia="宋体" w:hAnsi="宋体"/>
+          <w:sz w:val="21"/>
+          <w:lang w:eastAsia="zh-CN"/>
+        </w:rPr>
+        <w:t>前题</w:t>
+      </w:r>
+      <w:proofErr w:type="gramEnd"/>
+      <w:r>
+        <w:rPr>
+          <w:rFonts w:ascii="宋体" w:eastAsia="宋体" w:hAnsi="宋体"/>
+          <w:sz w:val="21"/>
+          <w:lang w:eastAsia="zh-CN"/>
+        </w:rPr>
+        <w:t>号和已作答状态。</w:t>
       </w:r>
     </w:p>
     <w:p>
@@ -1786,17 +2936,81 @@
         <w:spacing w:after="80"/>
         <w:ind w:left="389" w:hanging="317"/>
         <w:rPr>
-          <w:rFonts w:ascii="宋体" w:eastAsia="宋体" w:hAnsi="宋体" w:hint="eastAsia"/>
-          <w:lang w:eastAsia="zh-CN"/>
-        </w:rPr>
-      </w:pPr>
-      <w:r>
-        <w:rPr>
-          <w:rFonts w:ascii="宋体" w:eastAsia="宋体" w:hAnsi="宋体"/>
-          <w:sz w:val="21"/>
-          <w:lang w:eastAsia="zh-CN"/>
-        </w:rPr>
-        <w:t>2. 使用“上一题”“下一题”或题号导航检查各题；提交前确认每题都已作答。</w:t>
+          <w:rFonts w:ascii="宋体" w:eastAsia="宋体" w:hAnsi="宋体"/>
+          <w:lang w:eastAsia="zh-CN"/>
+        </w:rPr>
+      </w:pPr>
+      <w:r>
+        <w:rPr>
+          <w:rFonts w:ascii="宋体" w:eastAsia="宋体" w:hAnsi="宋体"/>
+          <w:sz w:val="21"/>
+          <w:lang w:eastAsia="zh-CN"/>
+        </w:rPr>
+        <w:t xml:space="preserve">2. </w:t>
+      </w:r>
+      <w:r>
+        <w:rPr>
+          <w:rFonts w:ascii="宋体" w:eastAsia="宋体" w:hAnsi="宋体"/>
+          <w:sz w:val="21"/>
+          <w:lang w:eastAsia="zh-CN"/>
+        </w:rPr>
+        <w:t>使用</w:t>
+      </w:r>
+      <w:r>
+        <w:rPr>
+          <w:rFonts w:ascii="宋体" w:eastAsia="宋体" w:hAnsi="宋体"/>
+          <w:sz w:val="21"/>
+          <w:lang w:eastAsia="zh-CN"/>
+        </w:rPr>
+        <w:t>“</w:t>
+      </w:r>
+      <w:r>
+        <w:rPr>
+          <w:rFonts w:ascii="宋体" w:eastAsia="宋体" w:hAnsi="宋体"/>
+          <w:sz w:val="21"/>
+          <w:lang w:eastAsia="zh-CN"/>
+        </w:rPr>
+        <w:t>上一题</w:t>
+      </w:r>
+      <w:r>
+        <w:rPr>
+          <w:rFonts w:ascii="宋体" w:eastAsia="宋体" w:hAnsi="宋体"/>
+          <w:sz w:val="21"/>
+          <w:lang w:eastAsia="zh-CN"/>
+        </w:rPr>
+        <w:t>”“</w:t>
+      </w:r>
+      <w:r>
+        <w:rPr>
+          <w:rFonts w:ascii="宋体" w:eastAsia="宋体" w:hAnsi="宋体"/>
+          <w:sz w:val="21"/>
+          <w:lang w:eastAsia="zh-CN"/>
+        </w:rPr>
+        <w:t>下一题</w:t>
+      </w:r>
+      <w:r>
+        <w:rPr>
+          <w:rFonts w:ascii="宋体" w:eastAsia="宋体" w:hAnsi="宋体"/>
+          <w:sz w:val="21"/>
+          <w:lang w:eastAsia="zh-CN"/>
+        </w:rPr>
+        <w:t>”</w:t>
+      </w:r>
+      <w:r>
+        <w:rPr>
+          <w:rFonts w:ascii="宋体" w:eastAsia="宋体" w:hAnsi="宋体"/>
+          <w:sz w:val="21"/>
+          <w:lang w:eastAsia="zh-CN"/>
+        </w:rPr>
+        <w:t>或题号导航检查各题；提交前确认每题都已作</w:t>
+      </w:r>
+      <w:r>
+        <w:rPr>
+          <w:rFonts w:ascii="宋体" w:eastAsia="宋体" w:hAnsi="宋体"/>
+          <w:sz w:val="21"/>
+          <w:lang w:eastAsia="zh-CN"/>
+        </w:rPr>
+        <w:t>答。</w:t>
       </w:r>
     </w:p>
     <w:p>
@@ -1804,17 +3018,57 @@
         <w:spacing w:after="80"/>
         <w:ind w:left="389" w:hanging="317"/>
         <w:rPr>
-          <w:rFonts w:ascii="宋体" w:eastAsia="宋体" w:hAnsi="宋体" w:hint="eastAsia"/>
-          <w:lang w:eastAsia="zh-CN"/>
-        </w:rPr>
-      </w:pPr>
-      <w:r>
-        <w:rPr>
-          <w:rFonts w:ascii="宋体" w:eastAsia="宋体" w:hAnsi="宋体"/>
-          <w:sz w:val="21"/>
-          <w:lang w:eastAsia="zh-CN"/>
-        </w:rPr>
-        <w:t>3. 在最后一题点击“提交整份测试”，并在确认提示中确认提交。提交后不能修改。</w:t>
+          <w:rFonts w:ascii="宋体" w:eastAsia="宋体" w:hAnsi="宋体"/>
+          <w:lang w:eastAsia="zh-CN"/>
+        </w:rPr>
+      </w:pPr>
+      <w:r>
+        <w:rPr>
+          <w:rFonts w:ascii="宋体" w:eastAsia="宋体" w:hAnsi="宋体"/>
+          <w:sz w:val="21"/>
+          <w:lang w:eastAsia="zh-CN"/>
+        </w:rPr>
+        <w:t xml:space="preserve">3. </w:t>
+      </w:r>
+      <w:r>
+        <w:rPr>
+          <w:rFonts w:ascii="宋体" w:eastAsia="宋体" w:hAnsi="宋体"/>
+          <w:sz w:val="21"/>
+          <w:lang w:eastAsia="zh-CN"/>
+        </w:rPr>
+        <w:t>在最后一题点击</w:t>
+      </w:r>
+      <w:r>
+        <w:rPr>
+          <w:rFonts w:ascii="宋体" w:eastAsia="宋体" w:hAnsi="宋体"/>
+          <w:sz w:val="21"/>
+          <w:lang w:eastAsia="zh-CN"/>
+        </w:rPr>
+        <w:t>“</w:t>
+      </w:r>
+      <w:r>
+        <w:rPr>
+          <w:rFonts w:ascii="宋体" w:eastAsia="宋体" w:hAnsi="宋体"/>
+          <w:sz w:val="21"/>
+          <w:lang w:eastAsia="zh-CN"/>
+        </w:rPr>
+        <w:t>提交整份测试</w:t>
+      </w:r>
+      <w:r>
+        <w:rPr>
+          <w:rFonts w:ascii="宋体" w:eastAsia="宋体" w:hAnsi="宋体"/>
+          <w:sz w:val="21"/>
+          <w:lang w:eastAsia="zh-CN"/>
+        </w:rPr>
+        <w:t>”</w:t>
+      </w:r>
+      <w:r>
+        <w:rPr>
+          <w:rFonts w:ascii="宋体" w:eastAsia="宋体" w:hAnsi="宋体"/>
+          <w:sz w:val="21"/>
+          <w:lang w:eastAsia="zh-CN"/>
+        </w:rPr>
+        <w:t>，并在确认提示中确认提交。提交后不能修改。</w:t>
       </w:r>
     </w:p>
     <w:p>
@@ -1822,17 +3076,25 @@
         <w:spacing w:after="80"/>
         <w:ind w:left="389" w:hanging="317"/>
         <w:rPr>
-          <w:rFonts w:ascii="宋体" w:eastAsia="宋体" w:hAnsi="宋体" w:hint="eastAsia"/>
-          <w:lang w:eastAsia="zh-CN"/>
-        </w:rPr>
-      </w:pPr>
-      <w:r>
-        <w:rPr>
-          <w:rFonts w:ascii="宋体" w:eastAsia="宋体" w:hAnsi="宋体"/>
-          <w:sz w:val="21"/>
-          <w:lang w:eastAsia="zh-CN"/>
-        </w:rPr>
-        <w:t>4. 系统保存后会进入下一轮；重复对应模式的学习流程，直至完成五轮。</w:t>
+          <w:rFonts w:ascii="宋体" w:eastAsia="宋体" w:hAnsi="宋体"/>
+          <w:lang w:eastAsia="zh-CN"/>
+        </w:rPr>
+      </w:pPr>
+      <w:r>
+        <w:rPr>
+          <w:rFonts w:ascii="宋体" w:eastAsia="宋体" w:hAnsi="宋体"/>
+          <w:sz w:val="21"/>
+          <w:lang w:eastAsia="zh-CN"/>
+        </w:rPr>
+        <w:t xml:space="preserve">4. </w:t>
+      </w:r>
+      <w:r>
+        <w:rPr>
+          <w:rFonts w:ascii="宋体" w:eastAsia="宋体" w:hAnsi="宋体"/>
+          <w:sz w:val="21"/>
+          <w:lang w:eastAsia="zh-CN"/>
+        </w:rPr>
+        <w:t>系统保存后会进入下一轮；重复对应模式的学习流程，直至完成五轮。</w:t>
       </w:r>
     </w:p>
     <w:p>
@@ -1841,16 +3103,30 @@
         <w:keepLines/>
         <w:spacing w:before="140" w:after="220"/>
         <w:rPr>
-          <w:rFonts w:ascii="宋体" w:eastAsia="宋体" w:hAnsi="宋体" w:hint="eastAsia"/>
-          <w:lang w:eastAsia="zh-CN"/>
-        </w:rPr>
-      </w:pPr>
-      <w:r>
-        <w:rPr>
-          <w:rFonts w:ascii="宋体" w:eastAsia="宋体" w:hAnsi="宋体"/>
-          <w:lang w:eastAsia="zh-CN"/>
-        </w:rPr>
-        <w:t>图 10　小后测作答</w:t>
+          <w:rFonts w:ascii="宋体" w:eastAsia="宋体" w:hAnsi="宋体"/>
+          <w:lang w:eastAsia="zh-CN"/>
+        </w:rPr>
+      </w:pPr>
+      <w:r>
+        <w:rPr>
+          <w:rFonts w:ascii="宋体" w:eastAsia="宋体" w:hAnsi="宋体"/>
+          <w:lang w:eastAsia="zh-CN"/>
+        </w:rPr>
+        <w:t>图</w:t>
+      </w:r>
+      <w:r>
+        <w:rPr>
+          <w:rFonts w:ascii="宋体" w:eastAsia="宋体" w:hAnsi="宋体"/>
+          <w:lang w:eastAsia="zh-CN"/>
+        </w:rPr>
+        <w:t xml:space="preserve"> 10</w:t>
+      </w:r>
+      <w:r>
+        <w:rPr>
+          <w:rFonts w:ascii="宋体" w:eastAsia="宋体" w:hAnsi="宋体"/>
+          <w:lang w:eastAsia="zh-CN"/>
+        </w:rPr>
+        <w:t xml:space="preserve">　小后测作答</w:t>
       </w:r>
     </w:p>
     <w:p>
@@ -1859,7 +3135,7 @@
         <w:spacing w:after="180"/>
         <w:ind w:left="259"/>
         <w:rPr>
-          <w:rFonts w:ascii="宋体" w:eastAsia="宋体" w:hAnsi="宋体" w:hint="eastAsia"/>
+          <w:rFonts w:ascii="宋体" w:eastAsia="宋体" w:hAnsi="宋体"/>
           <w:lang w:eastAsia="zh-CN"/>
         </w:rPr>
       </w:pPr>
@@ -1919,7 +3195,23 @@
           <w:rFonts w:ascii="宋体" w:eastAsia="宋体" w:hAnsi="宋体"/>
           <w:lang w:eastAsia="zh-CN"/>
         </w:rPr>
-        <w:t>五、完成后测并保存记录</w:t>
+        <w:t>五、完成</w:t>
+      </w:r>
+      <w:proofErr w:type="gramStart"/>
+      <w:r>
+        <w:rPr>
+          <w:rFonts w:ascii="宋体" w:eastAsia="宋体" w:hAnsi="宋体"/>
+          <w:lang w:eastAsia="zh-CN"/>
+        </w:rPr>
+        <w:t>后测并保存</w:t>
+      </w:r>
+      <w:proofErr w:type="gramEnd"/>
+      <w:r>
+        <w:rPr>
+          <w:rFonts w:ascii="宋体" w:eastAsia="宋体" w:hAnsi="宋体"/>
+          <w:lang w:eastAsia="zh-CN"/>
+        </w:rPr>
+        <w:t>记录</w:t>
       </w:r>
     </w:p>
     <w:p>
@@ -1927,17 +3219,25 @@
         <w:spacing w:after="80"/>
         <w:ind w:left="389" w:hanging="317"/>
         <w:rPr>
-          <w:rFonts w:ascii="宋体" w:eastAsia="宋体" w:hAnsi="宋体" w:hint="eastAsia"/>
-          <w:lang w:eastAsia="zh-CN"/>
-        </w:rPr>
-      </w:pPr>
-      <w:r>
-        <w:rPr>
-          <w:rFonts w:ascii="宋体" w:eastAsia="宋体" w:hAnsi="宋体"/>
-          <w:sz w:val="21"/>
-          <w:lang w:eastAsia="zh-CN"/>
-        </w:rPr>
-        <w:t>1. 完成五轮学习和每轮小后测后，按页面提示完成后测。</w:t>
+          <w:rFonts w:ascii="宋体" w:eastAsia="宋体" w:hAnsi="宋体"/>
+          <w:lang w:eastAsia="zh-CN"/>
+        </w:rPr>
+      </w:pPr>
+      <w:r>
+        <w:rPr>
+          <w:rFonts w:ascii="宋体" w:eastAsia="宋体" w:hAnsi="宋体"/>
+          <w:sz w:val="21"/>
+          <w:lang w:eastAsia="zh-CN"/>
+        </w:rPr>
+        <w:t xml:space="preserve">1. </w:t>
+      </w:r>
+      <w:r>
+        <w:rPr>
+          <w:rFonts w:ascii="宋体" w:eastAsia="宋体" w:hAnsi="宋体"/>
+          <w:sz w:val="21"/>
+          <w:lang w:eastAsia="zh-CN"/>
+        </w:rPr>
+        <w:t>完成五轮学习和每轮小后测后，按页面提示完成后测。</w:t>
       </w:r>
     </w:p>
     <w:p>
@@ -1945,17 +3245,25 @@
         <w:spacing w:after="80"/>
         <w:ind w:left="389" w:hanging="317"/>
         <w:rPr>
-          <w:rFonts w:ascii="宋体" w:eastAsia="宋体" w:hAnsi="宋体" w:hint="eastAsia"/>
-          <w:lang w:eastAsia="zh-CN"/>
-        </w:rPr>
-      </w:pPr>
-      <w:r>
-        <w:rPr>
-          <w:rFonts w:ascii="宋体" w:eastAsia="宋体" w:hAnsi="宋体"/>
-          <w:sz w:val="21"/>
-          <w:lang w:eastAsia="zh-CN"/>
-        </w:rPr>
-        <w:t>2. 后测答题方式与小后测相同：选择答案后自动保存，逐题检查，最后提交整份测试。提交后不能修改。</w:t>
+          <w:rFonts w:ascii="宋体" w:eastAsia="宋体" w:hAnsi="宋体"/>
+          <w:lang w:eastAsia="zh-CN"/>
+        </w:rPr>
+      </w:pPr>
+      <w:r>
+        <w:rPr>
+          <w:rFonts w:ascii="宋体" w:eastAsia="宋体" w:hAnsi="宋体"/>
+          <w:sz w:val="21"/>
+          <w:lang w:eastAsia="zh-CN"/>
+        </w:rPr>
+        <w:t xml:space="preserve">2. </w:t>
+      </w:r>
+      <w:r>
+        <w:rPr>
+          <w:rFonts w:ascii="宋体" w:eastAsia="宋体" w:hAnsi="宋体"/>
+          <w:sz w:val="21"/>
+          <w:lang w:eastAsia="zh-CN"/>
+        </w:rPr>
+        <w:t>后测答题方式与小后测相同：选择答案后自动保存，逐题检查，最后提交整份测试。提交后不能修改。</w:t>
       </w:r>
     </w:p>
     <w:p>
@@ -1963,17 +3271,57 @@
         <w:spacing w:after="80"/>
         <w:ind w:left="389" w:hanging="317"/>
         <w:rPr>
-          <w:rFonts w:ascii="宋体" w:eastAsia="宋体" w:hAnsi="宋体" w:hint="eastAsia"/>
-          <w:lang w:eastAsia="zh-CN"/>
-        </w:rPr>
-      </w:pPr>
-      <w:r>
-        <w:rPr>
-          <w:rFonts w:ascii="宋体" w:eastAsia="宋体" w:hAnsi="宋体"/>
-          <w:sz w:val="21"/>
-          <w:lang w:eastAsia="zh-CN"/>
-        </w:rPr>
-        <w:t>3. 完成后，系统会显示完成凭证。建议点击“保存完成凭证”下载图片留存。</w:t>
+          <w:rFonts w:ascii="宋体" w:eastAsia="宋体" w:hAnsi="宋体"/>
+          <w:lang w:eastAsia="zh-CN"/>
+        </w:rPr>
+      </w:pPr>
+      <w:r>
+        <w:rPr>
+          <w:rFonts w:ascii="宋体" w:eastAsia="宋体" w:hAnsi="宋体"/>
+          <w:sz w:val="21"/>
+          <w:lang w:eastAsia="zh-CN"/>
+        </w:rPr>
+        <w:t xml:space="preserve">3. </w:t>
+      </w:r>
+      <w:r>
+        <w:rPr>
+          <w:rFonts w:ascii="宋体" w:eastAsia="宋体" w:hAnsi="宋体"/>
+          <w:sz w:val="21"/>
+          <w:lang w:eastAsia="zh-CN"/>
+        </w:rPr>
+        <w:t>完成后，系统会显示完成凭证。建议点击</w:t>
+      </w:r>
+      <w:r>
+        <w:rPr>
+          <w:rFonts w:ascii="宋体" w:eastAsia="宋体" w:hAnsi="宋体"/>
+          <w:sz w:val="21"/>
+          <w:lang w:eastAsia="zh-CN"/>
+        </w:rPr>
+        <w:t>“</w:t>
+      </w:r>
+      <w:r>
+        <w:rPr>
+          <w:rFonts w:ascii="宋体" w:eastAsia="宋体" w:hAnsi="宋体"/>
+          <w:sz w:val="21"/>
+          <w:lang w:eastAsia="zh-CN"/>
+        </w:rPr>
+        <w:t>保存完成凭证</w:t>
+      </w:r>
+      <w:r>
+        <w:rPr>
+          <w:rFonts w:ascii="宋体" w:eastAsia="宋体" w:hAnsi="宋体"/>
+          <w:sz w:val="21"/>
+          <w:lang w:eastAsia="zh-CN"/>
+        </w:rPr>
+        <w:t>”</w:t>
+      </w:r>
+      <w:r>
+        <w:rPr>
+          <w:rFonts w:ascii="宋体" w:eastAsia="宋体" w:hAnsi="宋体"/>
+          <w:sz w:val="21"/>
+          <w:lang w:eastAsia="zh-CN"/>
+        </w:rPr>
+        <w:t>下载图片留存。</w:t>
       </w:r>
     </w:p>
     <w:p>
@@ -1981,17 +3329,57 @@
         <w:spacing w:after="80"/>
         <w:ind w:left="389" w:hanging="317"/>
         <w:rPr>
-          <w:rFonts w:ascii="宋体" w:eastAsia="宋体" w:hAnsi="宋体" w:hint="eastAsia"/>
-          <w:lang w:eastAsia="zh-CN"/>
-        </w:rPr>
-      </w:pPr>
-      <w:r>
-        <w:rPr>
-          <w:rFonts w:ascii="宋体" w:eastAsia="宋体" w:hAnsi="宋体"/>
-          <w:sz w:val="21"/>
-          <w:lang w:eastAsia="zh-CN"/>
-        </w:rPr>
-        <w:t>4. 点击“查看记录与导出数据”进入本机实验记录页面。</w:t>
+          <w:rFonts w:ascii="宋体" w:eastAsia="宋体" w:hAnsi="宋体"/>
+          <w:lang w:eastAsia="zh-CN"/>
+        </w:rPr>
+      </w:pPr>
+      <w:r>
+        <w:rPr>
+          <w:rFonts w:ascii="宋体" w:eastAsia="宋体" w:hAnsi="宋体"/>
+          <w:sz w:val="21"/>
+          <w:lang w:eastAsia="zh-CN"/>
+        </w:rPr>
+        <w:t xml:space="preserve">4. </w:t>
+      </w:r>
+      <w:r>
+        <w:rPr>
+          <w:rFonts w:ascii="宋体" w:eastAsia="宋体" w:hAnsi="宋体"/>
+          <w:sz w:val="21"/>
+          <w:lang w:eastAsia="zh-CN"/>
+        </w:rPr>
+        <w:t>点击</w:t>
+      </w:r>
+      <w:r>
+        <w:rPr>
+          <w:rFonts w:ascii="宋体" w:eastAsia="宋体" w:hAnsi="宋体"/>
+          <w:sz w:val="21"/>
+          <w:lang w:eastAsia="zh-CN"/>
+        </w:rPr>
+        <w:t>“</w:t>
+      </w:r>
+      <w:r>
+        <w:rPr>
+          <w:rFonts w:ascii="宋体" w:eastAsia="宋体" w:hAnsi="宋体"/>
+          <w:sz w:val="21"/>
+          <w:lang w:eastAsia="zh-CN"/>
+        </w:rPr>
+        <w:t>查看记录与导出数据</w:t>
+      </w:r>
+      <w:r>
+        <w:rPr>
+          <w:rFonts w:ascii="宋体" w:eastAsia="宋体" w:hAnsi="宋体"/>
+          <w:sz w:val="21"/>
+          <w:lang w:eastAsia="zh-CN"/>
+        </w:rPr>
+        <w:t>”</w:t>
+      </w:r>
+      <w:r>
+        <w:rPr>
+          <w:rFonts w:ascii="宋体" w:eastAsia="宋体" w:hAnsi="宋体"/>
+          <w:sz w:val="21"/>
+          <w:lang w:eastAsia="zh-CN"/>
+        </w:rPr>
+        <w:t>进入本机实验记录页面。</w:t>
       </w:r>
     </w:p>
     <w:p>
@@ -2000,16 +3388,30 @@
         <w:keepLines/>
         <w:spacing w:before="140" w:after="220"/>
         <w:rPr>
-          <w:rFonts w:ascii="宋体" w:eastAsia="宋体" w:hAnsi="宋体" w:hint="eastAsia"/>
-          <w:lang w:eastAsia="zh-CN"/>
-        </w:rPr>
-      </w:pPr>
-      <w:r>
-        <w:rPr>
-          <w:rFonts w:ascii="宋体" w:eastAsia="宋体" w:hAnsi="宋体"/>
-          <w:lang w:eastAsia="zh-CN"/>
-        </w:rPr>
-        <w:t>图 11　完成凭证</w:t>
+          <w:rFonts w:ascii="宋体" w:eastAsia="宋体" w:hAnsi="宋体"/>
+          <w:lang w:eastAsia="zh-CN"/>
+        </w:rPr>
+      </w:pPr>
+      <w:r>
+        <w:rPr>
+          <w:rFonts w:ascii="宋体" w:eastAsia="宋体" w:hAnsi="宋体"/>
+          <w:lang w:eastAsia="zh-CN"/>
+        </w:rPr>
+        <w:t>图</w:t>
+      </w:r>
+      <w:r>
+        <w:rPr>
+          <w:rFonts w:ascii="宋体" w:eastAsia="宋体" w:hAnsi="宋体"/>
+          <w:lang w:eastAsia="zh-CN"/>
+        </w:rPr>
+        <w:t xml:space="preserve"> 11</w:t>
+      </w:r>
+      <w:r>
+        <w:rPr>
+          <w:rFonts w:ascii="宋体" w:eastAsia="宋体" w:hAnsi="宋体"/>
+          <w:lang w:eastAsia="zh-CN"/>
+        </w:rPr>
+        <w:t xml:space="preserve">　完成凭证</w:t>
       </w:r>
     </w:p>
     <w:p>
@@ -2018,7 +3420,7 @@
         <w:spacing w:after="180"/>
         <w:ind w:left="259"/>
         <w:rPr>
-          <w:rFonts w:ascii="宋体" w:eastAsia="宋体" w:hAnsi="宋体" w:hint="eastAsia"/>
+          <w:rFonts w:ascii="宋体" w:eastAsia="宋体" w:hAnsi="宋体"/>
           <w:lang w:eastAsia="zh-CN"/>
         </w:rPr>
       </w:pPr>
@@ -2086,17 +3488,57 @@
         <w:spacing w:after="80"/>
         <w:ind w:left="389" w:hanging="317"/>
         <w:rPr>
-          <w:rFonts w:ascii="宋体" w:eastAsia="宋体" w:hAnsi="宋体" w:hint="eastAsia"/>
-          <w:lang w:eastAsia="zh-CN"/>
-        </w:rPr>
-      </w:pPr>
-      <w:r>
-        <w:rPr>
-          <w:rFonts w:ascii="宋体" w:eastAsia="宋体" w:hAnsi="宋体"/>
-          <w:sz w:val="21"/>
-          <w:lang w:eastAsia="zh-CN"/>
-        </w:rPr>
-        <w:t>1. 在开始实验页面输入此前使用的同一姓名和手机号，点击“查看历史记录”；也可以从完成凭证页面进入记录页。</w:t>
+          <w:rFonts w:ascii="宋体" w:eastAsia="宋体" w:hAnsi="宋体"/>
+          <w:lang w:eastAsia="zh-CN"/>
+        </w:rPr>
+      </w:pPr>
+      <w:r>
+        <w:rPr>
+          <w:rFonts w:ascii="宋体" w:eastAsia="宋体" w:hAnsi="宋体"/>
+          <w:sz w:val="21"/>
+          <w:lang w:eastAsia="zh-CN"/>
+        </w:rPr>
+        <w:t xml:space="preserve">1. </w:t>
+      </w:r>
+      <w:r>
+        <w:rPr>
+          <w:rFonts w:ascii="宋体" w:eastAsia="宋体" w:hAnsi="宋体"/>
+          <w:sz w:val="21"/>
+          <w:lang w:eastAsia="zh-CN"/>
+        </w:rPr>
+        <w:t>在开始实验页面输入此前使用的同一姓名和手机号，点击</w:t>
+      </w:r>
+      <w:r>
+        <w:rPr>
+          <w:rFonts w:ascii="宋体" w:eastAsia="宋体" w:hAnsi="宋体"/>
+          <w:sz w:val="21"/>
+          <w:lang w:eastAsia="zh-CN"/>
+        </w:rPr>
+        <w:t>“</w:t>
+      </w:r>
+      <w:r>
+        <w:rPr>
+          <w:rFonts w:ascii="宋体" w:eastAsia="宋体" w:hAnsi="宋体"/>
+          <w:sz w:val="21"/>
+          <w:lang w:eastAsia="zh-CN"/>
+        </w:rPr>
+        <w:t>查看历史记录</w:t>
+      </w:r>
+      <w:r>
+        <w:rPr>
+          <w:rFonts w:ascii="宋体" w:eastAsia="宋体" w:hAnsi="宋体"/>
+          <w:sz w:val="21"/>
+          <w:lang w:eastAsia="zh-CN"/>
+        </w:rPr>
+        <w:t>”</w:t>
+      </w:r>
+      <w:r>
+        <w:rPr>
+          <w:rFonts w:ascii="宋体" w:eastAsia="宋体" w:hAnsi="宋体"/>
+          <w:sz w:val="21"/>
+          <w:lang w:eastAsia="zh-CN"/>
+        </w:rPr>
+        <w:t>；也可以从完成凭证页面进入记录页。</w:t>
       </w:r>
     </w:p>
     <w:p>
@@ -2104,17 +3546,25 @@
         <w:spacing w:after="80"/>
         <w:ind w:left="389" w:hanging="317"/>
         <w:rPr>
-          <w:rFonts w:ascii="宋体" w:eastAsia="宋体" w:hAnsi="宋体" w:hint="eastAsia"/>
-          <w:lang w:eastAsia="zh-CN"/>
-        </w:rPr>
-      </w:pPr>
-      <w:r>
-        <w:rPr>
-          <w:rFonts w:ascii="宋体" w:eastAsia="宋体" w:hAnsi="宋体"/>
-          <w:sz w:val="21"/>
-          <w:lang w:eastAsia="zh-CN"/>
-        </w:rPr>
-        <w:t>2. 页面会列出本机保存的实验记录，并显示模式、开始时间；已完成记录还会显示完成时间和用时。</w:t>
+          <w:rFonts w:ascii="宋体" w:eastAsia="宋体" w:hAnsi="宋体"/>
+          <w:lang w:eastAsia="zh-CN"/>
+        </w:rPr>
+      </w:pPr>
+      <w:r>
+        <w:rPr>
+          <w:rFonts w:ascii="宋体" w:eastAsia="宋体" w:hAnsi="宋体"/>
+          <w:sz w:val="21"/>
+          <w:lang w:eastAsia="zh-CN"/>
+        </w:rPr>
+        <w:t xml:space="preserve">2. </w:t>
+      </w:r>
+      <w:r>
+        <w:rPr>
+          <w:rFonts w:ascii="宋体" w:eastAsia="宋体" w:hAnsi="宋体"/>
+          <w:sz w:val="21"/>
+          <w:lang w:eastAsia="zh-CN"/>
+        </w:rPr>
+        <w:t>页面会列出本机保存的实验记录，并显示模式、开始时间；已完成记录还会显示完成时间和用时。</w:t>
       </w:r>
     </w:p>
     <w:p>
@@ -2122,17 +3572,57 @@
         <w:spacing w:after="80"/>
         <w:ind w:left="389" w:hanging="317"/>
         <w:rPr>
-          <w:rFonts w:ascii="宋体" w:eastAsia="宋体" w:hAnsi="宋体" w:hint="eastAsia"/>
-          <w:lang w:eastAsia="zh-CN"/>
-        </w:rPr>
-      </w:pPr>
-      <w:r>
-        <w:rPr>
-          <w:rFonts w:ascii="宋体" w:eastAsia="宋体" w:hAnsi="宋体"/>
-          <w:sz w:val="21"/>
-          <w:lang w:eastAsia="zh-CN"/>
-        </w:rPr>
-        <w:t>3. 只有完整完成的记录可以导出。找到要提交的那条记录，点击对应的“下载数据 Excel”按钮。</w:t>
+          <w:rFonts w:ascii="宋体" w:eastAsia="宋体" w:hAnsi="宋体"/>
+          <w:lang w:eastAsia="zh-CN"/>
+        </w:rPr>
+      </w:pPr>
+      <w:r>
+        <w:rPr>
+          <w:rFonts w:ascii="宋体" w:eastAsia="宋体" w:hAnsi="宋体"/>
+          <w:sz w:val="21"/>
+          <w:lang w:eastAsia="zh-CN"/>
+        </w:rPr>
+        <w:t xml:space="preserve">3. </w:t>
+      </w:r>
+      <w:r>
+        <w:rPr>
+          <w:rFonts w:ascii="宋体" w:eastAsia="宋体" w:hAnsi="宋体"/>
+          <w:sz w:val="21"/>
+          <w:lang w:eastAsia="zh-CN"/>
+        </w:rPr>
+        <w:t>只有完整完成的记录可以导出。找到要提交的那条记录，点击对应的</w:t>
+      </w:r>
+      <w:r>
+        <w:rPr>
+          <w:rFonts w:ascii="宋体" w:eastAsia="宋体" w:hAnsi="宋体"/>
+          <w:sz w:val="21"/>
+          <w:lang w:eastAsia="zh-CN"/>
+        </w:rPr>
+        <w:t>“</w:t>
+      </w:r>
+      <w:r>
+        <w:rPr>
+          <w:rFonts w:ascii="宋体" w:eastAsia="宋体" w:hAnsi="宋体"/>
+          <w:sz w:val="21"/>
+          <w:lang w:eastAsia="zh-CN"/>
+        </w:rPr>
+        <w:t>下载数据</w:t>
+      </w:r>
+      <w:r>
+        <w:rPr>
+          <w:rFonts w:ascii="宋体" w:eastAsia="宋体" w:hAnsi="宋体"/>
+          <w:sz w:val="21"/>
+          <w:lang w:eastAsia="zh-CN"/>
+        </w:rPr>
+        <w:t xml:space="preserve"> Excel”</w:t>
+      </w:r>
+      <w:r>
+        <w:rPr>
+          <w:rFonts w:ascii="宋体" w:eastAsia="宋体" w:hAnsi="宋体"/>
+          <w:sz w:val="21"/>
+          <w:lang w:eastAsia="zh-CN"/>
+        </w:rPr>
+        <w:t>按钮。</w:t>
       </w:r>
     </w:p>
     <w:p>
@@ -2140,17 +3630,33 @@
         <w:spacing w:after="80"/>
         <w:ind w:left="389" w:hanging="317"/>
         <w:rPr>
-          <w:rFonts w:ascii="宋体" w:eastAsia="宋体" w:hAnsi="宋体" w:hint="eastAsia"/>
-          <w:lang w:eastAsia="zh-CN"/>
-        </w:rPr>
-      </w:pPr>
-      <w:r>
-        <w:rPr>
-          <w:rFonts w:ascii="宋体" w:eastAsia="宋体" w:hAnsi="宋体"/>
-          <w:sz w:val="21"/>
-          <w:lang w:eastAsia="zh-CN"/>
-        </w:rPr>
-        <w:t xml:space="preserve">4. 下载完成后，在下载目录中找到 </w:t>
+          <w:rFonts w:ascii="宋体" w:eastAsia="宋体" w:hAnsi="宋体"/>
+          <w:lang w:eastAsia="zh-CN"/>
+        </w:rPr>
+      </w:pPr>
+      <w:r>
+        <w:rPr>
+          <w:rFonts w:ascii="宋体" w:eastAsia="宋体" w:hAnsi="宋体"/>
+          <w:sz w:val="21"/>
+          <w:lang w:eastAsia="zh-CN"/>
+        </w:rPr>
+        <w:t xml:space="preserve">4. </w:t>
+      </w:r>
+      <w:r>
+        <w:rPr>
+          <w:rFonts w:ascii="宋体" w:eastAsia="宋体" w:hAnsi="宋体"/>
+          <w:sz w:val="21"/>
+          <w:lang w:eastAsia="zh-CN"/>
+        </w:rPr>
+        <w:t>下载完成后，在下载目录中找到</w:t>
+      </w:r>
+      <w:r>
+        <w:rPr>
+          <w:rFonts w:ascii="宋体" w:eastAsia="宋体" w:hAnsi="宋体"/>
+          <w:sz w:val="21"/>
+          <w:lang w:eastAsia="zh-CN"/>
+        </w:rPr>
+        <w:t xml:space="preserve"> </w:t>
       </w:r>
       <w:r>
         <w:rPr>
@@ -2167,7 +3673,23 @@
           <w:sz w:val="21"/>
           <w:lang w:eastAsia="zh-CN"/>
         </w:rPr>
-        <w:t xml:space="preserve"> 文件。请按实验组织者提供的方式提交该文件。</w:t>
+        <w:t xml:space="preserve"> </w:t>
+      </w:r>
+      <w:r>
+        <w:rPr>
+          <w:rFonts w:ascii="宋体" w:eastAsia="宋体" w:hAnsi="宋体"/>
+          <w:sz w:val="21"/>
+          <w:lang w:eastAsia="zh-CN"/>
+        </w:rPr>
+        <w:t>文件。请按实验组织者提</w:t>
+      </w:r>
+      <w:r>
+        <w:rPr>
+          <w:rFonts w:ascii="宋体" w:eastAsia="宋体" w:hAnsi="宋体"/>
+          <w:sz w:val="21"/>
+          <w:lang w:eastAsia="zh-CN"/>
+        </w:rPr>
+        <w:t>供的方式提交该文件。</w:t>
       </w:r>
     </w:p>
     <w:p>
@@ -2175,17 +3697,89 @@
         <w:spacing w:after="80"/>
         <w:ind w:left="389" w:hanging="317"/>
         <w:rPr>
-          <w:rFonts w:ascii="宋体" w:eastAsia="宋体" w:hAnsi="宋体" w:hint="eastAsia"/>
-          <w:lang w:eastAsia="zh-CN"/>
-        </w:rPr>
-      </w:pPr>
-      <w:r>
-        <w:rPr>
-          <w:rFonts w:ascii="宋体" w:eastAsia="宋体" w:hAnsi="宋体"/>
-          <w:sz w:val="21"/>
-          <w:lang w:eastAsia="zh-CN"/>
-        </w:rPr>
-        <w:t>5. 进行中或未完成的记录会显示“未完成，不能导出”。完成记录后如需再次参与，可点击“从头开始一次新实验”；每次实验记录彼此独立，请导出并核对本次对应的记录。</w:t>
+          <w:rFonts w:ascii="宋体" w:eastAsia="宋体" w:hAnsi="宋体"/>
+          <w:lang w:eastAsia="zh-CN"/>
+        </w:rPr>
+      </w:pPr>
+      <w:r>
+        <w:rPr>
+          <w:rFonts w:ascii="宋体" w:eastAsia="宋体" w:hAnsi="宋体"/>
+          <w:sz w:val="21"/>
+          <w:lang w:eastAsia="zh-CN"/>
+        </w:rPr>
+        <w:t xml:space="preserve">5. </w:t>
+      </w:r>
+      <w:r>
+        <w:rPr>
+          <w:rFonts w:ascii="宋体" w:eastAsia="宋体" w:hAnsi="宋体"/>
+          <w:sz w:val="21"/>
+          <w:lang w:eastAsia="zh-CN"/>
+        </w:rPr>
+        <w:t>进行中或未完成的记录会显示</w:t>
+      </w:r>
+      <w:r>
+        <w:rPr>
+          <w:rFonts w:ascii="宋体" w:eastAsia="宋体" w:hAnsi="宋体"/>
+          <w:sz w:val="21"/>
+          <w:lang w:eastAsia="zh-CN"/>
+        </w:rPr>
+        <w:t>“</w:t>
+      </w:r>
+      <w:r>
+        <w:rPr>
+          <w:rFonts w:ascii="宋体" w:eastAsia="宋体" w:hAnsi="宋体"/>
+          <w:sz w:val="21"/>
+          <w:lang w:eastAsia="zh-CN"/>
+        </w:rPr>
+        <w:t>未完成，不能导出</w:t>
+      </w:r>
+      <w:r>
+        <w:rPr>
+          <w:rFonts w:ascii="宋体" w:eastAsia="宋体" w:hAnsi="宋体"/>
+          <w:sz w:val="21"/>
+          <w:lang w:eastAsia="zh-CN"/>
+        </w:rPr>
+        <w:t>”</w:t>
+      </w:r>
+      <w:r>
+        <w:rPr>
+          <w:rFonts w:ascii="宋体" w:eastAsia="宋体" w:hAnsi="宋体"/>
+          <w:sz w:val="21"/>
+          <w:lang w:eastAsia="zh-CN"/>
+        </w:rPr>
+        <w:t>。完成记录后如需再次参与，可点击</w:t>
+      </w:r>
+      <w:r>
+        <w:rPr>
+          <w:rFonts w:ascii="宋体" w:eastAsia="宋体" w:hAnsi="宋体"/>
+          <w:sz w:val="21"/>
+          <w:lang w:eastAsia="zh-CN"/>
+        </w:rPr>
+        <w:t>“</w:t>
+      </w:r>
+      <w:r>
+        <w:rPr>
+          <w:rFonts w:ascii="宋体" w:eastAsia="宋体" w:hAnsi="宋体"/>
+          <w:sz w:val="21"/>
+          <w:lang w:eastAsia="zh-CN"/>
+        </w:rPr>
+        <w:t>从头开始一次新实验</w:t>
+      </w:r>
+      <w:r>
+        <w:rPr>
+          <w:rFonts w:ascii="宋体" w:eastAsia="宋体" w:hAnsi="宋体"/>
+          <w:sz w:val="21"/>
+          <w:lang w:eastAsia="zh-CN"/>
+        </w:rPr>
+        <w:t>”</w:t>
+      </w:r>
+      <w:r>
+        <w:rPr>
+          <w:rFonts w:ascii="宋体" w:eastAsia="宋体" w:hAnsi="宋体"/>
+          <w:sz w:val="21"/>
+          <w:lang w:eastAsia="zh-CN"/>
+        </w:rPr>
+        <w:t>；每次实验记录彼此独立，请导出并核对本次对应的记录。</w:t>
       </w:r>
     </w:p>
     <w:p>
@@ -2194,16 +3788,44 @@
         <w:keepLines/>
         <w:spacing w:before="140" w:after="220"/>
         <w:rPr>
-          <w:rFonts w:ascii="宋体" w:eastAsia="宋体" w:hAnsi="宋体" w:hint="eastAsia"/>
-          <w:lang w:eastAsia="zh-CN"/>
-        </w:rPr>
-      </w:pPr>
-      <w:r>
-        <w:rPr>
-          <w:rFonts w:ascii="宋体" w:eastAsia="宋体" w:hAnsi="宋体"/>
-          <w:lang w:eastAsia="zh-CN"/>
-        </w:rPr>
-        <w:t>图 12　历史记录与 Excel 导出</w:t>
+          <w:rFonts w:ascii="宋体" w:eastAsia="宋体" w:hAnsi="宋体"/>
+          <w:lang w:eastAsia="zh-CN"/>
+        </w:rPr>
+      </w:pPr>
+      <w:r>
+        <w:rPr>
+          <w:rFonts w:ascii="宋体" w:eastAsia="宋体" w:hAnsi="宋体"/>
+          <w:lang w:eastAsia="zh-CN"/>
+        </w:rPr>
+        <w:t>图</w:t>
+      </w:r>
+      <w:r>
+        <w:rPr>
+          <w:rFonts w:ascii="宋体" w:eastAsia="宋体" w:hAnsi="宋体"/>
+          <w:lang w:eastAsia="zh-CN"/>
+        </w:rPr>
+        <w:t xml:space="preserve"> 12</w:t>
+      </w:r>
+      <w:r>
+        <w:rPr>
+          <w:rFonts w:ascii="宋体" w:eastAsia="宋体" w:hAnsi="宋体"/>
+          <w:lang w:eastAsia="zh-CN"/>
+        </w:rPr>
+        <w:t xml:space="preserve">　历史记录与</w:t>
+      </w:r>
+      <w:r>
+        <w:rPr>
+          <w:rFonts w:ascii="宋体" w:eastAsia="宋体" w:hAnsi="宋体"/>
+          <w:lang w:eastAsia="zh-CN"/>
+        </w:rPr>
+        <w:t xml:space="preserve"> Excel </w:t>
+      </w:r>
+      <w:r>
+        <w:rPr>
+          <w:rFonts w:ascii="宋体" w:eastAsia="宋体" w:hAnsi="宋体"/>
+          <w:lang w:eastAsia="zh-CN"/>
+        </w:rPr>
+        <w:t>导出</w:t>
       </w:r>
     </w:p>
     <w:p>
@@ -2212,7 +3834,7 @@
         <w:spacing w:after="180"/>
         <w:ind w:left="259"/>
         <w:rPr>
-          <w:rFonts w:ascii="宋体" w:eastAsia="宋体" w:hAnsi="宋体" w:hint="eastAsia"/>
+          <w:rFonts w:ascii="宋体" w:eastAsia="宋体" w:hAnsi="宋体"/>
           <w:lang w:eastAsia="zh-CN"/>
         </w:rPr>
       </w:pPr>
@@ -2280,7 +3902,7 @@
         <w:spacing w:after="80"/>
         <w:ind w:left="317" w:hanging="230"/>
         <w:rPr>
-          <w:rFonts w:ascii="宋体" w:eastAsia="宋体" w:hAnsi="宋体" w:hint="eastAsia"/>
+          <w:rFonts w:ascii="宋体" w:eastAsia="宋体" w:hAnsi="宋体"/>
           <w:lang w:eastAsia="zh-CN"/>
         </w:rPr>
       </w:pPr>
@@ -2307,7 +3929,55 @@
           <w:sz w:val="21"/>
           <w:lang w:eastAsia="zh-CN"/>
         </w:rPr>
-        <w:t>重新打开系统，用原来的姓名和手机号进入“查看历史记录”，找到已完成的记录后再下载 Excel。</w:t>
+        <w:t>重新打开系统，用原来的姓名和手机号进入</w:t>
+      </w:r>
+      <w:r>
+        <w:rPr>
+          <w:rFonts w:ascii="宋体" w:eastAsia="宋体" w:hAnsi="宋体"/>
+          <w:sz w:val="21"/>
+          <w:lang w:eastAsia="zh-CN"/>
+        </w:rPr>
+        <w:t>“</w:t>
+      </w:r>
+      <w:r>
+        <w:rPr>
+          <w:rFonts w:ascii="宋体" w:eastAsia="宋体" w:hAnsi="宋体"/>
+          <w:sz w:val="21"/>
+          <w:lang w:eastAsia="zh-CN"/>
+        </w:rPr>
+        <w:t>查看历史记录</w:t>
+      </w:r>
+      <w:r>
+        <w:rPr>
+          <w:rFonts w:ascii="宋体" w:eastAsia="宋体" w:hAnsi="宋体"/>
+          <w:sz w:val="21"/>
+          <w:lang w:eastAsia="zh-CN"/>
+        </w:rPr>
+        <w:t>”</w:t>
+      </w:r>
+      <w:r>
+        <w:rPr>
+          <w:rFonts w:ascii="宋体" w:eastAsia="宋体" w:hAnsi="宋体"/>
+          <w:sz w:val="21"/>
+          <w:lang w:eastAsia="zh-CN"/>
+        </w:rPr>
+        <w:t>，找到已完成的记录后再下载</w:t>
+      </w:r>
+      <w:r>
+        <w:rPr>
+          <w:rFonts w:ascii="宋体" w:eastAsia="宋体" w:hAnsi="宋体"/>
+          <w:sz w:val="21"/>
+          <w:lang w:eastAsia="zh-CN"/>
+        </w:rPr>
+        <w:t xml:space="preserve"> Excel</w:t>
+      </w:r>
+      <w:r>
+        <w:rPr>
+          <w:rFonts w:ascii="宋体" w:eastAsia="宋体" w:hAnsi="宋体"/>
+          <w:sz w:val="21"/>
+          <w:lang w:eastAsia="zh-CN"/>
+        </w:rPr>
+        <w:t>。</w:t>
       </w:r>
     </w:p>
     <w:p>
@@ -2315,7 +3985,7 @@
         <w:spacing w:after="80"/>
         <w:ind w:left="317" w:hanging="230"/>
         <w:rPr>
-          <w:rFonts w:ascii="宋体" w:eastAsia="宋体" w:hAnsi="宋体" w:hint="eastAsia"/>
+          <w:rFonts w:ascii="宋体" w:eastAsia="宋体" w:hAnsi="宋体"/>
           <w:lang w:eastAsia="zh-CN"/>
         </w:rPr>
       </w:pPr>
@@ -2350,7 +4020,7 @@
         <w:spacing w:after="80"/>
         <w:ind w:left="317" w:hanging="230"/>
         <w:rPr>
-          <w:rFonts w:ascii="宋体" w:eastAsia="宋体" w:hAnsi="宋体" w:hint="eastAsia"/>
+          <w:rFonts w:ascii="宋体" w:eastAsia="宋体" w:hAnsi="宋体"/>
           <w:lang w:eastAsia="zh-CN"/>
         </w:rPr>
       </w:pPr>
@@ -2369,15 +4039,43 @@
           <w:sz w:val="21"/>
           <w:lang w:eastAsia="zh-CN"/>
         </w:rPr>
-        <w:t>导出按钮不可用：</w:t>
-      </w:r>
-      <w:r>
-        <w:rPr>
-          <w:rFonts w:ascii="宋体" w:eastAsia="宋体" w:hAnsi="宋体"/>
-          <w:sz w:val="21"/>
-          <w:lang w:eastAsia="zh-CN"/>
-        </w:rPr>
-        <w:t>该记录尚未完整完成；继续完成剩余实验步骤后再导出。</w:t>
+        <w:t>导出按钮</w:t>
+      </w:r>
+      <w:proofErr w:type="gramStart"/>
+      <w:r>
+        <w:rPr>
+          <w:rFonts w:ascii="宋体" w:eastAsia="宋体" w:hAnsi="宋体"/>
+          <w:b/>
+          <w:sz w:val="21"/>
+          <w:lang w:eastAsia="zh-CN"/>
+        </w:rPr>
+        <w:t>不</w:t>
+      </w:r>
+      <w:proofErr w:type="gramEnd"/>
+      <w:r>
+        <w:rPr>
+          <w:rFonts w:ascii="宋体" w:eastAsia="宋体" w:hAnsi="宋体"/>
+          <w:b/>
+          <w:sz w:val="21"/>
+          <w:lang w:eastAsia="zh-CN"/>
+        </w:rPr>
+        <w:t>可用：</w:t>
+      </w:r>
+      <w:r>
+        <w:rPr>
+          <w:rFonts w:ascii="宋体" w:eastAsia="宋体" w:hAnsi="宋体"/>
+          <w:sz w:val="21"/>
+          <w:lang w:eastAsia="zh-CN"/>
+        </w:rPr>
+        <w:t>该记录尚未完整完成；继续完</w:t>
+      </w:r>
+      <w:r>
+        <w:rPr>
+          <w:rFonts w:ascii="宋体" w:eastAsia="宋体" w:hAnsi="宋体"/>
+          <w:sz w:val="21"/>
+          <w:lang w:eastAsia="zh-CN"/>
+        </w:rPr>
+        <w:t>成剩余实验步骤后再导出。</w:t>
       </w:r>
     </w:p>
     <w:p>
@@ -2385,7 +4083,7 @@
         <w:spacing w:after="80"/>
         <w:ind w:left="317" w:hanging="230"/>
         <w:rPr>
-          <w:rFonts w:ascii="宋体" w:eastAsia="宋体" w:hAnsi="宋体" w:hint="eastAsia"/>
+          <w:rFonts w:ascii="宋体" w:eastAsia="宋体" w:hAnsi="宋体"/>
           <w:lang w:eastAsia="zh-CN"/>
         </w:rPr>
       </w:pPr>
@@ -2456,7 +4154,7 @@
         <w:spacing w:after="80"/>
         <w:ind w:left="317" w:hanging="230"/>
         <w:rPr>
-          <w:rFonts w:ascii="宋体" w:eastAsia="宋体" w:hAnsi="宋体" w:hint="eastAsia"/>
+          <w:rFonts w:ascii="宋体" w:eastAsia="宋体" w:hAnsi="宋体"/>
           <w:lang w:eastAsia="zh-CN"/>
         </w:rPr>
       </w:pPr>
@@ -2475,16 +4173,30 @@
         <w:keepLines/>
         <w:spacing w:before="140" w:after="220"/>
         <w:rPr>
-          <w:rFonts w:ascii="宋体" w:eastAsia="宋体" w:hAnsi="宋体" w:hint="eastAsia"/>
-          <w:lang w:eastAsia="zh-CN"/>
-        </w:rPr>
-      </w:pPr>
-      <w:r>
-        <w:rPr>
-          <w:rFonts w:ascii="宋体" w:eastAsia="宋体" w:hAnsi="宋体"/>
-          <w:lang w:eastAsia="zh-CN"/>
-        </w:rPr>
-        <w:t>图 13　信息填写错误提示</w:t>
+          <w:rFonts w:ascii="宋体" w:eastAsia="宋体" w:hAnsi="宋体"/>
+          <w:lang w:eastAsia="zh-CN"/>
+        </w:rPr>
+      </w:pPr>
+      <w:r>
+        <w:rPr>
+          <w:rFonts w:ascii="宋体" w:eastAsia="宋体" w:hAnsi="宋体"/>
+          <w:lang w:eastAsia="zh-CN"/>
+        </w:rPr>
+        <w:t>图</w:t>
+      </w:r>
+      <w:r>
+        <w:rPr>
+          <w:rFonts w:ascii="宋体" w:eastAsia="宋体" w:hAnsi="宋体"/>
+          <w:lang w:eastAsia="zh-CN"/>
+        </w:rPr>
+        <w:t xml:space="preserve"> 13</w:t>
+      </w:r>
+      <w:r>
+        <w:rPr>
+          <w:rFonts w:ascii="宋体" w:eastAsia="宋体" w:hAnsi="宋体"/>
+          <w:lang w:eastAsia="zh-CN"/>
+        </w:rPr>
+        <w:t xml:space="preserve">　信息填写错误提示</w:t>
       </w:r>
     </w:p>
     <w:p>
@@ -2493,7 +4205,7 @@
         <w:spacing w:after="180"/>
         <w:ind w:left="259"/>
         <w:rPr>
-          <w:rFonts w:ascii="宋体" w:eastAsia="宋体" w:hAnsi="宋体" w:hint="eastAsia"/>
+          <w:rFonts w:ascii="宋体" w:eastAsia="宋体" w:hAnsi="宋体"/>
           <w:lang w:eastAsia="zh-CN"/>
         </w:rPr>
       </w:pPr>
@@ -2543,7 +4255,7 @@
     <w:p>
       <w:pPr>
         <w:rPr>
-          <w:rFonts w:ascii="宋体" w:eastAsia="宋体" w:hAnsi="宋体" w:hint="eastAsia"/>
+          <w:rFonts w:ascii="宋体" w:eastAsia="宋体" w:hAnsi="宋体"/>
           <w:lang w:eastAsia="zh-CN"/>
         </w:rPr>
       </w:pPr>
@@ -2567,14 +4279,11 @@
 </file>
 
 <file path=word/endnotes.xml><?xml version="1.0" encoding="utf-8"?>
-<w:endnotes xmlns:wpc="http://schemas.microsoft.com/office/word/2010/wordprocessingCanvas" xmlns:cx="http://schemas.microsoft.com/office/drawing/2014/chartex" xmlns:cx1="http://schemas.microsoft.com/office/drawing/2015/9/8/chartex" xmlns:cx2="http://schemas.microsoft.com/office/drawing/2015/10/21/chartex" xmlns:cx3="http://schemas.microsoft.com/office/drawing/2016/5/9/chartex" xmlns:cx4="http://schemas.microsoft.com/office/drawing/2016/5/10/chartex" xmlns:cx5="http://schemas.microsoft.com/office/drawing/2016/5/11/chartex" xmlns:cx6="http://schemas.microsoft.com/office/drawing/2016/5/12/chartex" xmlns:cx7="http://schemas.microsoft.com/office/drawing/2016/5/13/chartex" xmlns:cx8="http://schemas.microsoft.com/office/drawing/2016/5/14/chartex" xmlns:mc="http://schemas.openxmlformats.org/markup-compatibility/2006" xmlns:aink="http://schemas.microsoft.com/office/drawing/2016/ink" xmlns:am3d="http://schemas.microsoft.com/office/drawing/2017/model3d" xmlns:o="urn:schemas-microsoft-com:office:office" xmlns:oel="http://schemas.microsoft.com/office/2019/extlst" xmlns:r="http://schemas.openxmlformats.org/officeDocument/2006/relationships" xmlns:m="http://schemas.openxmlformats.org/officeDocument/2006/math" xmlns:v="urn:schemas-microsoft-com:vml" xmlns:wp14="http://schemas.microsoft.com/office/word/2010/wordprocessingDrawing" xmlns:wp="http://schemas.openxmlformats.org/drawingml/2006/wordprocessingDrawing" xmlns:w10="urn:schemas-microsoft-com:office:word" xmlns:w="http://schemas.openxmlformats.org/wordprocessingml/2006/main" xmlns:w14="http://schemas.microsoft.com/office/word/2010/wordml" xmlns:w15="http://schemas.microsoft.com/office/word/2012/wordml" xmlns:w16cex="http://schemas.microsoft.com/office/word/2018/wordml/cex" xmlns:w16cid="http://schemas.microsoft.com/office/word/2016/wordml/cid" xmlns:w16="http://schemas.microsoft.com/office/word/2018/wordml" xmlns:w16du="http://schemas.microsoft.com/office/word/2023/wordml/word16du" xmlns:w16sdtdh="http://schemas.microsoft.com/office/word/2020/wordml/sdtdatahash" xmlns:w16sdtfl="http://schemas.microsoft.com/office/word/2024/wordml/sdtformatlock" xmlns:w16se="http://schemas.microsoft.com/office/word/2015/wordml/symex" xmlns:wpg="http://schemas.microsoft.com/office/word/2010/wordprocessingGroup" xmlns:wpi="http://schemas.microsoft.com/office/word/2010/wordprocessingInk" xmlns:wne="http://schemas.microsoft.com/office/word/2006/wordml" xmlns:wps="http://schemas.microsoft.com/office/word/2010/wordprocessingShape" mc:Ignorable="w14 w15 w16se w16cid w16 w16cex w16sdtdh w16sdtfl w16du wp14">
+<w:endnotes xmlns:wpc="http://schemas.microsoft.com/office/word/2010/wordprocessingCanvas" xmlns:cx="http://schemas.microsoft.com/office/drawing/2014/chartex" xmlns:cx1="http://schemas.microsoft.com/office/drawing/2015/9/8/chartex" xmlns:cx2="http://schemas.microsoft.com/office/drawing/2015/10/21/chartex" xmlns:cx3="http://schemas.microsoft.com/office/drawing/2016/5/9/chartex" xmlns:cx4="http://schemas.microsoft.com/office/drawing/2016/5/10/chartex" xmlns:cx5="http://schemas.microsoft.com/office/drawing/2016/5/11/chartex" xmlns:cx6="http://schemas.microsoft.com/office/drawing/2016/5/12/chartex" xmlns:cx7="http://schemas.microsoft.com/office/drawing/2016/5/13/chartex" xmlns:cx8="http://schemas.microsoft.com/office/drawing/2016/5/14/chartex" xmlns:mc="http://schemas.openxmlformats.org/markup-compatibility/2006" xmlns:aink="http://schemas.microsoft.com/office/drawing/2016/ink" xmlns:am3d="http://schemas.microsoft.com/office/drawing/2017/model3d" xmlns:o="urn:schemas-microsoft-com:office:office" xmlns:r="http://schemas.openxmlformats.org/officeDocument/2006/relationships" xmlns:m="http://schemas.openxmlformats.org/officeDocument/2006/math" xmlns:v="urn:schemas-microsoft-com:vml" xmlns:wp14="http://schemas.microsoft.com/office/word/2010/wordprocessingDrawing" xmlns:wp="http://schemas.openxmlformats.org/drawingml/2006/wordprocessingDrawing" xmlns:w10="urn:schemas-microsoft-com:office:word" xmlns:w="http://schemas.openxmlformats.org/wordprocessingml/2006/main" xmlns:w14="http://schemas.microsoft.com/office/word/2010/wordml" xmlns:w15="http://schemas.microsoft.com/office/word/2012/wordml" xmlns:w16cex="http://schemas.microsoft.com/office/word/2018/wordml/cex" xmlns:w16cid="http://schemas.microsoft.com/office/word/2016/wordml/cid" xmlns:w16="http://schemas.microsoft.com/office/word/2018/wordml" xmlns:w16sdtdh="http://schemas.microsoft.com/office/word/2020/wordml/sdtdatahash" xmlns:w16se="http://schemas.microsoft.com/office/word/2015/wordml/symex" xmlns:wpg="http://schemas.microsoft.com/office/word/2010/wordprocessingGroup" xmlns:wpi="http://schemas.microsoft.com/office/word/2010/wordprocessingInk" xmlns:wne="http://schemas.microsoft.com/office/word/2006/wordml" xmlns:wps="http://schemas.microsoft.com/office/word/2010/wordprocessingShape" mc:Ignorable="w14 w15 w16se w16cid w16 w16cex w16sdtdh wp14">
   <w:endnote w:type="separator" w:id="-1">
     <w:p>
       <w:pPr>
         <w:spacing w:after="0" w:line="240" w:lineRule="auto"/>
-        <w:rPr>
-          <w:rFonts w:hint="eastAsia"/>
-        </w:rPr>
       </w:pPr>
       <w:r>
         <w:separator/>
@@ -2585,9 +4294,6 @@
     <w:p>
       <w:pPr>
         <w:spacing w:after="0" w:line="240" w:lineRule="auto"/>
-        <w:rPr>
-          <w:rFonts w:hint="eastAsia"/>
-        </w:rPr>
       </w:pPr>
       <w:r>
         <w:continuationSeparator/>
@@ -2598,13 +4304,12 @@
 </file>
 
 <file path=word/footer1.xml><?xml version="1.0" encoding="utf-8"?>
-<w:ftr xmlns:wpc="http://schemas.microsoft.com/office/word/2010/wordprocessingCanvas" xmlns:cx="http://schemas.microsoft.com/office/drawing/2014/chartex" xmlns:cx1="http://schemas.microsoft.com/office/drawing/2015/9/8/chartex" xmlns:cx2="http://schemas.microsoft.com/office/drawing/2015/10/21/chartex" xmlns:cx3="http://schemas.microsoft.com/office/drawing/2016/5/9/chartex" xmlns:cx4="http://schemas.microsoft.com/office/drawing/2016/5/10/chartex" xmlns:cx5="http://schemas.microsoft.com/office/drawing/2016/5/11/chartex" xmlns:cx6="http://schemas.microsoft.com/office/drawing/2016/5/12/chartex" xmlns:cx7="http://schemas.microsoft.com/office/drawing/2016/5/13/chartex" xmlns:cx8="http://schemas.microsoft.com/office/drawing/2016/5/14/chartex" xmlns:mc="http://schemas.openxmlformats.org/markup-compatibility/2006" xmlns:aink="http://schemas.microsoft.com/office/drawing/2016/ink" xmlns:am3d="http://schemas.microsoft.com/office/drawing/2017/model3d" xmlns:o="urn:schemas-microsoft-com:office:office" xmlns:oel="http://schemas.microsoft.com/office/2019/extlst" xmlns:r="http://schemas.openxmlformats.org/officeDocument/2006/relationships" xmlns:m="http://schemas.openxmlformats.org/officeDocument/2006/math" xmlns:v="urn:schemas-microsoft-com:vml" xmlns:wp14="http://schemas.microsoft.com/office/word/2010/wordprocessingDrawing" xmlns:wp="http://schemas.openxmlformats.org/drawingml/2006/wordprocessingDrawing" xmlns:w10="urn:schemas-microsoft-com:office:word" xmlns:w="http://schemas.openxmlformats.org/wordprocessingml/2006/main" xmlns:w14="http://schemas.microsoft.com/office/word/2010/wordml" xmlns:w15="http://schemas.microsoft.com/office/word/2012/wordml" xmlns:w16cex="http://schemas.microsoft.com/office/word/2018/wordml/cex" xmlns:w16cid="http://schemas.microsoft.com/office/word/2016/wordml/cid" xmlns:w16="http://schemas.microsoft.com/office/word/2018/wordml" xmlns:w16du="http://schemas.microsoft.com/office/word/2023/wordml/word16du" xmlns:w16sdtdh="http://schemas.microsoft.com/office/word/2020/wordml/sdtdatahash" xmlns:w16sdtfl="http://schemas.microsoft.com/office/word/2024/wordml/sdtformatlock" xmlns:w16se="http://schemas.microsoft.com/office/word/2015/wordml/symex" xmlns:wpg="http://schemas.microsoft.com/office/word/2010/wordprocessingGroup" xmlns:wpi="http://schemas.microsoft.com/office/word/2010/wordprocessingInk" xmlns:wne="http://schemas.microsoft.com/office/word/2006/wordml" xmlns:wps="http://schemas.microsoft.com/office/word/2010/wordprocessingShape" mc:Ignorable="w14 w15 w16se w16cid w16 w16cex w16sdtdh w16sdtfl w16du wp14">
+<w:ftr xmlns:wpc="http://schemas.microsoft.com/office/word/2010/wordprocessingCanvas" xmlns:cx="http://schemas.microsoft.com/office/drawing/2014/chartex" xmlns:cx1="http://schemas.microsoft.com/office/drawing/2015/9/8/chartex" xmlns:cx2="http://schemas.microsoft.com/office/drawing/2015/10/21/chartex" xmlns:cx3="http://schemas.microsoft.com/office/drawing/2016/5/9/chartex" xmlns:cx4="http://schemas.microsoft.com/office/drawing/2016/5/10/chartex" xmlns:cx5="http://schemas.microsoft.com/office/drawing/2016/5/11/chartex" xmlns:cx6="http://schemas.microsoft.com/office/drawing/2016/5/12/chartex" xmlns:cx7="http://schemas.microsoft.com/office/drawing/2016/5/13/chartex" xmlns:cx8="http://schemas.microsoft.com/office/drawing/2016/5/14/chartex" xmlns:mc="http://schemas.openxmlformats.org/markup-compatibility/2006" xmlns:aink="http://schemas.microsoft.com/office/drawing/2016/ink" xmlns:am3d="http://schemas.microsoft.com/office/drawing/2017/model3d" xmlns:o="urn:schemas-microsoft-com:office:office" xmlns:r="http://schemas.openxmlformats.org/officeDocument/2006/relationships" xmlns:m="http://schemas.openxmlformats.org/officeDocument/2006/math" xmlns:v="urn:schemas-microsoft-com:vml" xmlns:wp14="http://schemas.microsoft.com/office/word/2010/wordprocessingDrawing" xmlns:wp="http://schemas.openxmlformats.org/drawingml/2006/wordprocessingDrawing" xmlns:w10="urn:schemas-microsoft-com:office:word" xmlns:w="http://schemas.openxmlformats.org/wordprocessingml/2006/main" xmlns:w14="http://schemas.microsoft.com/office/word/2010/wordml" xmlns:w15="http://schemas.microsoft.com/office/word/2012/wordml" xmlns:w16cex="http://schemas.microsoft.com/office/word/2018/wordml/cex" xmlns:w16cid="http://schemas.microsoft.com/office/word/2016/wordml/cid" xmlns:w16="http://schemas.microsoft.com/office/word/2018/wordml" xmlns:w16sdtdh="http://schemas.microsoft.com/office/word/2020/wordml/sdtdatahash" xmlns:w16se="http://schemas.microsoft.com/office/word/2015/wordml/symex" xmlns:wpg="http://schemas.microsoft.com/office/word/2010/wordprocessingGroup" xmlns:wpi="http://schemas.microsoft.com/office/word/2010/wordprocessingInk" xmlns:wne="http://schemas.microsoft.com/office/word/2006/wordml" xmlns:wps="http://schemas.microsoft.com/office/word/2010/wordprocessingShape" mc:Ignorable="w14 w15 w16se w16cid w16 w16cex w16sdtdh wp14">
   <w:p>
     <w:pPr>
       <w:pStyle w:val="a7"/>
       <w:jc w:val="center"/>
       <w:rPr>
-        <w:rFonts w:hint="eastAsia"/>
         <w:lang w:eastAsia="zh-CN"/>
       </w:rPr>
     </w:pPr>
@@ -2614,7 +4319,15 @@
         <w:sz w:val="16"/>
         <w:lang w:eastAsia="zh-CN"/>
       </w:rPr>
-      <w:t xml:space="preserve">参与者实验系统使用手册  ·  </w:t>
+      <w:t>参与者实验系统使用手册</w:t>
+    </w:r>
+    <w:r>
+      <w:rPr>
+        <w:color w:val="7A806F"/>
+        <w:sz w:val="16"/>
+        <w:lang w:eastAsia="zh-CN"/>
+      </w:rPr>
+      <w:t xml:space="preserve">  ·  </w:t>
     </w:r>
     <w:r>
       <w:fldChar w:fldCharType="begin"/>
@@ -2644,14 +4357,11 @@
 </file>
 
 <file path=word/footnotes.xml><?xml version="1.0" encoding="utf-8"?>
-<w:footnotes xmlns:wpc="http://schemas.microsoft.com/office/word/2010/wordprocessingCanvas" xmlns:cx="http://schemas.microsoft.com/office/drawing/2014/chartex" xmlns:cx1="http://schemas.microsoft.com/office/drawing/2015/9/8/chartex" xmlns:cx2="http://schemas.microsoft.com/office/drawing/2015/10/21/chartex" xmlns:cx3="http://schemas.microsoft.com/office/drawing/2016/5/9/chartex" xmlns:cx4="http://schemas.microsoft.com/office/drawing/2016/5/10/chartex" xmlns:cx5="http://schemas.microsoft.com/office/drawing/2016/5/11/chartex" xmlns:cx6="http://schemas.microsoft.com/office/drawing/2016/5/12/chartex" xmlns:cx7="http://schemas.microsoft.com/office/drawing/2016/5/13/chartex" xmlns:cx8="http://schemas.microsoft.com/office/drawing/2016/5/14/chartex" xmlns:mc="http://schemas.openxmlformats.org/markup-compatibility/2006" xmlns:aink="http://schemas.microsoft.com/office/drawing/2016/ink" xmlns:am3d="http://schemas.microsoft.com/office/drawing/2017/model3d" xmlns:o="urn:schemas-microsoft-com:office:office" xmlns:oel="http://schemas.microsoft.com/office/2019/extlst" xmlns:r="http://schemas.openxmlformats.org/officeDocument/2006/relationships" xmlns:m="http://schemas.openxmlformats.org/officeDocument/2006/math" xmlns:v="urn:schemas-microsoft-com:vml" xmlns:wp14="http://schemas.microsoft.com/office/word/2010/wordprocessingDrawing" xmlns:wp="http://schemas.openxmlformats.org/drawingml/2006/wordprocessingDrawing" xmlns:w10="urn:schemas-microsoft-com:office:word" xmlns:w="http://schemas.openxmlformats.org/wordprocessingml/2006/main" xmlns:w14="http://schemas.microsoft.com/office/word/2010/wordml" xmlns:w15="http://schemas.microsoft.com/office/word/2012/wordml" xmlns:w16cex="http://schemas.microsoft.com/office/word/2018/wordml/cex" xmlns:w16cid="http://schemas.microsoft.com/office/word/2016/wordml/cid" xmlns:w16="http://schemas.microsoft.com/office/word/2018/wordml" xmlns:w16du="http://schemas.microsoft.com/office/word/2023/wordml/word16du" xmlns:w16sdtdh="http://schemas.microsoft.com/office/word/2020/wordml/sdtdatahash" xmlns:w16sdtfl="http://schemas.microsoft.com/office/word/2024/wordml/sdtformatlock" xmlns:w16se="http://schemas.microsoft.com/office/word/2015/wordml/symex" xmlns:wpg="http://schemas.microsoft.com/office/word/2010/wordprocessingGroup" xmlns:wpi="http://schemas.microsoft.com/office/word/2010/wordprocessingInk" xmlns:wne="http://schemas.microsoft.com/office/word/2006/wordml" xmlns:wps="http://schemas.microsoft.com/office/word/2010/wordprocessingShape" mc:Ignorable="w14 w15 w16se w16cid w16 w16cex w16sdtdh w16sdtfl w16du wp14">
+<w:footnotes xmlns:wpc="http://schemas.microsoft.com/office/word/2010/wordprocessingCanvas" xmlns:cx="http://schemas.microsoft.com/office/drawing/2014/chartex" xmlns:cx1="http://schemas.microsoft.com/office/drawing/2015/9/8/chartex" xmlns:cx2="http://schemas.microsoft.com/office/drawing/2015/10/21/chartex" xmlns:cx3="http://schemas.microsoft.com/office/drawing/2016/5/9/chartex" xmlns:cx4="http://schemas.microsoft.com/office/drawing/2016/5/10/chartex" xmlns:cx5="http://schemas.microsoft.com/office/drawing/2016/5/11/chartex" xmlns:cx6="http://schemas.microsoft.com/office/drawing/2016/5/12/chartex" xmlns:cx7="http://schemas.microsoft.com/office/drawing/2016/5/13/chartex" xmlns:cx8="http://schemas.microsoft.com/office/drawing/2016/5/14/chartex" xmlns:mc="http://schemas.openxmlformats.org/markup-compatibility/2006" xmlns:aink="http://schemas.microsoft.com/office/drawing/2016/ink" xmlns:am3d="http://schemas.microsoft.com/office/drawing/2017/model3d" xmlns:o="urn:schemas-microsoft-com:office:office" xmlns:r="http://schemas.openxmlformats.org/officeDocument/2006/relationships" xmlns:m="http://schemas.openxmlformats.org/officeDocument/2006/math" xmlns:v="urn:schemas-microsoft-com:vml" xmlns:wp14="http://schemas.microsoft.com/office/word/2010/wordprocessingDrawing" xmlns:wp="http://schemas.openxmlformats.org/drawingml/2006/wordprocessingDrawing" xmlns:w10="urn:schemas-microsoft-com:office:word" xmlns:w="http://schemas.openxmlformats.org/wordprocessingml/2006/main" xmlns:w14="http://schemas.microsoft.com/office/word/2010/wordml" xmlns:w15="http://schemas.microsoft.com/office/word/2012/wordml" xmlns:w16cex="http://schemas.microsoft.com/office/word/2018/wordml/cex" xmlns:w16cid="http://schemas.microsoft.com/office/word/2016/wordml/cid" xmlns:w16="http://schemas.microsoft.com/office/word/2018/wordml" xmlns:w16sdtdh="http://schemas.microsoft.com/office/word/2020/wordml/sdtdatahash" xmlns:w16se="http://schemas.microsoft.com/office/word/2015/wordml/symex" xmlns:wpg="http://schemas.microsoft.com/office/word/2010/wordprocessingGroup" xmlns:wpi="http://schemas.microsoft.com/office/word/2010/wordprocessingInk" xmlns:wne="http://schemas.microsoft.com/office/word/2006/wordml" xmlns:wps="http://schemas.microsoft.com/office/word/2010/wordprocessingShape" mc:Ignorable="w14 w15 w16se w16cid w16 w16cex w16sdtdh wp14">
   <w:footnote w:type="separator" w:id="-1">
     <w:p>
       <w:pPr>
         <w:spacing w:after="0" w:line="240" w:lineRule="auto"/>
-        <w:rPr>
-          <w:rFonts w:hint="eastAsia"/>
-        </w:rPr>
       </w:pPr>
       <w:r>
         <w:separator/>
@@ -2662,9 +4372,6 @@
     <w:p>
       <w:pPr>
         <w:spacing w:after="0" w:line="240" w:lineRule="auto"/>
-        <w:rPr>
-          <w:rFonts w:hint="eastAsia"/>
-        </w:rPr>
       </w:pPr>
       <w:r>
         <w:continuationSeparator/>
@@ -2675,7 +4382,7 @@
 </file>
 
 <file path=word/numbering.xml><?xml version="1.0" encoding="utf-8"?>
-<w:numbering xmlns:wpc="http://schemas.microsoft.com/office/word/2010/wordprocessingCanvas" xmlns:cx="http://schemas.microsoft.com/office/drawing/2014/chartex" xmlns:cx1="http://schemas.microsoft.com/office/drawing/2015/9/8/chartex" xmlns:cx2="http://schemas.microsoft.com/office/drawing/2015/10/21/chartex" xmlns:cx3="http://schemas.microsoft.com/office/drawing/2016/5/9/chartex" xmlns:cx4="http://schemas.microsoft.com/office/drawing/2016/5/10/chartex" xmlns:cx5="http://schemas.microsoft.com/office/drawing/2016/5/11/chartex" xmlns:cx6="http://schemas.microsoft.com/office/drawing/2016/5/12/chartex" xmlns:cx7="http://schemas.microsoft.com/office/drawing/2016/5/13/chartex" xmlns:cx8="http://schemas.microsoft.com/office/drawing/2016/5/14/chartex" xmlns:mc="http://schemas.openxmlformats.org/markup-compatibility/2006" xmlns:aink="http://schemas.microsoft.com/office/drawing/2016/ink" xmlns:am3d="http://schemas.microsoft.com/office/drawing/2017/model3d" xmlns:o="urn:schemas-microsoft-com:office:office" xmlns:oel="http://schemas.microsoft.com/office/2019/extlst" xmlns:r="http://schemas.openxmlformats.org/officeDocument/2006/relationships" xmlns:m="http://schemas.openxmlformats.org/officeDocument/2006/math" xmlns:v="urn:schemas-microsoft-com:vml" xmlns:wp14="http://schemas.microsoft.com/office/word/2010/wordprocessingDrawing" xmlns:wp="http://schemas.openxmlformats.org/drawingml/2006/wordprocessingDrawing" xmlns:w10="urn:schemas-microsoft-com:office:word" xmlns:w="http://schemas.openxmlformats.org/wordprocessingml/2006/main" xmlns:w14="http://schemas.microsoft.com/office/word/2010/wordml" xmlns:w15="http://schemas.microsoft.com/office/word/2012/wordml" xmlns:w16cex="http://schemas.microsoft.com/office/word/2018/wordml/cex" xmlns:w16cid="http://schemas.microsoft.com/office/word/2016/wordml/cid" xmlns:w16="http://schemas.microsoft.com/office/word/2018/wordml" xmlns:w16du="http://schemas.microsoft.com/office/word/2023/wordml/word16du" xmlns:w16sdtdh="http://schemas.microsoft.com/office/word/2020/wordml/sdtdatahash" xmlns:w16sdtfl="http://schemas.microsoft.com/office/word/2024/wordml/sdtformatlock" xmlns:w16se="http://schemas.microsoft.com/office/word/2015/wordml/symex" xmlns:wpg="http://schemas.microsoft.com/office/word/2010/wordprocessingGroup" xmlns:wpi="http://schemas.microsoft.com/office/word/2010/wordprocessingInk" xmlns:wne="http://schemas.microsoft.com/office/word/2006/wordml" xmlns:wps="http://schemas.microsoft.com/office/word/2010/wordprocessingShape" mc:Ignorable="w14 w15 w16se w16cid w16 w16cex w16sdtdh w16sdtfl w16du wp14">
+<w:numbering xmlns:wpc="http://schemas.microsoft.com/office/word/2010/wordprocessingCanvas" xmlns:cx="http://schemas.microsoft.com/office/drawing/2014/chartex" xmlns:cx1="http://schemas.microsoft.com/office/drawing/2015/9/8/chartex" xmlns:cx2="http://schemas.microsoft.com/office/drawing/2015/10/21/chartex" xmlns:cx3="http://schemas.microsoft.com/office/drawing/2016/5/9/chartex" xmlns:cx4="http://schemas.microsoft.com/office/drawing/2016/5/10/chartex" xmlns:cx5="http://schemas.microsoft.com/office/drawing/2016/5/11/chartex" xmlns:cx6="http://schemas.microsoft.com/office/drawing/2016/5/12/chartex" xmlns:cx7="http://schemas.microsoft.com/office/drawing/2016/5/13/chartex" xmlns:cx8="http://schemas.microsoft.com/office/drawing/2016/5/14/chartex" xmlns:mc="http://schemas.openxmlformats.org/markup-compatibility/2006" xmlns:aink="http://schemas.microsoft.com/office/drawing/2016/ink" xmlns:am3d="http://schemas.microsoft.com/office/drawing/2017/model3d" xmlns:o="urn:schemas-microsoft-com:office:office" xmlns:r="http://schemas.openxmlformats.org/officeDocument/2006/relationships" xmlns:m="http://schemas.openxmlformats.org/officeDocument/2006/math" xmlns:v="urn:schemas-microsoft-com:vml" xmlns:wp14="http://schemas.microsoft.com/office/word/2010/wordprocessingDrawing" xmlns:wp="http://schemas.openxmlformats.org/drawingml/2006/wordprocessingDrawing" xmlns:w10="urn:schemas-microsoft-com:office:word" xmlns:w="http://schemas.openxmlformats.org/wordprocessingml/2006/main" xmlns:w14="http://schemas.microsoft.com/office/word/2010/wordml" xmlns:w15="http://schemas.microsoft.com/office/word/2012/wordml" xmlns:w16cex="http://schemas.microsoft.com/office/word/2018/wordml/cex" xmlns:w16cid="http://schemas.microsoft.com/office/word/2016/wordml/cid" xmlns:w16="http://schemas.microsoft.com/office/word/2018/wordml" xmlns:w16sdtdh="http://schemas.microsoft.com/office/word/2020/wordml/sdtdatahash" xmlns:w16se="http://schemas.microsoft.com/office/word/2015/wordml/symex" xmlns:wpg="http://schemas.microsoft.com/office/word/2010/wordprocessingGroup" xmlns:wpi="http://schemas.microsoft.com/office/word/2010/wordprocessingInk" xmlns:wne="http://schemas.microsoft.com/office/word/2006/wordml" xmlns:wps="http://schemas.microsoft.com/office/word/2010/wordprocessingShape" mc:Ignorable="w14 w15 w16se w16cid w16 w16cex w16sdtdh wp14">
   <w:abstractNum w:abstractNumId="0" w15:restartNumberingAfterBreak="0">
     <w:nsid w:val="FFFFFF7C"/>
     <w:multiLevelType w:val="singleLevel"/>
@@ -2847,38 +4554,38 @@
       </w:rPr>
     </w:lvl>
   </w:abstractNum>
-  <w:num w:numId="1" w16cid:durableId="2069108588">
+  <w:num w:numId="1">
     <w:abstractNumId w:val="8"/>
   </w:num>
-  <w:num w:numId="2" w16cid:durableId="998382603">
+  <w:num w:numId="2">
     <w:abstractNumId w:val="6"/>
   </w:num>
-  <w:num w:numId="3" w16cid:durableId="807669883">
+  <w:num w:numId="3">
     <w:abstractNumId w:val="5"/>
   </w:num>
-  <w:num w:numId="4" w16cid:durableId="460418688">
+  <w:num w:numId="4">
     <w:abstractNumId w:val="4"/>
   </w:num>
-  <w:num w:numId="5" w16cid:durableId="537858103">
+  <w:num w:numId="5">
     <w:abstractNumId w:val="7"/>
   </w:num>
-  <w:num w:numId="6" w16cid:durableId="1100219628">
+  <w:num w:numId="6">
     <w:abstractNumId w:val="3"/>
   </w:num>
-  <w:num w:numId="7" w16cid:durableId="536046497">
+  <w:num w:numId="7">
     <w:abstractNumId w:val="2"/>
   </w:num>
-  <w:num w:numId="8" w16cid:durableId="261685347">
+  <w:num w:numId="8">
     <w:abstractNumId w:val="1"/>
   </w:num>
-  <w:num w:numId="9" w16cid:durableId="859050186">
+  <w:num w:numId="9">
     <w:abstractNumId w:val="0"/>
   </w:num>
 </w:numbering>
 </file>
 
 <file path=word/styles.xml><?xml version="1.0" encoding="utf-8"?>
-<w:styles xmlns:mc="http://schemas.openxmlformats.org/markup-compatibility/2006" xmlns:r="http://schemas.openxmlformats.org/officeDocument/2006/relationships" xmlns:w="http://schemas.openxmlformats.org/wordprocessingml/2006/main" xmlns:w14="http://schemas.microsoft.com/office/word/2010/wordml" xmlns:w15="http://schemas.microsoft.com/office/word/2012/wordml" xmlns:w16cex="http://schemas.microsoft.com/office/word/2018/wordml/cex" xmlns:w16cid="http://schemas.microsoft.com/office/word/2016/wordml/cid" xmlns:w16="http://schemas.microsoft.com/office/word/2018/wordml" xmlns:w16du="http://schemas.microsoft.com/office/word/2023/wordml/word16du" xmlns:w16sdtdh="http://schemas.microsoft.com/office/word/2020/wordml/sdtdatahash" xmlns:w16sdtfl="http://schemas.microsoft.com/office/word/2024/wordml/sdtformatlock" xmlns:w16se="http://schemas.microsoft.com/office/word/2015/wordml/symex" mc:Ignorable="w14 w15 w16se w16cid w16 w16cex w16sdtdh w16sdtfl w16du">
+<w:styles xmlns:mc="http://schemas.openxmlformats.org/markup-compatibility/2006" xmlns:r="http://schemas.openxmlformats.org/officeDocument/2006/relationships" xmlns:w="http://schemas.openxmlformats.org/wordprocessingml/2006/main" xmlns:w14="http://schemas.microsoft.com/office/word/2010/wordml" xmlns:w15="http://schemas.microsoft.com/office/word/2012/wordml" xmlns:w16cex="http://schemas.microsoft.com/office/word/2018/wordml/cex" xmlns:w16cid="http://schemas.microsoft.com/office/word/2016/wordml/cid" xmlns:w16="http://schemas.microsoft.com/office/word/2018/wordml" xmlns:w16sdtdh="http://schemas.microsoft.com/office/word/2020/wordml/sdtdatahash" xmlns:w16se="http://schemas.microsoft.com/office/word/2015/wordml/symex" mc:Ignorable="w14 w15 w16se w16cid w16 w16cex w16sdtdh">
   <w:docDefaults>
     <w:rPrDefault>
       <w:rPr>
@@ -4049,7 +5756,6 @@
     <w:basedOn w:val="a1"/>
     <w:next w:val="a1"/>
     <w:uiPriority w:val="35"/>
-    <w:semiHidden/>
     <w:unhideWhenUsed/>
     <w:qFormat/>
     <w:rsid w:val="00FC693F"/>
@@ -14255,6 +15961,23 @@
         <w:shd w:val="clear" w:color="auto" w:fill="FBCAA2" w:themeFill="accent6" w:themeFillTint="7F"/>
       </w:tcPr>
     </w:tblStylePr>
+  </w:style>
+  <w:style w:type="paragraph" w:styleId="aff9">
+    <w:name w:val="Normal (Web)"/>
+    <w:basedOn w:val="a1"/>
+    <w:uiPriority w:val="99"/>
+    <w:unhideWhenUsed/>
+    <w:rsid w:val="009F7A94"/>
+    <w:pPr>
+      <w:spacing w:before="100" w:beforeAutospacing="1" w:after="100" w:afterAutospacing="1" w:line="240" w:lineRule="auto"/>
+    </w:pPr>
+    <w:rPr>
+      <w:rFonts w:ascii="宋体" w:eastAsia="宋体" w:hAnsi="宋体" w:cs="宋体"/>
+      <w:color w:val="auto"/>
+      <w:sz w:val="24"/>
+      <w:szCs w:val="24"/>
+      <w:lang w:eastAsia="zh-CN"/>
+    </w:rPr>
   </w:style>
 </w:styles>
 </file>
